--- a/livrables/Dossier_Projet_CongesFlow.docx
+++ b/livrables/Dossier_Projet_CongesFlow.docx
@@ -4571,6 +4571,982 @@
         <w:t xml:space="preserve">Le suivi des tâches a été assuré par un tableau Kanban (colonnes À faire / En cours / En revue / Terminé). Le versionnement du code a suivi une stratégie de branches (voir chapitre 3) et chaque incrément a été validé par l'exécution automatique des tests via l'intégration continue.</w:t>
       </w:r>
     </w:p>
+    <w:p>
+      <w:pPr>
+        <w:pStyle w:val="Heading3"/>
+      </w:pPr>
+      <w:r>
+        <w:t xml:space="preserve">2.1.4 Adaptation de la méthode agile à un projet individuel</w:t>
+      </w:r>
+    </w:p>
+    <w:p>
+      <w:pPr>
+        <w:spacing w:after="120"/>
+      </w:pPr>
+      <w:r>
+        <w:t xml:space="preserve">Le projet ayant été mené seul, la méthode agile a été adaptée : il s'agit d'une approche « Scrumban » (un Scrum allégé, piloté au quotidien par un tableau Kanban). J'ai endossé l'ensemble des rôles et remplacé les cérémonies collectives par des équivalents adaptés au travail individuel. Assumer cette adaptation fait partie de la démarche : elle démontre la compréhension des principes agiles autant que leur mise en œuvre.</w:t>
+      </w:r>
+    </w:p>
+    <w:p>
+      <w:pPr>
+        <w:spacing w:after="120"/>
+        <w:rPr>
+          <w:b/>
+          <w:bCs/>
+        </w:rPr>
+      </w:pPr>
+      <w:r>
+        <w:rPr>
+          <w:b/>
+          <w:bCs/>
+        </w:rPr>
+        <w:t xml:space="preserve">Rôles endossés :</w:t>
+      </w:r>
+    </w:p>
+    <w:tbl>
+      <w:tblPr>
+        <w:tblW w:type="dxa" w:w="9026"/>
+        <w:tblBorders>
+          <w:top w:val="single" w:color="auto" w:sz="4"/>
+          <w:left w:val="single" w:color="auto" w:sz="4"/>
+          <w:bottom w:val="single" w:color="auto" w:sz="4"/>
+          <w:right w:val="single" w:color="auto" w:sz="4"/>
+          <w:insideH w:val="single" w:color="auto" w:sz="4"/>
+          <w:insideV w:val="single" w:color="auto" w:sz="4"/>
+        </w:tblBorders>
+      </w:tblPr>
+      <w:tblGrid>
+        <w:gridCol w:w="2300"/>
+        <w:gridCol w:w="1900"/>
+        <w:gridCol w:w="4826"/>
+      </w:tblGrid>
+      <w:tr>
+        <w:trPr>
+          <w:tblHeader/>
+        </w:trPr>
+        <w:tc>
+          <w:tcPr>
+            <w:tcW w:type="dxa" w:w="2300"/>
+            <w:tcBorders>
+              <w:top w:val="single" w:color="B7C3D0" w:sz="1"/>
+              <w:left w:val="single" w:color="B7C3D0" w:sz="1"/>
+              <w:bottom w:val="single" w:color="B7C3D0" w:sz="1"/>
+              <w:right w:val="single" w:color="B7C3D0" w:sz="1"/>
+            </w:tcBorders>
+            <w:shd w:fill="0B5394" w:val="clear"/>
+            <w:tcMar>
+              <w:top w:type="dxa" w:w="80"/>
+              <w:left w:type="dxa" w:w="110"/>
+              <w:bottom w:type="dxa" w:w="80"/>
+              <w:right w:type="dxa" w:w="110"/>
+            </w:tcMar>
+          </w:tcPr>
+          <w:p>
+            <w:r>
+              <w:rPr>
+                <w:b/>
+                <w:bCs/>
+                <w:color w:val="FFFFFF"/>
+                <w:sz w:val="19"/>
+                <w:szCs w:val="19"/>
+              </w:rPr>
+              <w:t xml:space="preserve">Rôle Scrum</w:t>
+            </w:r>
+          </w:p>
+        </w:tc>
+        <w:tc>
+          <w:tcPr>
+            <w:tcW w:type="dxa" w:w="1900"/>
+            <w:tcBorders>
+              <w:top w:val="single" w:color="B7C3D0" w:sz="1"/>
+              <w:left w:val="single" w:color="B7C3D0" w:sz="1"/>
+              <w:bottom w:val="single" w:color="B7C3D0" w:sz="1"/>
+              <w:right w:val="single" w:color="B7C3D0" w:sz="1"/>
+            </w:tcBorders>
+            <w:shd w:fill="0B5394" w:val="clear"/>
+            <w:tcMar>
+              <w:top w:type="dxa" w:w="80"/>
+              <w:left w:type="dxa" w:w="110"/>
+              <w:bottom w:type="dxa" w:w="80"/>
+              <w:right w:type="dxa" w:w="110"/>
+            </w:tcMar>
+          </w:tcPr>
+          <w:p>
+            <w:r>
+              <w:rPr>
+                <w:b/>
+                <w:bCs/>
+                <w:color w:val="FFFFFF"/>
+                <w:sz w:val="19"/>
+                <w:szCs w:val="19"/>
+              </w:rPr>
+              <w:t xml:space="preserve">Assuré par</w:t>
+            </w:r>
+          </w:p>
+        </w:tc>
+        <w:tc>
+          <w:tcPr>
+            <w:tcW w:type="dxa" w:w="4826"/>
+            <w:tcBorders>
+              <w:top w:val="single" w:color="B7C3D0" w:sz="1"/>
+              <w:left w:val="single" w:color="B7C3D0" w:sz="1"/>
+              <w:bottom w:val="single" w:color="B7C3D0" w:sz="1"/>
+              <w:right w:val="single" w:color="B7C3D0" w:sz="1"/>
+            </w:tcBorders>
+            <w:shd w:fill="0B5394" w:val="clear"/>
+            <w:tcMar>
+              <w:top w:type="dxa" w:w="80"/>
+              <w:left w:type="dxa" w:w="110"/>
+              <w:bottom w:type="dxa" w:w="80"/>
+              <w:right w:type="dxa" w:w="110"/>
+            </w:tcMar>
+          </w:tcPr>
+          <w:p>
+            <w:r>
+              <w:rPr>
+                <w:b/>
+                <w:bCs/>
+                <w:color w:val="FFFFFF"/>
+                <w:sz w:val="19"/>
+                <w:szCs w:val="19"/>
+              </w:rPr>
+              <w:t xml:space="preserve">En pratique sur le projet</w:t>
+            </w:r>
+          </w:p>
+        </w:tc>
+      </w:tr>
+      <w:tr>
+        <w:tc>
+          <w:tcPr>
+            <w:tcW w:type="dxa" w:w="2300"/>
+            <w:tcBorders>
+              <w:top w:val="single" w:color="B7C3D0" w:sz="1"/>
+              <w:left w:val="single" w:color="B7C3D0" w:sz="1"/>
+              <w:bottom w:val="single" w:color="B7C3D0" w:sz="1"/>
+              <w:right w:val="single" w:color="B7C3D0" w:sz="1"/>
+            </w:tcBorders>
+            <w:tcMar>
+              <w:top w:type="dxa" w:w="70"/>
+              <w:left w:type="dxa" w:w="110"/>
+              <w:bottom w:type="dxa" w:w="70"/>
+              <w:right w:type="dxa" w:w="110"/>
+            </w:tcMar>
+          </w:tcPr>
+          <w:p>
+            <w:r>
+              <w:rPr>
+                <w:sz w:val="18"/>
+                <w:szCs w:val="18"/>
+              </w:rPr>
+              <w:t xml:space="preserve">Product Owner</w:t>
+            </w:r>
+          </w:p>
+        </w:tc>
+        <w:tc>
+          <w:tcPr>
+            <w:tcW w:type="dxa" w:w="1900"/>
+            <w:tcBorders>
+              <w:top w:val="single" w:color="B7C3D0" w:sz="1"/>
+              <w:left w:val="single" w:color="B7C3D0" w:sz="1"/>
+              <w:bottom w:val="single" w:color="B7C3D0" w:sz="1"/>
+              <w:right w:val="single" w:color="B7C3D0" w:sz="1"/>
+            </w:tcBorders>
+            <w:tcMar>
+              <w:top w:type="dxa" w:w="70"/>
+              <w:left w:type="dxa" w:w="110"/>
+              <w:bottom w:type="dxa" w:w="70"/>
+              <w:right w:type="dxa" w:w="110"/>
+            </w:tcMar>
+          </w:tcPr>
+          <w:p>
+            <w:r>
+              <w:rPr>
+                <w:sz w:val="18"/>
+                <w:szCs w:val="18"/>
+              </w:rPr>
+              <w:t xml:space="preserve">Le candidat</w:t>
+            </w:r>
+          </w:p>
+        </w:tc>
+        <w:tc>
+          <w:tcPr>
+            <w:tcW w:type="dxa" w:w="4826"/>
+            <w:tcBorders>
+              <w:top w:val="single" w:color="B7C3D0" w:sz="1"/>
+              <w:left w:val="single" w:color="B7C3D0" w:sz="1"/>
+              <w:bottom w:val="single" w:color="B7C3D0" w:sz="1"/>
+              <w:right w:val="single" w:color="B7C3D0" w:sz="1"/>
+            </w:tcBorders>
+            <w:tcMar>
+              <w:top w:type="dxa" w:w="70"/>
+              <w:left w:type="dxa" w:w="110"/>
+              <w:bottom w:type="dxa" w:w="70"/>
+              <w:right w:type="dxa" w:w="110"/>
+            </w:tcMar>
+          </w:tcPr>
+          <w:p>
+            <w:r>
+              <w:rPr>
+                <w:sz w:val="18"/>
+                <w:szCs w:val="18"/>
+              </w:rPr>
+              <w:t xml:space="preserve">Rédaction et priorisation du backlog (MoSCoW), arbitrage du périmètre</w:t>
+            </w:r>
+          </w:p>
+        </w:tc>
+      </w:tr>
+      <w:tr>
+        <w:tc>
+          <w:tcPr>
+            <w:tcW w:type="dxa" w:w="2300"/>
+            <w:tcBorders>
+              <w:top w:val="single" w:color="B7C3D0" w:sz="1"/>
+              <w:left w:val="single" w:color="B7C3D0" w:sz="1"/>
+              <w:bottom w:val="single" w:color="B7C3D0" w:sz="1"/>
+              <w:right w:val="single" w:color="B7C3D0" w:sz="1"/>
+            </w:tcBorders>
+            <w:tcMar>
+              <w:top w:type="dxa" w:w="70"/>
+              <w:left w:type="dxa" w:w="110"/>
+              <w:bottom w:type="dxa" w:w="70"/>
+              <w:right w:type="dxa" w:w="110"/>
+            </w:tcMar>
+          </w:tcPr>
+          <w:p>
+            <w:r>
+              <w:rPr>
+                <w:sz w:val="18"/>
+                <w:szCs w:val="18"/>
+              </w:rPr>
+              <w:t xml:space="preserve">Scrum Master</w:t>
+            </w:r>
+          </w:p>
+        </w:tc>
+        <w:tc>
+          <w:tcPr>
+            <w:tcW w:type="dxa" w:w="1900"/>
+            <w:tcBorders>
+              <w:top w:val="single" w:color="B7C3D0" w:sz="1"/>
+              <w:left w:val="single" w:color="B7C3D0" w:sz="1"/>
+              <w:bottom w:val="single" w:color="B7C3D0" w:sz="1"/>
+              <w:right w:val="single" w:color="B7C3D0" w:sz="1"/>
+            </w:tcBorders>
+            <w:tcMar>
+              <w:top w:type="dxa" w:w="70"/>
+              <w:left w:type="dxa" w:w="110"/>
+              <w:bottom w:type="dxa" w:w="70"/>
+              <w:right w:type="dxa" w:w="110"/>
+            </w:tcMar>
+          </w:tcPr>
+          <w:p>
+            <w:r>
+              <w:rPr>
+                <w:sz w:val="18"/>
+                <w:szCs w:val="18"/>
+              </w:rPr>
+              <w:t xml:space="preserve">Le candidat</w:t>
+            </w:r>
+          </w:p>
+        </w:tc>
+        <w:tc>
+          <w:tcPr>
+            <w:tcW w:type="dxa" w:w="4826"/>
+            <w:tcBorders>
+              <w:top w:val="single" w:color="B7C3D0" w:sz="1"/>
+              <w:left w:val="single" w:color="B7C3D0" w:sz="1"/>
+              <w:bottom w:val="single" w:color="B7C3D0" w:sz="1"/>
+              <w:right w:val="single" w:color="B7C3D0" w:sz="1"/>
+            </w:tcBorders>
+            <w:tcMar>
+              <w:top w:type="dxa" w:w="70"/>
+              <w:left w:type="dxa" w:w="110"/>
+              <w:bottom w:type="dxa" w:w="70"/>
+              <w:right w:type="dxa" w:w="110"/>
+            </w:tcMar>
+          </w:tcPr>
+          <w:p>
+            <w:r>
+              <w:rPr>
+                <w:sz w:val="18"/>
+                <w:szCs w:val="18"/>
+              </w:rPr>
+              <w:t xml:space="preserve">Organisation du travail, suivi du Kanban, levée des obstacles techniques</w:t>
+            </w:r>
+          </w:p>
+        </w:tc>
+      </w:tr>
+      <w:tr>
+        <w:tc>
+          <w:tcPr>
+            <w:tcW w:type="dxa" w:w="2300"/>
+            <w:tcBorders>
+              <w:top w:val="single" w:color="B7C3D0" w:sz="1"/>
+              <w:left w:val="single" w:color="B7C3D0" w:sz="1"/>
+              <w:bottom w:val="single" w:color="B7C3D0" w:sz="1"/>
+              <w:right w:val="single" w:color="B7C3D0" w:sz="1"/>
+            </w:tcBorders>
+            <w:tcMar>
+              <w:top w:type="dxa" w:w="70"/>
+              <w:left w:type="dxa" w:w="110"/>
+              <w:bottom w:type="dxa" w:w="70"/>
+              <w:right w:type="dxa" w:w="110"/>
+            </w:tcMar>
+          </w:tcPr>
+          <w:p>
+            <w:r>
+              <w:rPr>
+                <w:sz w:val="18"/>
+                <w:szCs w:val="18"/>
+              </w:rPr>
+              <w:t xml:space="preserve">Équipe de développement</w:t>
+            </w:r>
+          </w:p>
+        </w:tc>
+        <w:tc>
+          <w:tcPr>
+            <w:tcW w:type="dxa" w:w="1900"/>
+            <w:tcBorders>
+              <w:top w:val="single" w:color="B7C3D0" w:sz="1"/>
+              <w:left w:val="single" w:color="B7C3D0" w:sz="1"/>
+              <w:bottom w:val="single" w:color="B7C3D0" w:sz="1"/>
+              <w:right w:val="single" w:color="B7C3D0" w:sz="1"/>
+            </w:tcBorders>
+            <w:tcMar>
+              <w:top w:type="dxa" w:w="70"/>
+              <w:left w:type="dxa" w:w="110"/>
+              <w:bottom w:type="dxa" w:w="70"/>
+              <w:right w:type="dxa" w:w="110"/>
+            </w:tcMar>
+          </w:tcPr>
+          <w:p>
+            <w:r>
+              <w:rPr>
+                <w:sz w:val="18"/>
+                <w:szCs w:val="18"/>
+              </w:rPr>
+              <w:t xml:space="preserve">Le candidat</w:t>
+            </w:r>
+          </w:p>
+        </w:tc>
+        <w:tc>
+          <w:tcPr>
+            <w:tcW w:type="dxa" w:w="4826"/>
+            <w:tcBorders>
+              <w:top w:val="single" w:color="B7C3D0" w:sz="1"/>
+              <w:left w:val="single" w:color="B7C3D0" w:sz="1"/>
+              <w:bottom w:val="single" w:color="B7C3D0" w:sz="1"/>
+              <w:right w:val="single" w:color="B7C3D0" w:sz="1"/>
+            </w:tcBorders>
+            <w:tcMar>
+              <w:top w:type="dxa" w:w="70"/>
+              <w:left w:type="dxa" w:w="110"/>
+              <w:bottom w:type="dxa" w:w="70"/>
+              <w:right w:type="dxa" w:w="110"/>
+            </w:tcMar>
+          </w:tcPr>
+          <w:p>
+            <w:r>
+              <w:rPr>
+                <w:sz w:val="18"/>
+                <w:szCs w:val="18"/>
+              </w:rPr>
+              <w:t xml:space="preserve">Conception, développement, tests et documentation</w:t>
+            </w:r>
+          </w:p>
+        </w:tc>
+      </w:tr>
+    </w:tbl>
+    <w:p>
+      <w:pPr>
+        <w:spacing w:after="120"/>
+        <w:rPr>
+          <w:b/>
+          <w:bCs/>
+        </w:rPr>
+      </w:pPr>
+      <w:r>
+        <w:rPr>
+          <w:b/>
+          <w:bCs/>
+        </w:rPr>
+        <w:t xml:space="preserve">Adaptation des cérémonies :</w:t>
+      </w:r>
+    </w:p>
+    <w:tbl>
+      <w:tblPr>
+        <w:tblW w:type="dxa" w:w="9026"/>
+        <w:tblBorders>
+          <w:top w:val="single" w:color="auto" w:sz="4"/>
+          <w:left w:val="single" w:color="auto" w:sz="4"/>
+          <w:bottom w:val="single" w:color="auto" w:sz="4"/>
+          <w:right w:val="single" w:color="auto" w:sz="4"/>
+          <w:insideH w:val="single" w:color="auto" w:sz="4"/>
+          <w:insideV w:val="single" w:color="auto" w:sz="4"/>
+        </w:tblBorders>
+      </w:tblPr>
+      <w:tblGrid>
+        <w:gridCol w:w="3300"/>
+        <w:gridCol w:w="5726"/>
+      </w:tblGrid>
+      <w:tr>
+        <w:trPr>
+          <w:tblHeader/>
+        </w:trPr>
+        <w:tc>
+          <w:tcPr>
+            <w:tcW w:type="dxa" w:w="3300"/>
+            <w:tcBorders>
+              <w:top w:val="single" w:color="B7C3D0" w:sz="1"/>
+              <w:left w:val="single" w:color="B7C3D0" w:sz="1"/>
+              <w:bottom w:val="single" w:color="B7C3D0" w:sz="1"/>
+              <w:right w:val="single" w:color="B7C3D0" w:sz="1"/>
+            </w:tcBorders>
+            <w:shd w:fill="0B5394" w:val="clear"/>
+            <w:tcMar>
+              <w:top w:type="dxa" w:w="80"/>
+              <w:left w:type="dxa" w:w="110"/>
+              <w:bottom w:type="dxa" w:w="80"/>
+              <w:right w:type="dxa" w:w="110"/>
+            </w:tcMar>
+          </w:tcPr>
+          <w:p>
+            <w:r>
+              <w:rPr>
+                <w:b/>
+                <w:bCs/>
+                <w:color w:val="FFFFFF"/>
+                <w:sz w:val="19"/>
+                <w:szCs w:val="19"/>
+              </w:rPr>
+              <w:t xml:space="preserve">Cérémonie Scrum (équipe)</w:t>
+            </w:r>
+          </w:p>
+        </w:tc>
+        <w:tc>
+          <w:tcPr>
+            <w:tcW w:type="dxa" w:w="5726"/>
+            <w:tcBorders>
+              <w:top w:val="single" w:color="B7C3D0" w:sz="1"/>
+              <w:left w:val="single" w:color="B7C3D0" w:sz="1"/>
+              <w:bottom w:val="single" w:color="B7C3D0" w:sz="1"/>
+              <w:right w:val="single" w:color="B7C3D0" w:sz="1"/>
+            </w:tcBorders>
+            <w:shd w:fill="0B5394" w:val="clear"/>
+            <w:tcMar>
+              <w:top w:type="dxa" w:w="80"/>
+              <w:left w:type="dxa" w:w="110"/>
+              <w:bottom w:type="dxa" w:w="80"/>
+              <w:right w:type="dxa" w:w="110"/>
+            </w:tcMar>
+          </w:tcPr>
+          <w:p>
+            <w:r>
+              <w:rPr>
+                <w:b/>
+                <w:bCs/>
+                <w:color w:val="FFFFFF"/>
+                <w:sz w:val="19"/>
+                <w:szCs w:val="19"/>
+              </w:rPr>
+              <w:t xml:space="preserve">Adaptation au contexte individuel</w:t>
+            </w:r>
+          </w:p>
+        </w:tc>
+      </w:tr>
+      <w:tr>
+        <w:tc>
+          <w:tcPr>
+            <w:tcW w:type="dxa" w:w="3300"/>
+            <w:tcBorders>
+              <w:top w:val="single" w:color="B7C3D0" w:sz="1"/>
+              <w:left w:val="single" w:color="B7C3D0" w:sz="1"/>
+              <w:bottom w:val="single" w:color="B7C3D0" w:sz="1"/>
+              <w:right w:val="single" w:color="B7C3D0" w:sz="1"/>
+            </w:tcBorders>
+            <w:tcMar>
+              <w:top w:type="dxa" w:w="70"/>
+              <w:left w:type="dxa" w:w="110"/>
+              <w:bottom w:type="dxa" w:w="70"/>
+              <w:right w:type="dxa" w:w="110"/>
+            </w:tcMar>
+          </w:tcPr>
+          <w:p>
+            <w:r>
+              <w:rPr>
+                <w:sz w:val="18"/>
+                <w:szCs w:val="18"/>
+              </w:rPr>
+              <w:t xml:space="preserve">Daily meeting</w:t>
+            </w:r>
+          </w:p>
+        </w:tc>
+        <w:tc>
+          <w:tcPr>
+            <w:tcW w:type="dxa" w:w="5726"/>
+            <w:tcBorders>
+              <w:top w:val="single" w:color="B7C3D0" w:sz="1"/>
+              <w:left w:val="single" w:color="B7C3D0" w:sz="1"/>
+              <w:bottom w:val="single" w:color="B7C3D0" w:sz="1"/>
+              <w:right w:val="single" w:color="B7C3D0" w:sz="1"/>
+            </w:tcBorders>
+            <w:tcMar>
+              <w:top w:type="dxa" w:w="70"/>
+              <w:left w:type="dxa" w:w="110"/>
+              <w:bottom w:type="dxa" w:w="70"/>
+              <w:right w:type="dxa" w:w="110"/>
+            </w:tcMar>
+          </w:tcPr>
+          <w:p>
+            <w:r>
+              <w:rPr>
+                <w:sz w:val="18"/>
+                <w:szCs w:val="18"/>
+              </w:rPr>
+              <w:t xml:space="preserve">Point d'avancement personnel quotidien et mise à jour du tableau Kanban</w:t>
+            </w:r>
+          </w:p>
+        </w:tc>
+      </w:tr>
+      <w:tr>
+        <w:tc>
+          <w:tcPr>
+            <w:tcW w:type="dxa" w:w="3300"/>
+            <w:tcBorders>
+              <w:top w:val="single" w:color="B7C3D0" w:sz="1"/>
+              <w:left w:val="single" w:color="B7C3D0" w:sz="1"/>
+              <w:bottom w:val="single" w:color="B7C3D0" w:sz="1"/>
+              <w:right w:val="single" w:color="B7C3D0" w:sz="1"/>
+            </w:tcBorders>
+            <w:tcMar>
+              <w:top w:type="dxa" w:w="70"/>
+              <w:left w:type="dxa" w:w="110"/>
+              <w:bottom w:type="dxa" w:w="70"/>
+              <w:right w:type="dxa" w:w="110"/>
+            </w:tcMar>
+          </w:tcPr>
+          <w:p>
+            <w:r>
+              <w:rPr>
+                <w:sz w:val="18"/>
+                <w:szCs w:val="18"/>
+              </w:rPr>
+              <w:t xml:space="preserve">Sprint planning</w:t>
+            </w:r>
+          </w:p>
+        </w:tc>
+        <w:tc>
+          <w:tcPr>
+            <w:tcW w:type="dxa" w:w="5726"/>
+            <w:tcBorders>
+              <w:top w:val="single" w:color="B7C3D0" w:sz="1"/>
+              <w:left w:val="single" w:color="B7C3D0" w:sz="1"/>
+              <w:bottom w:val="single" w:color="B7C3D0" w:sz="1"/>
+              <w:right w:val="single" w:color="B7C3D0" w:sz="1"/>
+            </w:tcBorders>
+            <w:tcMar>
+              <w:top w:type="dxa" w:w="70"/>
+              <w:left w:type="dxa" w:w="110"/>
+              <w:bottom w:type="dxa" w:w="70"/>
+              <w:right w:type="dxa" w:w="110"/>
+            </w:tcMar>
+          </w:tcPr>
+          <w:p>
+            <w:r>
+              <w:rPr>
+                <w:sz w:val="18"/>
+                <w:szCs w:val="18"/>
+              </w:rPr>
+              <w:t xml:space="preserve">Sélection des User Stories de l'itération depuis le backlog priorisé</w:t>
+            </w:r>
+          </w:p>
+        </w:tc>
+      </w:tr>
+      <w:tr>
+        <w:tc>
+          <w:tcPr>
+            <w:tcW w:type="dxa" w:w="3300"/>
+            <w:tcBorders>
+              <w:top w:val="single" w:color="B7C3D0" w:sz="1"/>
+              <w:left w:val="single" w:color="B7C3D0" w:sz="1"/>
+              <w:bottom w:val="single" w:color="B7C3D0" w:sz="1"/>
+              <w:right w:val="single" w:color="B7C3D0" w:sz="1"/>
+            </w:tcBorders>
+            <w:tcMar>
+              <w:top w:type="dxa" w:w="70"/>
+              <w:left w:type="dxa" w:w="110"/>
+              <w:bottom w:type="dxa" w:w="70"/>
+              <w:right w:type="dxa" w:w="110"/>
+            </w:tcMar>
+          </w:tcPr>
+          <w:p>
+            <w:r>
+              <w:rPr>
+                <w:sz w:val="18"/>
+                <w:szCs w:val="18"/>
+              </w:rPr>
+              <w:t xml:space="preserve">Sprint review</w:t>
+            </w:r>
+          </w:p>
+        </w:tc>
+        <w:tc>
+          <w:tcPr>
+            <w:tcW w:type="dxa" w:w="5726"/>
+            <w:tcBorders>
+              <w:top w:val="single" w:color="B7C3D0" w:sz="1"/>
+              <w:left w:val="single" w:color="B7C3D0" w:sz="1"/>
+              <w:bottom w:val="single" w:color="B7C3D0" w:sz="1"/>
+              <w:right w:val="single" w:color="B7C3D0" w:sz="1"/>
+            </w:tcBorders>
+            <w:tcMar>
+              <w:top w:type="dxa" w:w="70"/>
+              <w:left w:type="dxa" w:w="110"/>
+              <w:bottom w:type="dxa" w:w="70"/>
+              <w:right w:type="dxa" w:w="110"/>
+            </w:tcMar>
+          </w:tcPr>
+          <w:p>
+            <w:r>
+              <w:rPr>
+                <w:sz w:val="18"/>
+                <w:szCs w:val="18"/>
+              </w:rPr>
+              <w:t xml:space="preserve">Vérification de la « Definition of Done » et démonstration à l'encadrant</w:t>
+            </w:r>
+          </w:p>
+        </w:tc>
+      </w:tr>
+      <w:tr>
+        <w:tc>
+          <w:tcPr>
+            <w:tcW w:type="dxa" w:w="3300"/>
+            <w:tcBorders>
+              <w:top w:val="single" w:color="B7C3D0" w:sz="1"/>
+              <w:left w:val="single" w:color="B7C3D0" w:sz="1"/>
+              <w:bottom w:val="single" w:color="B7C3D0" w:sz="1"/>
+              <w:right w:val="single" w:color="B7C3D0" w:sz="1"/>
+            </w:tcBorders>
+            <w:tcMar>
+              <w:top w:type="dxa" w:w="70"/>
+              <w:left w:type="dxa" w:w="110"/>
+              <w:bottom w:type="dxa" w:w="70"/>
+              <w:right w:type="dxa" w:w="110"/>
+            </w:tcMar>
+          </w:tcPr>
+          <w:p>
+            <w:r>
+              <w:rPr>
+                <w:sz w:val="18"/>
+                <w:szCs w:val="18"/>
+              </w:rPr>
+              <w:t xml:space="preserve">Rétrospective</w:t>
+            </w:r>
+          </w:p>
+        </w:tc>
+        <w:tc>
+          <w:tcPr>
+            <w:tcW w:type="dxa" w:w="5726"/>
+            <w:tcBorders>
+              <w:top w:val="single" w:color="B7C3D0" w:sz="1"/>
+              <w:left w:val="single" w:color="B7C3D0" w:sz="1"/>
+              <w:bottom w:val="single" w:color="B7C3D0" w:sz="1"/>
+              <w:right w:val="single" w:color="B7C3D0" w:sz="1"/>
+            </w:tcBorders>
+            <w:tcMar>
+              <w:top w:type="dxa" w:w="70"/>
+              <w:left w:type="dxa" w:w="110"/>
+              <w:bottom w:type="dxa" w:w="70"/>
+              <w:right w:type="dxa" w:w="110"/>
+            </w:tcMar>
+          </w:tcPr>
+          <w:p>
+            <w:r>
+              <w:rPr>
+                <w:sz w:val="18"/>
+                <w:szCs w:val="18"/>
+              </w:rPr>
+              <w:t xml:space="preserve">Bilan personnel écrit en fin de projet (voir ci-dessous)</w:t>
+            </w:r>
+          </w:p>
+        </w:tc>
+      </w:tr>
+    </w:tbl>
+    <w:p>
+      <w:pPr>
+        <w:spacing w:after="120"/>
+        <w:rPr>
+          <w:b/>
+          <w:bCs/>
+        </w:rPr>
+      </w:pPr>
+      <w:r>
+        <w:rPr>
+          <w:b/>
+          <w:bCs/>
+        </w:rPr>
+        <w:t xml:space="preserve">Definition of Done (définition du « terminé ») — une User Story est considérée comme terminée lorsque :</w:t>
+      </w:r>
+    </w:p>
+    <w:p>
+      <w:pPr>
+        <w:pStyle w:val="ListParagraph"/>
+        <w:numPr>
+          <w:ilvl w:val="0"/>
+          <w:numId w:val="3"/>
+        </w:numPr>
+        <w:spacing w:after="60"/>
+      </w:pPr>
+      <w:r>
+        <w:t xml:space="preserve">le code de la fonctionnalité est écrit et fonctionnel ;</w:t>
+      </w:r>
+    </w:p>
+    <w:p>
+      <w:pPr>
+        <w:pStyle w:val="ListParagraph"/>
+        <w:numPr>
+          <w:ilvl w:val="0"/>
+          <w:numId w:val="3"/>
+        </w:numPr>
+        <w:spacing w:after="60"/>
+      </w:pPr>
+      <w:r>
+        <w:t xml:space="preserve">il est couvert par des tests automatisés qui passent ;</w:t>
+      </w:r>
+    </w:p>
+    <w:p>
+      <w:pPr>
+        <w:pStyle w:val="ListParagraph"/>
+        <w:numPr>
+          <w:ilvl w:val="0"/>
+          <w:numId w:val="3"/>
+        </w:numPr>
+        <w:spacing w:after="60"/>
+      </w:pPr>
+      <w:r>
+        <w:t xml:space="preserve">il est documenté (commentaires utiles, documentation mise à jour si nécessaire) ;</w:t>
+      </w:r>
+    </w:p>
+    <w:p>
+      <w:pPr>
+        <w:pStyle w:val="ListParagraph"/>
+        <w:numPr>
+          <w:ilvl w:val="0"/>
+          <w:numId w:val="3"/>
+        </w:numPr>
+        <w:spacing w:after="60"/>
+      </w:pPr>
+      <w:r>
+        <w:t xml:space="preserve">il est versionné sur sa branche et intégré après succès de l'intégration continue.</w:t>
+      </w:r>
+    </w:p>
+    <w:p>
+      <w:pPr>
+        <w:spacing w:after="120"/>
+        <w:rPr>
+          <w:b/>
+          <w:bCs/>
+        </w:rPr>
+      </w:pPr>
+      <w:r>
+        <w:rPr>
+          <w:b/>
+          <w:bCs/>
+        </w:rPr>
+        <w:t xml:space="preserve">Rétrospective de fin de projet :</w:t>
+      </w:r>
+    </w:p>
+    <w:tbl>
+      <w:tblPr>
+        <w:tblW w:type="dxa" w:w="9026"/>
+        <w:tblBorders>
+          <w:top w:val="single" w:color="auto" w:sz="4"/>
+          <w:left w:val="single" w:color="auto" w:sz="4"/>
+          <w:bottom w:val="single" w:color="auto" w:sz="4"/>
+          <w:right w:val="single" w:color="auto" w:sz="4"/>
+          <w:insideH w:val="single" w:color="auto" w:sz="4"/>
+          <w:insideV w:val="single" w:color="auto" w:sz="4"/>
+        </w:tblBorders>
+      </w:tblPr>
+      <w:tblGrid>
+        <w:gridCol w:w="3008"/>
+        <w:gridCol w:w="3008"/>
+        <w:gridCol w:w="3010"/>
+      </w:tblGrid>
+      <w:tr>
+        <w:trPr>
+          <w:tblHeader/>
+        </w:trPr>
+        <w:tc>
+          <w:tcPr>
+            <w:tcW w:type="dxa" w:w="3008"/>
+            <w:tcBorders>
+              <w:top w:val="single" w:color="B7C3D0" w:sz="1"/>
+              <w:left w:val="single" w:color="B7C3D0" w:sz="1"/>
+              <w:bottom w:val="single" w:color="B7C3D0" w:sz="1"/>
+              <w:right w:val="single" w:color="B7C3D0" w:sz="1"/>
+            </w:tcBorders>
+            <w:shd w:fill="0B5394" w:val="clear"/>
+            <w:tcMar>
+              <w:top w:type="dxa" w:w="80"/>
+              <w:left w:type="dxa" w:w="110"/>
+              <w:bottom w:type="dxa" w:w="80"/>
+              <w:right w:type="dxa" w:w="110"/>
+            </w:tcMar>
+          </w:tcPr>
+          <w:p>
+            <w:r>
+              <w:rPr>
+                <w:b/>
+                <w:bCs/>
+                <w:color w:val="FFFFFF"/>
+                <w:sz w:val="19"/>
+                <w:szCs w:val="19"/>
+              </w:rPr>
+              <w:t xml:space="preserve">Ce qui a bien fonctionné</w:t>
+            </w:r>
+          </w:p>
+        </w:tc>
+        <w:tc>
+          <w:tcPr>
+            <w:tcW w:type="dxa" w:w="3008"/>
+            <w:tcBorders>
+              <w:top w:val="single" w:color="B7C3D0" w:sz="1"/>
+              <w:left w:val="single" w:color="B7C3D0" w:sz="1"/>
+              <w:bottom w:val="single" w:color="B7C3D0" w:sz="1"/>
+              <w:right w:val="single" w:color="B7C3D0" w:sz="1"/>
+            </w:tcBorders>
+            <w:shd w:fill="0B5394" w:val="clear"/>
+            <w:tcMar>
+              <w:top w:type="dxa" w:w="80"/>
+              <w:left w:type="dxa" w:w="110"/>
+              <w:bottom w:type="dxa" w:w="80"/>
+              <w:right w:type="dxa" w:w="110"/>
+            </w:tcMar>
+          </w:tcPr>
+          <w:p>
+            <w:r>
+              <w:rPr>
+                <w:b/>
+                <w:bCs/>
+                <w:color w:val="FFFFFF"/>
+                <w:sz w:val="19"/>
+                <w:szCs w:val="19"/>
+              </w:rPr>
+              <w:t xml:space="preserve">Difficultés rencontrées</w:t>
+            </w:r>
+          </w:p>
+        </w:tc>
+        <w:tc>
+          <w:tcPr>
+            <w:tcW w:type="dxa" w:w="3010"/>
+            <w:tcBorders>
+              <w:top w:val="single" w:color="B7C3D0" w:sz="1"/>
+              <w:left w:val="single" w:color="B7C3D0" w:sz="1"/>
+              <w:bottom w:val="single" w:color="B7C3D0" w:sz="1"/>
+              <w:right w:val="single" w:color="B7C3D0" w:sz="1"/>
+            </w:tcBorders>
+            <w:shd w:fill="0B5394" w:val="clear"/>
+            <w:tcMar>
+              <w:top w:type="dxa" w:w="80"/>
+              <w:left w:type="dxa" w:w="110"/>
+              <w:bottom w:type="dxa" w:w="80"/>
+              <w:right w:type="dxa" w:w="110"/>
+            </w:tcMar>
+          </w:tcPr>
+          <w:p>
+            <w:r>
+              <w:rPr>
+                <w:b/>
+                <w:bCs/>
+                <w:color w:val="FFFFFF"/>
+                <w:sz w:val="19"/>
+                <w:szCs w:val="19"/>
+              </w:rPr>
+              <w:t xml:space="preserve">Axes d'amélioration</w:t>
+            </w:r>
+          </w:p>
+        </w:tc>
+      </w:tr>
+      <w:tr>
+        <w:tc>
+          <w:tcPr>
+            <w:tcW w:type="dxa" w:w="3008"/>
+            <w:tcBorders>
+              <w:top w:val="single" w:color="B7C3D0" w:sz="1"/>
+              <w:left w:val="single" w:color="B7C3D0" w:sz="1"/>
+              <w:bottom w:val="single" w:color="B7C3D0" w:sz="1"/>
+              <w:right w:val="single" w:color="B7C3D0" w:sz="1"/>
+            </w:tcBorders>
+            <w:tcMar>
+              <w:top w:type="dxa" w:w="70"/>
+              <w:left w:type="dxa" w:w="110"/>
+              <w:bottom w:type="dxa" w:w="70"/>
+              <w:right w:type="dxa" w:w="110"/>
+            </w:tcMar>
+          </w:tcPr>
+          <w:p>
+            <w:r>
+              <w:rPr>
+                <w:sz w:val="18"/>
+                <w:szCs w:val="18"/>
+              </w:rPr>
+              <w:t xml:space="preserve">Découpage en User Stories testées ; la priorisation MoSCoW a permis de tenir le périmètre dans les délais.</w:t>
+            </w:r>
+          </w:p>
+        </w:tc>
+        <w:tc>
+          <w:tcPr>
+            <w:tcW w:type="dxa" w:w="3008"/>
+            <w:tcBorders>
+              <w:top w:val="single" w:color="B7C3D0" w:sz="1"/>
+              <w:left w:val="single" w:color="B7C3D0" w:sz="1"/>
+              <w:bottom w:val="single" w:color="B7C3D0" w:sz="1"/>
+              <w:right w:val="single" w:color="B7C3D0" w:sz="1"/>
+            </w:tcBorders>
+            <w:tcMar>
+              <w:top w:type="dxa" w:w="70"/>
+              <w:left w:type="dxa" w:w="110"/>
+              <w:bottom w:type="dxa" w:w="70"/>
+              <w:right w:type="dxa" w:w="110"/>
+            </w:tcMar>
+          </w:tcPr>
+          <w:p>
+            <w:r>
+              <w:rPr>
+                <w:sz w:val="18"/>
+                <w:szCs w:val="18"/>
+              </w:rPr>
+              <w:t xml:space="preserve">Incompatibilités de versions de dépendances ; cohérence des statuts de demande à garantir.</w:t>
+            </w:r>
+          </w:p>
+        </w:tc>
+        <w:tc>
+          <w:tcPr>
+            <w:tcW w:type="dxa" w:w="3010"/>
+            <w:tcBorders>
+              <w:top w:val="single" w:color="B7C3D0" w:sz="1"/>
+              <w:left w:val="single" w:color="B7C3D0" w:sz="1"/>
+              <w:bottom w:val="single" w:color="B7C3D0" w:sz="1"/>
+              <w:right w:val="single" w:color="B7C3D0" w:sz="1"/>
+            </w:tcBorders>
+            <w:tcMar>
+              <w:top w:type="dxa" w:w="70"/>
+              <w:left w:type="dxa" w:w="110"/>
+              <w:bottom w:type="dxa" w:w="70"/>
+              <w:right w:type="dxa" w:w="110"/>
+            </w:tcMar>
+          </w:tcPr>
+          <w:p>
+            <w:r>
+              <w:rPr>
+                <w:sz w:val="18"/>
+                <w:szCs w:val="18"/>
+              </w:rPr>
+              <w:t xml:space="preserve">Mettre en place le déploiement plus tôt ; ajouter des tests end-to-end (Playwright).</w:t>
+            </w:r>
+          </w:p>
+        </w:tc>
+      </w:tr>
+    </w:tbl>
     <w:p>
       <w:pPr>
         <w:pStyle w:val="Heading2"/>

--- a/livrables/Dossier_Projet_CongesFlow.docx
+++ b/livrables/Dossier_Projet_CongesFlow.docx
@@ -13333,3761 +13333,6 @@
           <w:tcPr>
             <w:tcW w:type="dxa" w:w="9026"/>
             <w:tcBorders>
-              <w:top w:val="dashed" w:color="B3267A" w:sz="2"/>
-              <w:left w:val="dashed" w:color="B3267A" w:sz="2"/>
-              <w:bottom w:val="dashed" w:color="B3267A" w:sz="2"/>
-              <w:right w:val="dashed" w:color="B3267A" w:sz="2"/>
-            </w:tcBorders>
-            <w:shd w:fill="FBEEF6" w:val="clear"/>
-            <w:tcMar>
-              <w:top w:type="dxa" w:w="160"/>
-              <w:left w:type="dxa" w:w="160"/>
-              <w:bottom w:type="dxa" w:w="160"/>
-              <w:right w:type="dxa" w:w="160"/>
-            </w:tcMar>
-          </w:tcPr>
-          <w:p>
-            <w:pPr>
-              <w:spacing w:after="40"/>
-            </w:pPr>
-            <w:r>
-              <w:rPr>
-                <w:b/>
-                <w:bCs/>
-                <w:color w:val="B3267A"/>
-              </w:rPr>
-              <w:t xml:space="preserve">🎨  MAQUETTE FIGMA À INSÉRER ICI</w:t>
-            </w:r>
-          </w:p>
-          <w:p>
-            <w:r>
-              <w:rPr>
-                <w:i/>
-                <w:iCs/>
-                <w:color w:val="44505F"/>
-              </w:rPr>
-              <w:t xml:space="preserve">Fig.11 — Maquette de l'écran de connexion.</w:t>
-            </w:r>
-          </w:p>
-        </w:tc>
-      </w:tr>
-    </w:tbl>
-    <w:p>
-      <w:pPr>
-        <w:spacing w:after="120"/>
-      </w:pPr>
-      <w:r>
-        <w:t xml:space="preserve"/>
-      </w:r>
-    </w:p>
-    <w:tbl>
-      <w:tblPr>
-        <w:tblW w:type="dxa" w:w="9026"/>
-        <w:tblBorders>
-          <w:top w:val="single" w:color="auto" w:sz="4"/>
-          <w:left w:val="single" w:color="auto" w:sz="4"/>
-          <w:bottom w:val="single" w:color="auto" w:sz="4"/>
-          <w:right w:val="single" w:color="auto" w:sz="4"/>
-          <w:insideH w:val="single" w:color="auto" w:sz="4"/>
-          <w:insideV w:val="single" w:color="auto" w:sz="4"/>
-        </w:tblBorders>
-      </w:tblPr>
-      <w:tblGrid>
-        <w:gridCol w:w="9026"/>
-      </w:tblGrid>
-      <w:tr>
-        <w:tc>
-          <w:tcPr>
-            <w:tcW w:type="dxa" w:w="9026"/>
-            <w:tcBorders>
-              <w:top w:val="dashed" w:color="B3267A" w:sz="2"/>
-              <w:left w:val="dashed" w:color="B3267A" w:sz="2"/>
-              <w:bottom w:val="dashed" w:color="B3267A" w:sz="2"/>
-              <w:right w:val="dashed" w:color="B3267A" w:sz="2"/>
-            </w:tcBorders>
-            <w:shd w:fill="FBEEF6" w:val="clear"/>
-            <w:tcMar>
-              <w:top w:type="dxa" w:w="160"/>
-              <w:left w:type="dxa" w:w="160"/>
-              <w:bottom w:type="dxa" w:w="160"/>
-              <w:right w:type="dxa" w:w="160"/>
-            </w:tcMar>
-          </w:tcPr>
-          <w:p>
-            <w:pPr>
-              <w:spacing w:after="40"/>
-            </w:pPr>
-            <w:r>
-              <w:rPr>
-                <w:b/>
-                <w:bCs/>
-                <w:color w:val="B3267A"/>
-              </w:rPr>
-              <w:t xml:space="preserve">🎨  MAQUETTE FIGMA À INSÉRER ICI</w:t>
-            </w:r>
-          </w:p>
-          <w:p>
-            <w:r>
-              <w:rPr>
-                <w:i/>
-                <w:iCs/>
-                <w:color w:val="44505F"/>
-              </w:rPr>
-              <w:t xml:space="preserve">Fig.12 — Maquette du tableau de bord salarié (soldes, formulaire, historique).</w:t>
-            </w:r>
-          </w:p>
-        </w:tc>
-      </w:tr>
-    </w:tbl>
-    <w:p>
-      <w:r>
-        <w:br w:type="page"/>
-      </w:r>
-    </w:p>
-    <w:p>
-      <w:pPr>
-        <w:pStyle w:val="Heading1"/>
-      </w:pPr>
-      <w:r>
-        <w:t xml:space="preserve">Chapitre 3 — Réalisation et mise en œuvre</w:t>
-      </w:r>
-    </w:p>
-    <w:p>
-      <w:pPr>
-        <w:pStyle w:val="Heading2"/>
-      </w:pPr>
-      <w:r>
-        <w:t xml:space="preserve">3.1 Environnement et outils de développement</w:t>
-      </w:r>
-    </w:p>
-    <w:tbl>
-      <w:tblPr>
-        <w:tblW w:type="dxa" w:w="9026"/>
-        <w:tblBorders>
-          <w:top w:val="single" w:color="auto" w:sz="4"/>
-          <w:left w:val="single" w:color="auto" w:sz="4"/>
-          <w:bottom w:val="single" w:color="auto" w:sz="4"/>
-          <w:right w:val="single" w:color="auto" w:sz="4"/>
-          <w:insideH w:val="single" w:color="auto" w:sz="4"/>
-          <w:insideV w:val="single" w:color="auto" w:sz="4"/>
-        </w:tblBorders>
-      </w:tblPr>
-      <w:tblGrid>
-        <w:gridCol w:w="2800"/>
-        <w:gridCol w:w="6226"/>
-      </w:tblGrid>
-      <w:tr>
-        <w:trPr>
-          <w:tblHeader/>
-        </w:trPr>
-        <w:tc>
-          <w:tcPr>
-            <w:tcW w:type="dxa" w:w="2800"/>
-            <w:tcBorders>
-              <w:top w:val="single" w:color="B7C3D0" w:sz="1"/>
-              <w:left w:val="single" w:color="B7C3D0" w:sz="1"/>
-              <w:bottom w:val="single" w:color="B7C3D0" w:sz="1"/>
-              <w:right w:val="single" w:color="B7C3D0" w:sz="1"/>
-            </w:tcBorders>
-            <w:shd w:fill="0B5394" w:val="clear"/>
-            <w:tcMar>
-              <w:top w:type="dxa" w:w="80"/>
-              <w:left w:type="dxa" w:w="110"/>
-              <w:bottom w:type="dxa" w:w="80"/>
-              <w:right w:type="dxa" w:w="110"/>
-            </w:tcMar>
-          </w:tcPr>
-          <w:p>
-            <w:r>
-              <w:rPr>
-                <w:b/>
-                <w:bCs/>
-                <w:color w:val="FFFFFF"/>
-                <w:sz w:val="19"/>
-                <w:szCs w:val="19"/>
-              </w:rPr>
-              <w:t xml:space="preserve">Catégorie</w:t>
-            </w:r>
-          </w:p>
-        </w:tc>
-        <w:tc>
-          <w:tcPr>
-            <w:tcW w:type="dxa" w:w="6226"/>
-            <w:tcBorders>
-              <w:top w:val="single" w:color="B7C3D0" w:sz="1"/>
-              <w:left w:val="single" w:color="B7C3D0" w:sz="1"/>
-              <w:bottom w:val="single" w:color="B7C3D0" w:sz="1"/>
-              <w:right w:val="single" w:color="B7C3D0" w:sz="1"/>
-            </w:tcBorders>
-            <w:shd w:fill="0B5394" w:val="clear"/>
-            <w:tcMar>
-              <w:top w:type="dxa" w:w="80"/>
-              <w:left w:type="dxa" w:w="110"/>
-              <w:bottom w:type="dxa" w:w="80"/>
-              <w:right w:type="dxa" w:w="110"/>
-            </w:tcMar>
-          </w:tcPr>
-          <w:p>
-            <w:r>
-              <w:rPr>
-                <w:b/>
-                <w:bCs/>
-                <w:color w:val="FFFFFF"/>
-                <w:sz w:val="19"/>
-                <w:szCs w:val="19"/>
-              </w:rPr>
-              <w:t xml:space="preserve">Outils</w:t>
-            </w:r>
-          </w:p>
-        </w:tc>
-      </w:tr>
-      <w:tr>
-        <w:tc>
-          <w:tcPr>
-            <w:tcW w:type="dxa" w:w="2800"/>
-            <w:tcBorders>
-              <w:top w:val="single" w:color="B7C3D0" w:sz="1"/>
-              <w:left w:val="single" w:color="B7C3D0" w:sz="1"/>
-              <w:bottom w:val="single" w:color="B7C3D0" w:sz="1"/>
-              <w:right w:val="single" w:color="B7C3D0" w:sz="1"/>
-            </w:tcBorders>
-            <w:tcMar>
-              <w:top w:type="dxa" w:w="70"/>
-              <w:left w:type="dxa" w:w="110"/>
-              <w:bottom w:type="dxa" w:w="70"/>
-              <w:right w:type="dxa" w:w="110"/>
-            </w:tcMar>
-          </w:tcPr>
-          <w:p>
-            <w:r>
-              <w:rPr>
-                <w:sz w:val="18"/>
-                <w:szCs w:val="18"/>
-              </w:rPr>
-              <w:t xml:space="preserve">Système d'exploitation</w:t>
-            </w:r>
-          </w:p>
-        </w:tc>
-        <w:tc>
-          <w:tcPr>
-            <w:tcW w:type="dxa" w:w="6226"/>
-            <w:tcBorders>
-              <w:top w:val="single" w:color="B7C3D0" w:sz="1"/>
-              <w:left w:val="single" w:color="B7C3D0" w:sz="1"/>
-              <w:bottom w:val="single" w:color="B7C3D0" w:sz="1"/>
-              <w:right w:val="single" w:color="B7C3D0" w:sz="1"/>
-            </w:tcBorders>
-            <w:tcMar>
-              <w:top w:type="dxa" w:w="70"/>
-              <w:left w:type="dxa" w:w="110"/>
-              <w:bottom w:type="dxa" w:w="70"/>
-              <w:right w:type="dxa" w:w="110"/>
-            </w:tcMar>
-          </w:tcPr>
-          <w:p>
-            <w:r>
-              <w:rPr>
-                <w:sz w:val="18"/>
-                <w:szCs w:val="18"/>
-              </w:rPr>
-              <w:t xml:space="preserve">macOS</w:t>
-            </w:r>
-          </w:p>
-        </w:tc>
-      </w:tr>
-      <w:tr>
-        <w:tc>
-          <w:tcPr>
-            <w:tcW w:type="dxa" w:w="2800"/>
-            <w:tcBorders>
-              <w:top w:val="single" w:color="B7C3D0" w:sz="1"/>
-              <w:left w:val="single" w:color="B7C3D0" w:sz="1"/>
-              <w:bottom w:val="single" w:color="B7C3D0" w:sz="1"/>
-              <w:right w:val="single" w:color="B7C3D0" w:sz="1"/>
-            </w:tcBorders>
-            <w:tcMar>
-              <w:top w:type="dxa" w:w="70"/>
-              <w:left w:type="dxa" w:w="110"/>
-              <w:bottom w:type="dxa" w:w="70"/>
-              <w:right w:type="dxa" w:w="110"/>
-            </w:tcMar>
-          </w:tcPr>
-          <w:p>
-            <w:r>
-              <w:rPr>
-                <w:sz w:val="18"/>
-                <w:szCs w:val="18"/>
-              </w:rPr>
-              <w:t xml:space="preserve">Éditeur de code</w:t>
-            </w:r>
-          </w:p>
-        </w:tc>
-        <w:tc>
-          <w:tcPr>
-            <w:tcW w:type="dxa" w:w="6226"/>
-            <w:tcBorders>
-              <w:top w:val="single" w:color="B7C3D0" w:sz="1"/>
-              <w:left w:val="single" w:color="B7C3D0" w:sz="1"/>
-              <w:bottom w:val="single" w:color="B7C3D0" w:sz="1"/>
-              <w:right w:val="single" w:color="B7C3D0" w:sz="1"/>
-            </w:tcBorders>
-            <w:tcMar>
-              <w:top w:type="dxa" w:w="70"/>
-              <w:left w:type="dxa" w:w="110"/>
-              <w:bottom w:type="dxa" w:w="70"/>
-              <w:right w:type="dxa" w:w="110"/>
-            </w:tcMar>
-          </w:tcPr>
-          <w:p>
-            <w:r>
-              <w:rPr>
-                <w:sz w:val="18"/>
-                <w:szCs w:val="18"/>
-              </w:rPr>
-              <w:t xml:space="preserve">Visual Studio Code (extensions Python, ESLint, Tailwind)</w:t>
-            </w:r>
-          </w:p>
-        </w:tc>
-      </w:tr>
-      <w:tr>
-        <w:tc>
-          <w:tcPr>
-            <w:tcW w:type="dxa" w:w="2800"/>
-            <w:tcBorders>
-              <w:top w:val="single" w:color="B7C3D0" w:sz="1"/>
-              <w:left w:val="single" w:color="B7C3D0" w:sz="1"/>
-              <w:bottom w:val="single" w:color="B7C3D0" w:sz="1"/>
-              <w:right w:val="single" w:color="B7C3D0" w:sz="1"/>
-            </w:tcBorders>
-            <w:tcMar>
-              <w:top w:type="dxa" w:w="70"/>
-              <w:left w:type="dxa" w:w="110"/>
-              <w:bottom w:type="dxa" w:w="70"/>
-              <w:right w:type="dxa" w:w="110"/>
-            </w:tcMar>
-          </w:tcPr>
-          <w:p>
-            <w:r>
-              <w:rPr>
-                <w:sz w:val="18"/>
-                <w:szCs w:val="18"/>
-              </w:rPr>
-              <w:t xml:space="preserve">Gestion de versions</w:t>
-            </w:r>
-          </w:p>
-        </w:tc>
-        <w:tc>
-          <w:tcPr>
-            <w:tcW w:type="dxa" w:w="6226"/>
-            <w:tcBorders>
-              <w:top w:val="single" w:color="B7C3D0" w:sz="1"/>
-              <w:left w:val="single" w:color="B7C3D0" w:sz="1"/>
-              <w:bottom w:val="single" w:color="B7C3D0" w:sz="1"/>
-              <w:right w:val="single" w:color="B7C3D0" w:sz="1"/>
-            </w:tcBorders>
-            <w:tcMar>
-              <w:top w:type="dxa" w:w="70"/>
-              <w:left w:type="dxa" w:w="110"/>
-              <w:bottom w:type="dxa" w:w="70"/>
-              <w:right w:type="dxa" w:w="110"/>
-            </w:tcMar>
-          </w:tcPr>
-          <w:p>
-            <w:r>
-              <w:rPr>
-                <w:sz w:val="18"/>
-                <w:szCs w:val="18"/>
-              </w:rPr>
-              <w:t xml:space="preserve">Git + GitHub (branches main / develop / feature/*)</w:t>
-            </w:r>
-          </w:p>
-        </w:tc>
-      </w:tr>
-      <w:tr>
-        <w:tc>
-          <w:tcPr>
-            <w:tcW w:type="dxa" w:w="2800"/>
-            <w:tcBorders>
-              <w:top w:val="single" w:color="B7C3D0" w:sz="1"/>
-              <w:left w:val="single" w:color="B7C3D0" w:sz="1"/>
-              <w:bottom w:val="single" w:color="B7C3D0" w:sz="1"/>
-              <w:right w:val="single" w:color="B7C3D0" w:sz="1"/>
-            </w:tcBorders>
-            <w:tcMar>
-              <w:top w:type="dxa" w:w="70"/>
-              <w:left w:type="dxa" w:w="110"/>
-              <w:bottom w:type="dxa" w:w="70"/>
-              <w:right w:type="dxa" w:w="110"/>
-            </w:tcMar>
-          </w:tcPr>
-          <w:p>
-            <w:r>
-              <w:rPr>
-                <w:sz w:val="18"/>
-                <w:szCs w:val="18"/>
-              </w:rPr>
-              <w:t xml:space="preserve">Conteneurisation</w:t>
-            </w:r>
-          </w:p>
-        </w:tc>
-        <w:tc>
-          <w:tcPr>
-            <w:tcW w:type="dxa" w:w="6226"/>
-            <w:tcBorders>
-              <w:top w:val="single" w:color="B7C3D0" w:sz="1"/>
-              <w:left w:val="single" w:color="B7C3D0" w:sz="1"/>
-              <w:bottom w:val="single" w:color="B7C3D0" w:sz="1"/>
-              <w:right w:val="single" w:color="B7C3D0" w:sz="1"/>
-            </w:tcBorders>
-            <w:tcMar>
-              <w:top w:type="dxa" w:w="70"/>
-              <w:left w:type="dxa" w:w="110"/>
-              <w:bottom w:type="dxa" w:w="70"/>
-              <w:right w:type="dxa" w:w="110"/>
-            </w:tcMar>
-          </w:tcPr>
-          <w:p>
-            <w:r>
-              <w:rPr>
-                <w:sz w:val="18"/>
-                <w:szCs w:val="18"/>
-              </w:rPr>
-              <w:t xml:space="preserve">Docker + docker-compose</w:t>
-            </w:r>
-          </w:p>
-        </w:tc>
-      </w:tr>
-      <w:tr>
-        <w:tc>
-          <w:tcPr>
-            <w:tcW w:type="dxa" w:w="2800"/>
-            <w:tcBorders>
-              <w:top w:val="single" w:color="B7C3D0" w:sz="1"/>
-              <w:left w:val="single" w:color="B7C3D0" w:sz="1"/>
-              <w:bottom w:val="single" w:color="B7C3D0" w:sz="1"/>
-              <w:right w:val="single" w:color="B7C3D0" w:sz="1"/>
-            </w:tcBorders>
-            <w:tcMar>
-              <w:top w:type="dxa" w:w="70"/>
-              <w:left w:type="dxa" w:w="110"/>
-              <w:bottom w:type="dxa" w:w="70"/>
-              <w:right w:type="dxa" w:w="110"/>
-            </w:tcMar>
-          </w:tcPr>
-          <w:p>
-            <w:r>
-              <w:rPr>
-                <w:sz w:val="18"/>
-                <w:szCs w:val="18"/>
-              </w:rPr>
-              <w:t xml:space="preserve">Intégration continue</w:t>
-            </w:r>
-          </w:p>
-        </w:tc>
-        <w:tc>
-          <w:tcPr>
-            <w:tcW w:type="dxa" w:w="6226"/>
-            <w:tcBorders>
-              <w:top w:val="single" w:color="B7C3D0" w:sz="1"/>
-              <w:left w:val="single" w:color="B7C3D0" w:sz="1"/>
-              <w:bottom w:val="single" w:color="B7C3D0" w:sz="1"/>
-              <w:right w:val="single" w:color="B7C3D0" w:sz="1"/>
-            </w:tcBorders>
-            <w:tcMar>
-              <w:top w:type="dxa" w:w="70"/>
-              <w:left w:type="dxa" w:w="110"/>
-              <w:bottom w:type="dxa" w:w="70"/>
-              <w:right w:type="dxa" w:w="110"/>
-            </w:tcMar>
-          </w:tcPr>
-          <w:p>
-            <w:r>
-              <w:rPr>
-                <w:sz w:val="18"/>
-                <w:szCs w:val="18"/>
-              </w:rPr>
-              <w:t xml:space="preserve">GitHub Actions</w:t>
-            </w:r>
-          </w:p>
-        </w:tc>
-      </w:tr>
-      <w:tr>
-        <w:tc>
-          <w:tcPr>
-            <w:tcW w:type="dxa" w:w="2800"/>
-            <w:tcBorders>
-              <w:top w:val="single" w:color="B7C3D0" w:sz="1"/>
-              <w:left w:val="single" w:color="B7C3D0" w:sz="1"/>
-              <w:bottom w:val="single" w:color="B7C3D0" w:sz="1"/>
-              <w:right w:val="single" w:color="B7C3D0" w:sz="1"/>
-            </w:tcBorders>
-            <w:tcMar>
-              <w:top w:type="dxa" w:w="70"/>
-              <w:left w:type="dxa" w:w="110"/>
-              <w:bottom w:type="dxa" w:w="70"/>
-              <w:right w:type="dxa" w:w="110"/>
-            </w:tcMar>
-          </w:tcPr>
-          <w:p>
-            <w:r>
-              <w:rPr>
-                <w:sz w:val="18"/>
-                <w:szCs w:val="18"/>
-              </w:rPr>
-              <w:t xml:space="preserve">Tests d'API manuels</w:t>
-            </w:r>
-          </w:p>
-        </w:tc>
-        <w:tc>
-          <w:tcPr>
-            <w:tcW w:type="dxa" w:w="6226"/>
-            <w:tcBorders>
-              <w:top w:val="single" w:color="B7C3D0" w:sz="1"/>
-              <w:left w:val="single" w:color="B7C3D0" w:sz="1"/>
-              <w:bottom w:val="single" w:color="B7C3D0" w:sz="1"/>
-              <w:right w:val="single" w:color="B7C3D0" w:sz="1"/>
-            </w:tcBorders>
-            <w:tcMar>
-              <w:top w:type="dxa" w:w="70"/>
-              <w:left w:type="dxa" w:w="110"/>
-              <w:bottom w:type="dxa" w:w="70"/>
-              <w:right w:type="dxa" w:w="110"/>
-            </w:tcMar>
-          </w:tcPr>
-          <w:p>
-            <w:r>
-              <w:rPr>
-                <w:sz w:val="18"/>
-                <w:szCs w:val="18"/>
-              </w:rPr>
-              <w:t xml:space="preserve">Documentation Swagger (OpenAPI) intégrée</w:t>
-            </w:r>
-          </w:p>
-        </w:tc>
-      </w:tr>
-    </w:tbl>
-    <w:p>
-      <w:pPr>
-        <w:pStyle w:val="Heading2"/>
-      </w:pPr>
-      <w:r>
-        <w:t xml:space="preserve">3.2 Organisation du code source</w:t>
-      </w:r>
-    </w:p>
-    <w:p>
-      <w:pPr>
-        <w:spacing w:after="120"/>
-      </w:pPr>
-      <w:r>
-        <w:t xml:space="preserve">Le dépôt est structuré pour séparer clairement le back-end, le front-end et la documentation.</w:t>
-      </w:r>
-    </w:p>
-    <w:p>
-      <w:pPr>
-        <w:spacing w:after="40" w:before="60"/>
-      </w:pPr>
-      <w:r>
-        <w:rPr>
-          <w:b/>
-          <w:bCs/>
-          <w:color w:val="0B5394"/>
-          <w:sz w:val="19"/>
-          <w:szCs w:val="19"/>
-        </w:rPr>
-        <w:t xml:space="preserve">Arborescence du projet (simplifiée)</w:t>
-      </w:r>
-    </w:p>
-    <w:tbl>
-      <w:tblPr>
-        <w:tblW w:type="dxa" w:w="9026"/>
-        <w:tblBorders>
-          <w:top w:val="single" w:color="auto" w:sz="4"/>
-          <w:left w:val="single" w:color="auto" w:sz="4"/>
-          <w:bottom w:val="single" w:color="auto" w:sz="4"/>
-          <w:right w:val="single" w:color="auto" w:sz="4"/>
-          <w:insideH w:val="single" w:color="auto" w:sz="4"/>
-          <w:insideV w:val="single" w:color="auto" w:sz="4"/>
-        </w:tblBorders>
-      </w:tblPr>
-      <w:tblGrid>
-        <w:gridCol w:w="9026"/>
-      </w:tblGrid>
-      <w:tr>
-        <w:tc>
-          <w:tcPr>
-            <w:tcW w:type="dxa" w:w="9026"/>
-            <w:tcBorders>
-              <w:top w:val="single" w:color="D6DEE6" w:sz="1"/>
-              <w:left w:val="single" w:color="0B5394" w:sz="4"/>
-              <w:bottom w:val="single" w:color="D6DEE6" w:sz="1"/>
-              <w:right w:val="single" w:color="D6DEE6" w:sz="1"/>
-            </w:tcBorders>
-            <w:shd w:fill="F6F8FA" w:val="clear"/>
-            <w:tcMar>
-              <w:top w:type="dxa" w:w="120"/>
-              <w:left w:type="dxa" w:w="160"/>
-              <w:bottom w:type="dxa" w:w="120"/>
-              <w:right w:type="dxa" w:w="120"/>
-            </w:tcMar>
-          </w:tcPr>
-          <w:p>
-            <w:pPr>
-              <w:spacing w:after="0" w:line="230" w:lineRule="auto"/>
-            </w:pPr>
-            <w:r>
-              <w:rPr>
-                <w:rFonts w:ascii="Courier New" w:cs="Courier New" w:eastAsia="Courier New" w:hAnsi="Courier New"/>
-                <w:color w:val="1B2A3A"/>
-                <w:sz w:val="16"/>
-                <w:szCs w:val="16"/>
-              </w:rPr>
-              <w:t xml:space="preserve">ProjetCda/</w:t>
-            </w:r>
-          </w:p>
-          <w:p>
-            <w:pPr>
-              <w:spacing w:after="0" w:line="230" w:lineRule="auto"/>
-            </w:pPr>
-            <w:r>
-              <w:rPr>
-                <w:rFonts w:ascii="Courier New" w:cs="Courier New" w:eastAsia="Courier New" w:hAnsi="Courier New"/>
-                <w:color w:val="1B2A3A"/>
-                <w:sz w:val="16"/>
-                <w:szCs w:val="16"/>
-              </w:rPr>
-              <w:t xml:space="preserve">├── backend/</w:t>
-            </w:r>
-          </w:p>
-          <w:p>
-            <w:pPr>
-              <w:spacing w:after="0" w:line="230" w:lineRule="auto"/>
-            </w:pPr>
-            <w:r>
-              <w:rPr>
-                <w:rFonts w:ascii="Courier New" w:cs="Courier New" w:eastAsia="Courier New" w:hAnsi="Courier New"/>
-                <w:color w:val="1B2A3A"/>
-                <w:sz w:val="16"/>
-                <w:szCs w:val="16"/>
-              </w:rPr>
-              <w:t xml:space="preserve">│   ├── app/</w:t>
-            </w:r>
-          </w:p>
-          <w:p>
-            <w:pPr>
-              <w:spacing w:after="0" w:line="230" w:lineRule="auto"/>
-            </w:pPr>
-            <w:r>
-              <w:rPr>
-                <w:rFonts w:ascii="Courier New" w:cs="Courier New" w:eastAsia="Courier New" w:hAnsi="Courier New"/>
-                <w:color w:val="1B2A3A"/>
-                <w:sz w:val="16"/>
-                <w:szCs w:val="16"/>
-              </w:rPr>
-              <w:t xml:space="preserve">│   │   ├── business/conges.py   # logique métier pure</w:t>
-            </w:r>
-          </w:p>
-          <w:p>
-            <w:pPr>
-              <w:spacing w:after="0" w:line="230" w:lineRule="auto"/>
-            </w:pPr>
-            <w:r>
-              <w:rPr>
-                <w:rFonts w:ascii="Courier New" w:cs="Courier New" w:eastAsia="Courier New" w:hAnsi="Courier New"/>
-                <w:color w:val="1B2A3A"/>
-                <w:sz w:val="16"/>
-                <w:szCs w:val="16"/>
-              </w:rPr>
-              <w:t xml:space="preserve">│   │   ├── routers/             # endpoints REST (auth, demandes, users)</w:t>
-            </w:r>
-          </w:p>
-          <w:p>
-            <w:pPr>
-              <w:spacing w:after="0" w:line="230" w:lineRule="auto"/>
-            </w:pPr>
-            <w:r>
-              <w:rPr>
-                <w:rFonts w:ascii="Courier New" w:cs="Courier New" w:eastAsia="Courier New" w:hAnsi="Courier New"/>
-                <w:color w:val="1B2A3A"/>
-                <w:sz w:val="16"/>
-                <w:szCs w:val="16"/>
-              </w:rPr>
-              <w:t xml:space="preserve">│   │   ├── models.py            # entités SQLAlchemy</w:t>
-            </w:r>
-          </w:p>
-          <w:p>
-            <w:pPr>
-              <w:spacing w:after="0" w:line="230" w:lineRule="auto"/>
-            </w:pPr>
-            <w:r>
-              <w:rPr>
-                <w:rFonts w:ascii="Courier New" w:cs="Courier New" w:eastAsia="Courier New" w:hAnsi="Courier New"/>
-                <w:color w:val="1B2A3A"/>
-                <w:sz w:val="16"/>
-                <w:szCs w:val="16"/>
-              </w:rPr>
-              <w:t xml:space="preserve">│   │   ├── schemas.py           # validation Pydantic</w:t>
-            </w:r>
-          </w:p>
-          <w:p>
-            <w:pPr>
-              <w:spacing w:after="0" w:line="230" w:lineRule="auto"/>
-            </w:pPr>
-            <w:r>
-              <w:rPr>
-                <w:rFonts w:ascii="Courier New" w:cs="Courier New" w:eastAsia="Courier New" w:hAnsi="Courier New"/>
-                <w:color w:val="1B2A3A"/>
-                <w:sz w:val="16"/>
-                <w:szCs w:val="16"/>
-              </w:rPr>
-              <w:t xml:space="preserve">│   │   ├── security.py          # JWT + bcrypt</w:t>
-            </w:r>
-          </w:p>
-          <w:p>
-            <w:pPr>
-              <w:spacing w:after="0" w:line="230" w:lineRule="auto"/>
-            </w:pPr>
-            <w:r>
-              <w:rPr>
-                <w:rFonts w:ascii="Courier New" w:cs="Courier New" w:eastAsia="Courier New" w:hAnsi="Courier New"/>
-                <w:color w:val="1B2A3A"/>
-                <w:sz w:val="16"/>
-                <w:szCs w:val="16"/>
-              </w:rPr>
-              <w:t xml:space="preserve">│   │   ├── deps.py              # authentification + RBAC</w:t>
-            </w:r>
-          </w:p>
-          <w:p>
-            <w:pPr>
-              <w:spacing w:after="0" w:line="230" w:lineRule="auto"/>
-            </w:pPr>
-            <w:r>
-              <w:rPr>
-                <w:rFonts w:ascii="Courier New" w:cs="Courier New" w:eastAsia="Courier New" w:hAnsi="Courier New"/>
-                <w:color w:val="1B2A3A"/>
-                <w:sz w:val="16"/>
-                <w:szCs w:val="16"/>
-              </w:rPr>
-              <w:t xml:space="preserve">│   │   └── main.py              # application FastAPI</w:t>
-            </w:r>
-          </w:p>
-          <w:p>
-            <w:pPr>
-              <w:spacing w:after="0" w:line="230" w:lineRule="auto"/>
-            </w:pPr>
-            <w:r>
-              <w:rPr>
-                <w:rFonts w:ascii="Courier New" w:cs="Courier New" w:eastAsia="Courier New" w:hAnsi="Courier New"/>
-                <w:color w:val="1B2A3A"/>
-                <w:sz w:val="16"/>
-                <w:szCs w:val="16"/>
-              </w:rPr>
-              <w:t xml:space="preserve">│   └── tests/                   # tests unitaires + intégration</w:t>
-            </w:r>
-          </w:p>
-          <w:p>
-            <w:pPr>
-              <w:spacing w:after="0" w:line="230" w:lineRule="auto"/>
-            </w:pPr>
-            <w:r>
-              <w:rPr>
-                <w:rFonts w:ascii="Courier New" w:cs="Courier New" w:eastAsia="Courier New" w:hAnsi="Courier New"/>
-                <w:color w:val="1B2A3A"/>
-                <w:sz w:val="16"/>
-                <w:szCs w:val="16"/>
-              </w:rPr>
-              <w:t xml:space="preserve">├── frontend/</w:t>
-            </w:r>
-          </w:p>
-          <w:p>
-            <w:pPr>
-              <w:spacing w:after="0" w:line="230" w:lineRule="auto"/>
-            </w:pPr>
-            <w:r>
-              <w:rPr>
-                <w:rFonts w:ascii="Courier New" w:cs="Courier New" w:eastAsia="Courier New" w:hAnsi="Courier New"/>
-                <w:color w:val="1B2A3A"/>
-                <w:sz w:val="16"/>
-                <w:szCs w:val="16"/>
-              </w:rPr>
-              <w:t xml:space="preserve">│   └── src/                     # composants React, pages, contexte auth</w:t>
-            </w:r>
-          </w:p>
-          <w:p>
-            <w:pPr>
-              <w:spacing w:after="0" w:line="230" w:lineRule="auto"/>
-            </w:pPr>
-            <w:r>
-              <w:rPr>
-                <w:rFonts w:ascii="Courier New" w:cs="Courier New" w:eastAsia="Courier New" w:hAnsi="Courier New"/>
-                <w:color w:val="1B2A3A"/>
-                <w:sz w:val="16"/>
-                <w:szCs w:val="16"/>
-              </w:rPr>
-              <w:t xml:space="preserve">├── docs/                        # diagrammes, scripts SQL</w:t>
-            </w:r>
-          </w:p>
-          <w:p>
-            <w:pPr>
-              <w:spacing w:after="0" w:line="230" w:lineRule="auto"/>
-            </w:pPr>
-            <w:r>
-              <w:rPr>
-                <w:rFonts w:ascii="Courier New" w:cs="Courier New" w:eastAsia="Courier New" w:hAnsi="Courier New"/>
-                <w:color w:val="1B2A3A"/>
-                <w:sz w:val="16"/>
-                <w:szCs w:val="16"/>
-              </w:rPr>
-              <w:t xml:space="preserve">├── docker-compose.yml</w:t>
-            </w:r>
-          </w:p>
-          <w:p>
-            <w:pPr>
-              <w:spacing w:after="0" w:line="230" w:lineRule="auto"/>
-            </w:pPr>
-            <w:r>
-              <w:rPr>
-                <w:rFonts w:ascii="Courier New" w:cs="Courier New" w:eastAsia="Courier New" w:hAnsi="Courier New"/>
-                <w:color w:val="1B2A3A"/>
-                <w:sz w:val="16"/>
-                <w:szCs w:val="16"/>
-              </w:rPr>
-              <w:t xml:space="preserve">└── .github/workflows/ci.yml     # intégration continue</w:t>
-            </w:r>
-          </w:p>
-        </w:tc>
-      </w:tr>
-    </w:tbl>
-    <w:p>
-      <w:pPr>
-        <w:spacing w:after="120"/>
-      </w:pPr>
-    </w:p>
-    <w:p>
-      <w:pPr>
-        <w:pStyle w:val="Heading2"/>
-      </w:pPr>
-      <w:r>
-        <w:t xml:space="preserve">3.3 Installation et lancement du projet</w:t>
-      </w:r>
-    </w:p>
-    <w:p>
-      <w:pPr>
-        <w:spacing w:after="120"/>
-      </w:pPr>
-      <w:r>
-        <w:t xml:space="preserve">Le projet se lance de deux manières : en local pour le développement, ou via Docker pour reproduire l'environnement de production.</w:t>
-      </w:r>
-    </w:p>
-    <w:p>
-      <w:pPr>
-        <w:pStyle w:val="Heading3"/>
-      </w:pPr>
-      <w:r>
-        <w:t xml:space="preserve">3.3.1 Lancement en local</w:t>
-      </w:r>
-    </w:p>
-    <w:p>
-      <w:pPr>
-        <w:spacing w:after="120"/>
-      </w:pPr>
-      <w:r>
-        <w:t xml:space="preserve">Back-end — création de l'environnement virtuel Python, installation des dépendances et démarrage du serveur :</w:t>
-      </w:r>
-    </w:p>
-    <w:p>
-      <w:pPr>
-        <w:spacing w:after="40" w:before="60"/>
-      </w:pPr>
-      <w:r>
-        <w:rPr>
-          <w:b/>
-          <w:bCs/>
-          <w:color w:val="0B5394"/>
-          <w:sz w:val="19"/>
-          <w:szCs w:val="19"/>
-        </w:rPr>
-        <w:t xml:space="preserve">Terminal — back-end</w:t>
-      </w:r>
-    </w:p>
-    <w:tbl>
-      <w:tblPr>
-        <w:tblW w:type="dxa" w:w="9026"/>
-        <w:tblBorders>
-          <w:top w:val="single" w:color="auto" w:sz="4"/>
-          <w:left w:val="single" w:color="auto" w:sz="4"/>
-          <w:bottom w:val="single" w:color="auto" w:sz="4"/>
-          <w:right w:val="single" w:color="auto" w:sz="4"/>
-          <w:insideH w:val="single" w:color="auto" w:sz="4"/>
-          <w:insideV w:val="single" w:color="auto" w:sz="4"/>
-        </w:tblBorders>
-      </w:tblPr>
-      <w:tblGrid>
-        <w:gridCol w:w="9026"/>
-      </w:tblGrid>
-      <w:tr>
-        <w:tc>
-          <w:tcPr>
-            <w:tcW w:type="dxa" w:w="9026"/>
-            <w:tcBorders>
-              <w:top w:val="single" w:color="D6DEE6" w:sz="1"/>
-              <w:left w:val="single" w:color="0B5394" w:sz="4"/>
-              <w:bottom w:val="single" w:color="D6DEE6" w:sz="1"/>
-              <w:right w:val="single" w:color="D6DEE6" w:sz="1"/>
-            </w:tcBorders>
-            <w:shd w:fill="F6F8FA" w:val="clear"/>
-            <w:tcMar>
-              <w:top w:type="dxa" w:w="120"/>
-              <w:left w:type="dxa" w:w="160"/>
-              <w:bottom w:type="dxa" w:w="120"/>
-              <w:right w:type="dxa" w:w="120"/>
-            </w:tcMar>
-          </w:tcPr>
-          <w:p>
-            <w:pPr>
-              <w:spacing w:after="0" w:line="230" w:lineRule="auto"/>
-            </w:pPr>
-            <w:r>
-              <w:rPr>
-                <w:rFonts w:ascii="Courier New" w:cs="Courier New" w:eastAsia="Courier New" w:hAnsi="Courier New"/>
-                <w:color w:val="1B2A3A"/>
-                <w:sz w:val="16"/>
-                <w:szCs w:val="16"/>
-              </w:rPr>
-              <w:t xml:space="preserve">cd backend</w:t>
-            </w:r>
-          </w:p>
-          <w:p>
-            <w:pPr>
-              <w:spacing w:after="0" w:line="230" w:lineRule="auto"/>
-            </w:pPr>
-            <w:r>
-              <w:rPr>
-                <w:rFonts w:ascii="Courier New" w:cs="Courier New" w:eastAsia="Courier New" w:hAnsi="Courier New"/>
-                <w:color w:val="1B2A3A"/>
-                <w:sz w:val="16"/>
-                <w:szCs w:val="16"/>
-              </w:rPr>
-              <w:t xml:space="preserve">python3 -m venv .venv            # créer l'environnement virtuel</w:t>
-            </w:r>
-          </w:p>
-          <w:p>
-            <w:pPr>
-              <w:spacing w:after="0" w:line="230" w:lineRule="auto"/>
-            </w:pPr>
-            <w:r>
-              <w:rPr>
-                <w:rFonts w:ascii="Courier New" w:cs="Courier New" w:eastAsia="Courier New" w:hAnsi="Courier New"/>
-                <w:color w:val="1B2A3A"/>
-                <w:sz w:val="16"/>
-                <w:szCs w:val="16"/>
-              </w:rPr>
-              <w:t xml:space="preserve">source .venv/bin/activate        # l'activer (macOS / Linux)</w:t>
-            </w:r>
-          </w:p>
-          <w:p>
-            <w:pPr>
-              <w:spacing w:after="0" w:line="230" w:lineRule="auto"/>
-            </w:pPr>
-            <w:r>
-              <w:rPr>
-                <w:rFonts w:ascii="Courier New" w:cs="Courier New" w:eastAsia="Courier New" w:hAnsi="Courier New"/>
-                <w:color w:val="1B2A3A"/>
-                <w:sz w:val="16"/>
-                <w:szCs w:val="16"/>
-              </w:rPr>
-              <w:t xml:space="preserve">pip install -r requirements.txt  # installer les dépendances</w:t>
-            </w:r>
-          </w:p>
-          <w:p>
-            <w:pPr>
-              <w:spacing w:after="0" w:line="230" w:lineRule="auto"/>
-            </w:pPr>
-            <w:r>
-              <w:rPr>
-                <w:rFonts w:ascii="Courier New" w:cs="Courier New" w:eastAsia="Courier New" w:hAnsi="Courier New"/>
-                <w:color w:val="1B2A3A"/>
-                <w:sz w:val="16"/>
-                <w:szCs w:val="16"/>
-              </w:rPr>
-              <w:t xml:space="preserve">uvicorn app.main:app --reload    # démarrer l'API sur le port 8000</w:t>
-            </w:r>
-          </w:p>
-        </w:tc>
-      </w:tr>
-    </w:tbl>
-    <w:p>
-      <w:pPr>
-        <w:spacing w:after="120"/>
-      </w:pPr>
-    </w:p>
-    <w:p>
-      <w:pPr>
-        <w:spacing w:after="120"/>
-      </w:pPr>
-      <w:r>
-        <w:t xml:space="preserve">Front-end — installation des paquets Node puis démarrage du serveur de développement Vite :</w:t>
-      </w:r>
-    </w:p>
-    <w:p>
-      <w:pPr>
-        <w:spacing w:after="40" w:before="60"/>
-      </w:pPr>
-      <w:r>
-        <w:rPr>
-          <w:b/>
-          <w:bCs/>
-          <w:color w:val="0B5394"/>
-          <w:sz w:val="19"/>
-          <w:szCs w:val="19"/>
-        </w:rPr>
-        <w:t xml:space="preserve">Terminal — front-end</w:t>
-      </w:r>
-    </w:p>
-    <w:tbl>
-      <w:tblPr>
-        <w:tblW w:type="dxa" w:w="9026"/>
-        <w:tblBorders>
-          <w:top w:val="single" w:color="auto" w:sz="4"/>
-          <w:left w:val="single" w:color="auto" w:sz="4"/>
-          <w:bottom w:val="single" w:color="auto" w:sz="4"/>
-          <w:right w:val="single" w:color="auto" w:sz="4"/>
-          <w:insideH w:val="single" w:color="auto" w:sz="4"/>
-          <w:insideV w:val="single" w:color="auto" w:sz="4"/>
-        </w:tblBorders>
-      </w:tblPr>
-      <w:tblGrid>
-        <w:gridCol w:w="9026"/>
-      </w:tblGrid>
-      <w:tr>
-        <w:tc>
-          <w:tcPr>
-            <w:tcW w:type="dxa" w:w="9026"/>
-            <w:tcBorders>
-              <w:top w:val="single" w:color="D6DEE6" w:sz="1"/>
-              <w:left w:val="single" w:color="0B5394" w:sz="4"/>
-              <w:bottom w:val="single" w:color="D6DEE6" w:sz="1"/>
-              <w:right w:val="single" w:color="D6DEE6" w:sz="1"/>
-            </w:tcBorders>
-            <w:shd w:fill="F6F8FA" w:val="clear"/>
-            <w:tcMar>
-              <w:top w:type="dxa" w:w="120"/>
-              <w:left w:type="dxa" w:w="160"/>
-              <w:bottom w:type="dxa" w:w="120"/>
-              <w:right w:type="dxa" w:w="120"/>
-            </w:tcMar>
-          </w:tcPr>
-          <w:p>
-            <w:pPr>
-              <w:spacing w:after="0" w:line="230" w:lineRule="auto"/>
-            </w:pPr>
-            <w:r>
-              <w:rPr>
-                <w:rFonts w:ascii="Courier New" w:cs="Courier New" w:eastAsia="Courier New" w:hAnsi="Courier New"/>
-                <w:color w:val="1B2A3A"/>
-                <w:sz w:val="16"/>
-                <w:szCs w:val="16"/>
-              </w:rPr>
-              <w:t xml:space="preserve">cd frontend</w:t>
-            </w:r>
-          </w:p>
-          <w:p>
-            <w:pPr>
-              <w:spacing w:after="0" w:line="230" w:lineRule="auto"/>
-            </w:pPr>
-            <w:r>
-              <w:rPr>
-                <w:rFonts w:ascii="Courier New" w:cs="Courier New" w:eastAsia="Courier New" w:hAnsi="Courier New"/>
-                <w:color w:val="1B2A3A"/>
-                <w:sz w:val="16"/>
-                <w:szCs w:val="16"/>
-              </w:rPr>
-              <w:t xml:space="preserve">npm install                      # installer les dépendances</w:t>
-            </w:r>
-          </w:p>
-          <w:p>
-            <w:pPr>
-              <w:spacing w:after="0" w:line="230" w:lineRule="auto"/>
-            </w:pPr>
-            <w:r>
-              <w:rPr>
-                <w:rFonts w:ascii="Courier New" w:cs="Courier New" w:eastAsia="Courier New" w:hAnsi="Courier New"/>
-                <w:color w:val="1B2A3A"/>
-                <w:sz w:val="16"/>
-                <w:szCs w:val="16"/>
-              </w:rPr>
-              <w:t xml:space="preserve">npm run dev                      # démarrer l'app sur le port 5173</w:t>
-            </w:r>
-          </w:p>
-        </w:tc>
-      </w:tr>
-    </w:tbl>
-    <w:p>
-      <w:pPr>
-        <w:spacing w:after="120"/>
-      </w:pPr>
-    </w:p>
-    <w:p>
-      <w:pPr>
-        <w:spacing w:after="120"/>
-      </w:pPr>
-      <w:r>
-        <w:t xml:space="preserve">L'API est alors disponible sur http://localhost:8000 (documentation interactive sur /docs) et l'interface sur http://localhost:5173.</w:t>
-      </w:r>
-    </w:p>
-    <w:p>
-      <w:pPr>
-        <w:pStyle w:val="Heading3"/>
-      </w:pPr>
-      <w:r>
-        <w:t xml:space="preserve">3.3.2 Lancement via Docker</w:t>
-      </w:r>
-    </w:p>
-    <w:p>
-      <w:pPr>
-        <w:spacing w:after="120"/>
-      </w:pPr>
-      <w:r>
-        <w:t xml:space="preserve">Une seule commande construit et démarre les trois conteneurs (base de données, API, front-end) :</w:t>
-      </w:r>
-    </w:p>
-    <w:p>
-      <w:pPr>
-        <w:spacing w:after="40" w:before="60"/>
-      </w:pPr>
-      <w:r>
-        <w:rPr>
-          <w:b/>
-          <w:bCs/>
-          <w:color w:val="0B5394"/>
-          <w:sz w:val="19"/>
-          <w:szCs w:val="19"/>
-        </w:rPr>
-        <w:t xml:space="preserve">Terminal — Docker</w:t>
-      </w:r>
-    </w:p>
-    <w:tbl>
-      <w:tblPr>
-        <w:tblW w:type="dxa" w:w="9026"/>
-        <w:tblBorders>
-          <w:top w:val="single" w:color="auto" w:sz="4"/>
-          <w:left w:val="single" w:color="auto" w:sz="4"/>
-          <w:bottom w:val="single" w:color="auto" w:sz="4"/>
-          <w:right w:val="single" w:color="auto" w:sz="4"/>
-          <w:insideH w:val="single" w:color="auto" w:sz="4"/>
-          <w:insideV w:val="single" w:color="auto" w:sz="4"/>
-        </w:tblBorders>
-      </w:tblPr>
-      <w:tblGrid>
-        <w:gridCol w:w="9026"/>
-      </w:tblGrid>
-      <w:tr>
-        <w:tc>
-          <w:tcPr>
-            <w:tcW w:type="dxa" w:w="9026"/>
-            <w:tcBorders>
-              <w:top w:val="single" w:color="D6DEE6" w:sz="1"/>
-              <w:left w:val="single" w:color="0B5394" w:sz="4"/>
-              <w:bottom w:val="single" w:color="D6DEE6" w:sz="1"/>
-              <w:right w:val="single" w:color="D6DEE6" w:sz="1"/>
-            </w:tcBorders>
-            <w:shd w:fill="F6F8FA" w:val="clear"/>
-            <w:tcMar>
-              <w:top w:type="dxa" w:w="120"/>
-              <w:left w:type="dxa" w:w="160"/>
-              <w:bottom w:type="dxa" w:w="120"/>
-              <w:right w:type="dxa" w:w="120"/>
-            </w:tcMar>
-          </w:tcPr>
-          <w:p>
-            <w:pPr>
-              <w:spacing w:after="0" w:line="230" w:lineRule="auto"/>
-            </w:pPr>
-            <w:r>
-              <w:rPr>
-                <w:rFonts w:ascii="Courier New" w:cs="Courier New" w:eastAsia="Courier New" w:hAnsi="Courier New"/>
-                <w:color w:val="1B2A3A"/>
-                <w:sz w:val="16"/>
-                <w:szCs w:val="16"/>
-              </w:rPr>
-              <w:t xml:space="preserve">docker compose up --build</w:t>
-            </w:r>
-          </w:p>
-          <w:p>
-            <w:pPr>
-              <w:spacing w:after="0" w:line="230" w:lineRule="auto"/>
-            </w:pPr>
-            <w:r>
-              <w:rPr>
-                <w:rFonts w:ascii="Courier New" w:cs="Courier New" w:eastAsia="Courier New" w:hAnsi="Courier New"/>
-                <w:color w:val="1B2A3A"/>
-                <w:sz w:val="16"/>
-                <w:szCs w:val="16"/>
-              </w:rPr>
-              <w:t xml:space="preserve"># db       -&gt; PostgreSQL 16 (port 5432)</w:t>
-            </w:r>
-          </w:p>
-          <w:p>
-            <w:pPr>
-              <w:spacing w:after="0" w:line="230" w:lineRule="auto"/>
-            </w:pPr>
-            <w:r>
-              <w:rPr>
-                <w:rFonts w:ascii="Courier New" w:cs="Courier New" w:eastAsia="Courier New" w:hAnsi="Courier New"/>
-                <w:color w:val="1B2A3A"/>
-                <w:sz w:val="16"/>
-                <w:szCs w:val="16"/>
-              </w:rPr>
-              <w:t xml:space="preserve"># backend  -&gt; API FastAPI    (port 8000)</w:t>
-            </w:r>
-          </w:p>
-          <w:p>
-            <w:pPr>
-              <w:spacing w:after="0" w:line="230" w:lineRule="auto"/>
-            </w:pPr>
-            <w:r>
-              <w:rPr>
-                <w:rFonts w:ascii="Courier New" w:cs="Courier New" w:eastAsia="Courier New" w:hAnsi="Courier New"/>
-                <w:color w:val="1B2A3A"/>
-                <w:sz w:val="16"/>
-                <w:szCs w:val="16"/>
-              </w:rPr>
-              <w:t xml:space="preserve"># frontend -&gt; Nginx + build React (port 5173)</w:t>
-            </w:r>
-          </w:p>
-        </w:tc>
-      </w:tr>
-    </w:tbl>
-    <w:p>
-      <w:pPr>
-        <w:spacing w:after="120"/>
-      </w:pPr>
-    </w:p>
-    <w:p>
-      <w:pPr>
-        <w:pStyle w:val="Heading2"/>
-      </w:pPr>
-      <w:r>
-        <w:t xml:space="preserve">3.4 Stratégie de versionnement (Git)</w:t>
-      </w:r>
-    </w:p>
-    <w:p>
-      <w:pPr>
-        <w:spacing w:after="120"/>
-      </w:pPr>
-      <w:r>
-        <w:t xml:space="preserve">Le code est versionné avec Git et hébergé sur GitHub. La stratégie de branches retenue distingue la branche de production (main), la branche d'intégration (develop) et des branches de fonctionnalité (feature/*). Chaque fonctionnalité est développée sur sa propre branche, puis fusionnée après exécution des tests. Cette organisation facilite le travail incrémental et la traçabilité des évolutions.</w:t>
-      </w:r>
-    </w:p>
-    <w:p>
-      <w:pPr>
-        <w:pStyle w:val="Heading2"/>
-      </w:pPr>
-      <w:r>
-        <w:t xml:space="preserve">3.5 Technologies et dépendances</w:t>
-      </w:r>
-    </w:p>
-    <w:p>
-      <w:pPr>
-        <w:spacing w:after="120"/>
-      </w:pPr>
-      <w:r>
-        <w:t xml:space="preserve">Les principales dépendances du back-end (fichier requirements.txt) :</w:t>
-      </w:r>
-    </w:p>
-    <w:p>
-      <w:pPr>
-        <w:spacing w:after="40" w:before="60"/>
-      </w:pPr>
-      <w:r>
-        <w:rPr>
-          <w:b/>
-          <w:bCs/>
-          <w:color w:val="0B5394"/>
-          <w:sz w:val="19"/>
-          <w:szCs w:val="19"/>
-        </w:rPr>
-        <w:t xml:space="preserve">backend/requirements.txt (extrait)</w:t>
-      </w:r>
-    </w:p>
-    <w:tbl>
-      <w:tblPr>
-        <w:tblW w:type="dxa" w:w="9026"/>
-        <w:tblBorders>
-          <w:top w:val="single" w:color="auto" w:sz="4"/>
-          <w:left w:val="single" w:color="auto" w:sz="4"/>
-          <w:bottom w:val="single" w:color="auto" w:sz="4"/>
-          <w:right w:val="single" w:color="auto" w:sz="4"/>
-          <w:insideH w:val="single" w:color="auto" w:sz="4"/>
-          <w:insideV w:val="single" w:color="auto" w:sz="4"/>
-        </w:tblBorders>
-      </w:tblPr>
-      <w:tblGrid>
-        <w:gridCol w:w="9026"/>
-      </w:tblGrid>
-      <w:tr>
-        <w:tc>
-          <w:tcPr>
-            <w:tcW w:type="dxa" w:w="9026"/>
-            <w:tcBorders>
-              <w:top w:val="single" w:color="D6DEE6" w:sz="1"/>
-              <w:left w:val="single" w:color="0B5394" w:sz="4"/>
-              <w:bottom w:val="single" w:color="D6DEE6" w:sz="1"/>
-              <w:right w:val="single" w:color="D6DEE6" w:sz="1"/>
-            </w:tcBorders>
-            <w:shd w:fill="F6F8FA" w:val="clear"/>
-            <w:tcMar>
-              <w:top w:type="dxa" w:w="120"/>
-              <w:left w:type="dxa" w:w="160"/>
-              <w:bottom w:type="dxa" w:w="120"/>
-              <w:right w:type="dxa" w:w="120"/>
-            </w:tcMar>
-          </w:tcPr>
-          <w:p>
-            <w:pPr>
-              <w:spacing w:after="0" w:line="230" w:lineRule="auto"/>
-            </w:pPr>
-            <w:r>
-              <w:rPr>
-                <w:rFonts w:ascii="Courier New" w:cs="Courier New" w:eastAsia="Courier New" w:hAnsi="Courier New"/>
-                <w:color w:val="1B2A3A"/>
-                <w:sz w:val="16"/>
-                <w:szCs w:val="16"/>
-              </w:rPr>
-              <w:t xml:space="preserve">fastapi            # framework web / API REST</w:t>
-            </w:r>
-          </w:p>
-          <w:p>
-            <w:pPr>
-              <w:spacing w:after="0" w:line="230" w:lineRule="auto"/>
-            </w:pPr>
-            <w:r>
-              <w:rPr>
-                <w:rFonts w:ascii="Courier New" w:cs="Courier New" w:eastAsia="Courier New" w:hAnsi="Courier New"/>
-                <w:color w:val="1B2A3A"/>
-                <w:sz w:val="16"/>
-                <w:szCs w:val="16"/>
-              </w:rPr>
-              <w:t xml:space="preserve">uvicorn[standard]  # serveur ASGI</w:t>
-            </w:r>
-          </w:p>
-          <w:p>
-            <w:pPr>
-              <w:spacing w:after="0" w:line="230" w:lineRule="auto"/>
-            </w:pPr>
-            <w:r>
-              <w:rPr>
-                <w:rFonts w:ascii="Courier New" w:cs="Courier New" w:eastAsia="Courier New" w:hAnsi="Courier New"/>
-                <w:color w:val="1B2A3A"/>
-                <w:sz w:val="16"/>
-                <w:szCs w:val="16"/>
-              </w:rPr>
-              <w:t xml:space="preserve">sqlalchemy         # ORM</w:t>
-            </w:r>
-          </w:p>
-          <w:p>
-            <w:pPr>
-              <w:spacing w:after="0" w:line="230" w:lineRule="auto"/>
-            </w:pPr>
-            <w:r>
-              <w:rPr>
-                <w:rFonts w:ascii="Courier New" w:cs="Courier New" w:eastAsia="Courier New" w:hAnsi="Courier New"/>
-                <w:color w:val="1B2A3A"/>
-                <w:sz w:val="16"/>
-                <w:szCs w:val="16"/>
-              </w:rPr>
-              <w:t xml:space="preserve">psycopg2-binary    # pilote PostgreSQL</w:t>
-            </w:r>
-          </w:p>
-          <w:p>
-            <w:pPr>
-              <w:spacing w:after="0" w:line="230" w:lineRule="auto"/>
-            </w:pPr>
-            <w:r>
-              <w:rPr>
-                <w:rFonts w:ascii="Courier New" w:cs="Courier New" w:eastAsia="Courier New" w:hAnsi="Courier New"/>
-                <w:color w:val="1B2A3A"/>
-                <w:sz w:val="16"/>
-                <w:szCs w:val="16"/>
-              </w:rPr>
-              <w:t xml:space="preserve">pydantic           # validation des données</w:t>
-            </w:r>
-          </w:p>
-          <w:p>
-            <w:pPr>
-              <w:spacing w:after="0" w:line="230" w:lineRule="auto"/>
-            </w:pPr>
-            <w:r>
-              <w:rPr>
-                <w:rFonts w:ascii="Courier New" w:cs="Courier New" w:eastAsia="Courier New" w:hAnsi="Courier New"/>
-                <w:color w:val="1B2A3A"/>
-                <w:sz w:val="16"/>
-                <w:szCs w:val="16"/>
-              </w:rPr>
-              <w:t xml:space="preserve">passlib[bcrypt]    # hachage des mots de passe</w:t>
-            </w:r>
-          </w:p>
-          <w:p>
-            <w:pPr>
-              <w:spacing w:after="0" w:line="230" w:lineRule="auto"/>
-            </w:pPr>
-            <w:r>
-              <w:rPr>
-                <w:rFonts w:ascii="Courier New" w:cs="Courier New" w:eastAsia="Courier New" w:hAnsi="Courier New"/>
-                <w:color w:val="1B2A3A"/>
-                <w:sz w:val="16"/>
-                <w:szCs w:val="16"/>
-              </w:rPr>
-              <w:t xml:space="preserve">bcrypt==4.0.1      # version compatible avec passlib</w:t>
-            </w:r>
-          </w:p>
-          <w:p>
-            <w:pPr>
-              <w:spacing w:after="0" w:line="230" w:lineRule="auto"/>
-            </w:pPr>
-            <w:r>
-              <w:rPr>
-                <w:rFonts w:ascii="Courier New" w:cs="Courier New" w:eastAsia="Courier New" w:hAnsi="Courier New"/>
-                <w:color w:val="1B2A3A"/>
-                <w:sz w:val="16"/>
-                <w:szCs w:val="16"/>
-              </w:rPr>
-              <w:t xml:space="preserve">python-jose        # création / vérification des JWT</w:t>
-            </w:r>
-          </w:p>
-          <w:p>
-            <w:pPr>
-              <w:spacing w:after="0" w:line="230" w:lineRule="auto"/>
-            </w:pPr>
-            <w:r>
-              <w:rPr>
-                <w:rFonts w:ascii="Courier New" w:cs="Courier New" w:eastAsia="Courier New" w:hAnsi="Courier New"/>
-                <w:color w:val="1B2A3A"/>
-                <w:sz w:val="16"/>
-                <w:szCs w:val="16"/>
-              </w:rPr>
-              <w:t xml:space="preserve">pytest, httpx      # tests</w:t>
-            </w:r>
-          </w:p>
-        </w:tc>
-      </w:tr>
-    </w:tbl>
-    <w:p>
-      <w:pPr>
-        <w:spacing w:after="120"/>
-      </w:pPr>
-    </w:p>
-    <w:p>
-      <w:pPr>
-        <w:pStyle w:val="Heading2"/>
-      </w:pPr>
-      <w:r>
-        <w:t xml:space="preserve">3.6 Modules back-end développés</w:t>
-      </w:r>
-    </w:p>
-    <w:p>
-      <w:pPr>
-        <w:spacing w:after="120"/>
-      </w:pPr>
-      <w:r>
-        <w:t xml:space="preserve">Le code back-end est organisé par responsabilité. Les sections suivantes détaillent les modules les plus significatifs, illustrés par des extraits du code réel.</w:t>
-      </w:r>
-    </w:p>
-    <w:p>
-      <w:pPr>
-        <w:pStyle w:val="Heading3"/>
-      </w:pPr>
-      <w:r>
-        <w:t xml:space="preserve">3.6.1 Modèles de données (ORM)</w:t>
-      </w:r>
-    </w:p>
-    <w:p>
-      <w:pPr>
-        <w:spacing w:after="120"/>
-      </w:pPr>
-      <w:r>
-        <w:t xml:space="preserve">Les entités sont décrites avec SQLAlchemy. L'énumération des statuts et la propriété calculée du solde restant illustrent la richesse du modèle.</w:t>
-      </w:r>
-    </w:p>
-    <w:p>
-      <w:pPr>
-        <w:spacing w:after="40" w:before="60"/>
-      </w:pPr>
-      <w:r>
-        <w:rPr>
-          <w:b/>
-          <w:bCs/>
-          <w:color w:val="0B5394"/>
-          <w:sz w:val="19"/>
-          <w:szCs w:val="19"/>
-        </w:rPr>
-        <w:t xml:space="preserve">backend/app/models.py (extrait)</w:t>
-      </w:r>
-    </w:p>
-    <w:tbl>
-      <w:tblPr>
-        <w:tblW w:type="dxa" w:w="9026"/>
-        <w:tblBorders>
-          <w:top w:val="single" w:color="auto" w:sz="4"/>
-          <w:left w:val="single" w:color="auto" w:sz="4"/>
-          <w:bottom w:val="single" w:color="auto" w:sz="4"/>
-          <w:right w:val="single" w:color="auto" w:sz="4"/>
-          <w:insideH w:val="single" w:color="auto" w:sz="4"/>
-          <w:insideV w:val="single" w:color="auto" w:sz="4"/>
-        </w:tblBorders>
-      </w:tblPr>
-      <w:tblGrid>
-        <w:gridCol w:w="9026"/>
-      </w:tblGrid>
-      <w:tr>
-        <w:tc>
-          <w:tcPr>
-            <w:tcW w:type="dxa" w:w="9026"/>
-            <w:tcBorders>
-              <w:top w:val="single" w:color="D6DEE6" w:sz="1"/>
-              <w:left w:val="single" w:color="0B5394" w:sz="4"/>
-              <w:bottom w:val="single" w:color="D6DEE6" w:sz="1"/>
-              <w:right w:val="single" w:color="D6DEE6" w:sz="1"/>
-            </w:tcBorders>
-            <w:shd w:fill="F6F8FA" w:val="clear"/>
-            <w:tcMar>
-              <w:top w:type="dxa" w:w="120"/>
-              <w:left w:type="dxa" w:w="160"/>
-              <w:bottom w:type="dxa" w:w="120"/>
-              <w:right w:type="dxa" w:w="120"/>
-            </w:tcMar>
-          </w:tcPr>
-          <w:p>
-            <w:pPr>
-              <w:spacing w:after="0" w:line="230" w:lineRule="auto"/>
-            </w:pPr>
-            <w:r>
-              <w:rPr>
-                <w:rFonts w:ascii="Courier New" w:cs="Courier New" w:eastAsia="Courier New" w:hAnsi="Courier New"/>
-                <w:color w:val="1B2A3A"/>
-                <w:sz w:val="16"/>
-                <w:szCs w:val="16"/>
-              </w:rPr>
-              <w:t xml:space="preserve">class StatutDemande(str, enum.Enum):</w:t>
-            </w:r>
-          </w:p>
-          <w:p>
-            <w:pPr>
-              <w:spacing w:after="0" w:line="230" w:lineRule="auto"/>
-            </w:pPr>
-            <w:r>
-              <w:rPr>
-                <w:rFonts w:ascii="Courier New" w:cs="Courier New" w:eastAsia="Courier New" w:hAnsi="Courier New"/>
-                <w:color w:val="1B2A3A"/>
-                <w:sz w:val="16"/>
-                <w:szCs w:val="16"/>
-              </w:rPr>
-              <w:t xml:space="preserve">    SOUMISE = "SOUMISE"</w:t>
-            </w:r>
-          </w:p>
-          <w:p>
-            <w:pPr>
-              <w:spacing w:after="0" w:line="230" w:lineRule="auto"/>
-            </w:pPr>
-            <w:r>
-              <w:rPr>
-                <w:rFonts w:ascii="Courier New" w:cs="Courier New" w:eastAsia="Courier New" w:hAnsi="Courier New"/>
-                <w:color w:val="1B2A3A"/>
-                <w:sz w:val="16"/>
-                <w:szCs w:val="16"/>
-              </w:rPr>
-              <w:t xml:space="preserve">    VALIDEE = "VALIDEE"</w:t>
-            </w:r>
-          </w:p>
-          <w:p>
-            <w:pPr>
-              <w:spacing w:after="0" w:line="230" w:lineRule="auto"/>
-            </w:pPr>
-            <w:r>
-              <w:rPr>
-                <w:rFonts w:ascii="Courier New" w:cs="Courier New" w:eastAsia="Courier New" w:hAnsi="Courier New"/>
-                <w:color w:val="1B2A3A"/>
-                <w:sz w:val="16"/>
-                <w:szCs w:val="16"/>
-              </w:rPr>
-              <w:t xml:space="preserve">    REFUSEE = "REFUSEE"</w:t>
-            </w:r>
-          </w:p>
-          <w:p>
-            <w:pPr>
-              <w:spacing w:after="0" w:line="230" w:lineRule="auto"/>
-            </w:pPr>
-            <w:r>
-              <w:rPr>
-                <w:rFonts w:ascii="Courier New" w:cs="Courier New" w:eastAsia="Courier New" w:hAnsi="Courier New"/>
-                <w:color w:val="1B2A3A"/>
-                <w:sz w:val="16"/>
-                <w:szCs w:val="16"/>
-              </w:rPr>
-              <w:t xml:space="preserve">    ANNULEE = "ANNULEE"</w:t>
-            </w:r>
-          </w:p>
-          <w:p>
-            <w:pPr>
-              <w:spacing w:after="0" w:line="230" w:lineRule="auto"/>
-            </w:pPr>
-            <w:r>
-              <w:rPr>
-                <w:rFonts w:ascii="Courier New" w:cs="Courier New" w:eastAsia="Courier New" w:hAnsi="Courier New"/>
-                <w:color w:val="1B2A3A"/>
-                <w:sz w:val="16"/>
-                <w:szCs w:val="16"/>
-              </w:rPr>
-              <w:t xml:space="preserve"> </w:t>
-            </w:r>
-          </w:p>
-          <w:p>
-            <w:pPr>
-              <w:spacing w:after="0" w:line="230" w:lineRule="auto"/>
-            </w:pPr>
-            <w:r>
-              <w:rPr>
-                <w:rFonts w:ascii="Courier New" w:cs="Courier New" w:eastAsia="Courier New" w:hAnsi="Courier New"/>
-                <w:color w:val="1B2A3A"/>
-                <w:sz w:val="16"/>
-                <w:szCs w:val="16"/>
-              </w:rPr>
-              <w:t xml:space="preserve">class SoldeConge(Base):</w:t>
-            </w:r>
-          </w:p>
-          <w:p>
-            <w:pPr>
-              <w:spacing w:after="0" w:line="230" w:lineRule="auto"/>
-            </w:pPr>
-            <w:r>
-              <w:rPr>
-                <w:rFonts w:ascii="Courier New" w:cs="Courier New" w:eastAsia="Courier New" w:hAnsi="Courier New"/>
-                <w:color w:val="1B2A3A"/>
-                <w:sz w:val="16"/>
-                <w:szCs w:val="16"/>
-              </w:rPr>
-              <w:t xml:space="preserve">    __tablename__ = "solde_conge"</w:t>
-            </w:r>
-          </w:p>
-          <w:p>
-            <w:pPr>
-              <w:spacing w:after="0" w:line="230" w:lineRule="auto"/>
-            </w:pPr>
-            <w:r>
-              <w:rPr>
-                <w:rFonts w:ascii="Courier New" w:cs="Courier New" w:eastAsia="Courier New" w:hAnsi="Courier New"/>
-                <w:color w:val="1B2A3A"/>
-                <w:sz w:val="16"/>
-                <w:szCs w:val="16"/>
-              </w:rPr>
-              <w:t xml:space="preserve">    id = mapped_column(Integer, primary_key=True)</w:t>
-            </w:r>
-          </w:p>
-          <w:p>
-            <w:pPr>
-              <w:spacing w:after="0" w:line="230" w:lineRule="auto"/>
-            </w:pPr>
-            <w:r>
-              <w:rPr>
-                <w:rFonts w:ascii="Courier New" w:cs="Courier New" w:eastAsia="Courier New" w:hAnsi="Courier New"/>
-                <w:color w:val="1B2A3A"/>
-                <w:sz w:val="16"/>
-                <w:szCs w:val="16"/>
-              </w:rPr>
-              <w:t xml:space="preserve">    jours_acquis = mapped_column(default=25.0)</w:t>
-            </w:r>
-          </w:p>
-          <w:p>
-            <w:pPr>
-              <w:spacing w:after="0" w:line="230" w:lineRule="auto"/>
-            </w:pPr>
-            <w:r>
-              <w:rPr>
-                <w:rFonts w:ascii="Courier New" w:cs="Courier New" w:eastAsia="Courier New" w:hAnsi="Courier New"/>
-                <w:color w:val="1B2A3A"/>
-                <w:sz w:val="16"/>
-                <w:szCs w:val="16"/>
-              </w:rPr>
-              <w:t xml:space="preserve">    jours_pris = mapped_column(default=0.0)</w:t>
-            </w:r>
-          </w:p>
-          <w:p>
-            <w:pPr>
-              <w:spacing w:after="0" w:line="230" w:lineRule="auto"/>
-            </w:pPr>
-            <w:r>
-              <w:rPr>
-                <w:rFonts w:ascii="Courier New" w:cs="Courier New" w:eastAsia="Courier New" w:hAnsi="Courier New"/>
-                <w:color w:val="1B2A3A"/>
-                <w:sz w:val="16"/>
-                <w:szCs w:val="16"/>
-              </w:rPr>
-              <w:t xml:space="preserve"> </w:t>
-            </w:r>
-          </w:p>
-          <w:p>
-            <w:pPr>
-              <w:spacing w:after="0" w:line="230" w:lineRule="auto"/>
-            </w:pPr>
-            <w:r>
-              <w:rPr>
-                <w:rFonts w:ascii="Courier New" w:cs="Courier New" w:eastAsia="Courier New" w:hAnsi="Courier New"/>
-                <w:color w:val="1B2A3A"/>
-                <w:sz w:val="16"/>
-                <w:szCs w:val="16"/>
-              </w:rPr>
-              <w:t xml:space="preserve">    @property</w:t>
-            </w:r>
-          </w:p>
-          <w:p>
-            <w:pPr>
-              <w:spacing w:after="0" w:line="230" w:lineRule="auto"/>
-            </w:pPr>
-            <w:r>
-              <w:rPr>
-                <w:rFonts w:ascii="Courier New" w:cs="Courier New" w:eastAsia="Courier New" w:hAnsi="Courier New"/>
-                <w:color w:val="1B2A3A"/>
-                <w:sz w:val="16"/>
-                <w:szCs w:val="16"/>
-              </w:rPr>
-              <w:t xml:space="preserve">    def jours_restants(self) -&gt; float:</w:t>
-            </w:r>
-          </w:p>
-          <w:p>
-            <w:pPr>
-              <w:spacing w:after="0" w:line="230" w:lineRule="auto"/>
-            </w:pPr>
-            <w:r>
-              <w:rPr>
-                <w:rFonts w:ascii="Courier New" w:cs="Courier New" w:eastAsia="Courier New" w:hAnsi="Courier New"/>
-                <w:color w:val="1B2A3A"/>
-                <w:sz w:val="16"/>
-                <w:szCs w:val="16"/>
-              </w:rPr>
-              <w:t xml:space="preserve">        return self.jours_acquis - self.jours_pris</w:t>
-            </w:r>
-          </w:p>
-        </w:tc>
-      </w:tr>
-    </w:tbl>
-    <w:p>
-      <w:pPr>
-        <w:spacing w:after="120"/>
-      </w:pPr>
-    </w:p>
-    <w:p>
-      <w:pPr>
-        <w:pStyle w:val="Heading3"/>
-      </w:pPr>
-      <w:r>
-        <w:t xml:space="preserve">3.6.2 Validation des données (Pydantic)</w:t>
-      </w:r>
-    </w:p>
-    <w:p>
-      <w:pPr>
-        <w:spacing w:after="120"/>
-      </w:pPr>
-      <w:r>
-        <w:t xml:space="preserve">Les schémas Pydantic valident automatiquement les données entrantes et sortantes, et documentent l'API. La validation rejette par exemple un mot de passe trop court ou un e-mail mal formé.</w:t>
-      </w:r>
-    </w:p>
-    <w:p>
-      <w:pPr>
-        <w:spacing w:after="40" w:before="60"/>
-      </w:pPr>
-      <w:r>
-        <w:rPr>
-          <w:b/>
-          <w:bCs/>
-          <w:color w:val="0B5394"/>
-          <w:sz w:val="19"/>
-          <w:szCs w:val="19"/>
-        </w:rPr>
-        <w:t xml:space="preserve">backend/app/schemas.py (extrait)</w:t>
-      </w:r>
-    </w:p>
-    <w:tbl>
-      <w:tblPr>
-        <w:tblW w:type="dxa" w:w="9026"/>
-        <w:tblBorders>
-          <w:top w:val="single" w:color="auto" w:sz="4"/>
-          <w:left w:val="single" w:color="auto" w:sz="4"/>
-          <w:bottom w:val="single" w:color="auto" w:sz="4"/>
-          <w:right w:val="single" w:color="auto" w:sz="4"/>
-          <w:insideH w:val="single" w:color="auto" w:sz="4"/>
-          <w:insideV w:val="single" w:color="auto" w:sz="4"/>
-        </w:tblBorders>
-      </w:tblPr>
-      <w:tblGrid>
-        <w:gridCol w:w="9026"/>
-      </w:tblGrid>
-      <w:tr>
-        <w:tc>
-          <w:tcPr>
-            <w:tcW w:type="dxa" w:w="9026"/>
-            <w:tcBorders>
-              <w:top w:val="single" w:color="D6DEE6" w:sz="1"/>
-              <w:left w:val="single" w:color="0B5394" w:sz="4"/>
-              <w:bottom w:val="single" w:color="D6DEE6" w:sz="1"/>
-              <w:right w:val="single" w:color="D6DEE6" w:sz="1"/>
-            </w:tcBorders>
-            <w:shd w:fill="F6F8FA" w:val="clear"/>
-            <w:tcMar>
-              <w:top w:type="dxa" w:w="120"/>
-              <w:left w:type="dxa" w:w="160"/>
-              <w:bottom w:type="dxa" w:w="120"/>
-              <w:right w:type="dxa" w:w="120"/>
-            </w:tcMar>
-          </w:tcPr>
-          <w:p>
-            <w:pPr>
-              <w:spacing w:after="0" w:line="230" w:lineRule="auto"/>
-            </w:pPr>
-            <w:r>
-              <w:rPr>
-                <w:rFonts w:ascii="Courier New" w:cs="Courier New" w:eastAsia="Courier New" w:hAnsi="Courier New"/>
-                <w:color w:val="1B2A3A"/>
-                <w:sz w:val="16"/>
-                <w:szCs w:val="16"/>
-              </w:rPr>
-              <w:t xml:space="preserve">class EmployeCreate(BaseModel):</w:t>
-            </w:r>
-          </w:p>
-          <w:p>
-            <w:pPr>
-              <w:spacing w:after="0" w:line="230" w:lineRule="auto"/>
-            </w:pPr>
-            <w:r>
-              <w:rPr>
-                <w:rFonts w:ascii="Courier New" w:cs="Courier New" w:eastAsia="Courier New" w:hAnsi="Courier New"/>
-                <w:color w:val="1B2A3A"/>
-                <w:sz w:val="16"/>
-                <w:szCs w:val="16"/>
-              </w:rPr>
-              <w:t xml:space="preserve">    nom: str</w:t>
-            </w:r>
-          </w:p>
-          <w:p>
-            <w:pPr>
-              <w:spacing w:after="0" w:line="230" w:lineRule="auto"/>
-            </w:pPr>
-            <w:r>
-              <w:rPr>
-                <w:rFonts w:ascii="Courier New" w:cs="Courier New" w:eastAsia="Courier New" w:hAnsi="Courier New"/>
-                <w:color w:val="1B2A3A"/>
-                <w:sz w:val="16"/>
-                <w:szCs w:val="16"/>
-              </w:rPr>
-              <w:t xml:space="preserve">    prenom: str</w:t>
-            </w:r>
-          </w:p>
-          <w:p>
-            <w:pPr>
-              <w:spacing w:after="0" w:line="230" w:lineRule="auto"/>
-            </w:pPr>
-            <w:r>
-              <w:rPr>
-                <w:rFonts w:ascii="Courier New" w:cs="Courier New" w:eastAsia="Courier New" w:hAnsi="Courier New"/>
-                <w:color w:val="1B2A3A"/>
-                <w:sz w:val="16"/>
-                <w:szCs w:val="16"/>
-              </w:rPr>
-              <w:t xml:space="preserve">    email: EmailStr</w:t>
-            </w:r>
-          </w:p>
-          <w:p>
-            <w:pPr>
-              <w:spacing w:after="0" w:line="230" w:lineRule="auto"/>
-            </w:pPr>
-            <w:r>
-              <w:rPr>
-                <w:rFonts w:ascii="Courier New" w:cs="Courier New" w:eastAsia="Courier New" w:hAnsi="Courier New"/>
-                <w:color w:val="1B2A3A"/>
-                <w:sz w:val="16"/>
-                <w:szCs w:val="16"/>
-              </w:rPr>
-              <w:t xml:space="preserve">    mot_de_passe: str = Field(min_length=8)</w:t>
-            </w:r>
-          </w:p>
-          <w:p>
-            <w:pPr>
-              <w:spacing w:after="0" w:line="230" w:lineRule="auto"/>
-            </w:pPr>
-            <w:r>
-              <w:rPr>
-                <w:rFonts w:ascii="Courier New" w:cs="Courier New" w:eastAsia="Courier New" w:hAnsi="Courier New"/>
-                <w:color w:val="1B2A3A"/>
-                <w:sz w:val="16"/>
-                <w:szCs w:val="16"/>
-              </w:rPr>
-              <w:t xml:space="preserve"> </w:t>
-            </w:r>
-          </w:p>
-          <w:p>
-            <w:pPr>
-              <w:spacing w:after="0" w:line="230" w:lineRule="auto"/>
-            </w:pPr>
-            <w:r>
-              <w:rPr>
-                <w:rFonts w:ascii="Courier New" w:cs="Courier New" w:eastAsia="Courier New" w:hAnsi="Courier New"/>
-                <w:color w:val="1B2A3A"/>
-                <w:sz w:val="16"/>
-                <w:szCs w:val="16"/>
-              </w:rPr>
-              <w:t xml:space="preserve">class DemandeCreate(BaseModel):</w:t>
-            </w:r>
-          </w:p>
-          <w:p>
-            <w:pPr>
-              <w:spacing w:after="0" w:line="230" w:lineRule="auto"/>
-            </w:pPr>
-            <w:r>
-              <w:rPr>
-                <w:rFonts w:ascii="Courier New" w:cs="Courier New" w:eastAsia="Courier New" w:hAnsi="Courier New"/>
-                <w:color w:val="1B2A3A"/>
-                <w:sz w:val="16"/>
-                <w:szCs w:val="16"/>
-              </w:rPr>
-              <w:t xml:space="preserve">    type_absence_id: int</w:t>
-            </w:r>
-          </w:p>
-          <w:p>
-            <w:pPr>
-              <w:spacing w:after="0" w:line="230" w:lineRule="auto"/>
-            </w:pPr>
-            <w:r>
-              <w:rPr>
-                <w:rFonts w:ascii="Courier New" w:cs="Courier New" w:eastAsia="Courier New" w:hAnsi="Courier New"/>
-                <w:color w:val="1B2A3A"/>
-                <w:sz w:val="16"/>
-                <w:szCs w:val="16"/>
-              </w:rPr>
-              <w:t xml:space="preserve">    date_debut: date</w:t>
-            </w:r>
-          </w:p>
-          <w:p>
-            <w:pPr>
-              <w:spacing w:after="0" w:line="230" w:lineRule="auto"/>
-            </w:pPr>
-            <w:r>
-              <w:rPr>
-                <w:rFonts w:ascii="Courier New" w:cs="Courier New" w:eastAsia="Courier New" w:hAnsi="Courier New"/>
-                <w:color w:val="1B2A3A"/>
-                <w:sz w:val="16"/>
-                <w:szCs w:val="16"/>
-              </w:rPr>
-              <w:t xml:space="preserve">    date_fin: date</w:t>
-            </w:r>
-          </w:p>
-          <w:p>
-            <w:pPr>
-              <w:spacing w:after="0" w:line="230" w:lineRule="auto"/>
-            </w:pPr>
-            <w:r>
-              <w:rPr>
-                <w:rFonts w:ascii="Courier New" w:cs="Courier New" w:eastAsia="Courier New" w:hAnsi="Courier New"/>
-                <w:color w:val="1B2A3A"/>
-                <w:sz w:val="16"/>
-                <w:szCs w:val="16"/>
-              </w:rPr>
-              <w:t xml:space="preserve">    motif: str | None = None</w:t>
-            </w:r>
-          </w:p>
-        </w:tc>
-      </w:tr>
-    </w:tbl>
-    <w:p>
-      <w:pPr>
-        <w:spacing w:after="120"/>
-      </w:pPr>
-    </w:p>
-    <w:p>
-      <w:pPr>
-        <w:pStyle w:val="Heading3"/>
-      </w:pPr>
-      <w:r>
-        <w:t xml:space="preserve">3.6.3 Sécurité — hachage et jetons JWT</w:t>
-      </w:r>
-    </w:p>
-    <w:p>
-      <w:pPr>
-        <w:spacing w:after="120"/>
-      </w:pPr>
-      <w:r>
-        <w:t xml:space="preserve">La sécurité repose sur deux mécanismes : le hachage des mots de passe avec bcrypt (les mots de passe ne sont jamais stockés en clair) et la signature de jetons JWT contenant l'identifiant et le rôle de l'utilisateur, avec une date d'expiration.</w:t>
-      </w:r>
-    </w:p>
-    <w:p>
-      <w:pPr>
-        <w:spacing w:after="40" w:before="60"/>
-      </w:pPr>
-      <w:r>
-        <w:rPr>
-          <w:b/>
-          <w:bCs/>
-          <w:color w:val="0B5394"/>
-          <w:sz w:val="19"/>
-          <w:szCs w:val="19"/>
-        </w:rPr>
-        <w:t xml:space="preserve">backend/app/security.py (extrait)</w:t>
-      </w:r>
-    </w:p>
-    <w:tbl>
-      <w:tblPr>
-        <w:tblW w:type="dxa" w:w="9026"/>
-        <w:tblBorders>
-          <w:top w:val="single" w:color="auto" w:sz="4"/>
-          <w:left w:val="single" w:color="auto" w:sz="4"/>
-          <w:bottom w:val="single" w:color="auto" w:sz="4"/>
-          <w:right w:val="single" w:color="auto" w:sz="4"/>
-          <w:insideH w:val="single" w:color="auto" w:sz="4"/>
-          <w:insideV w:val="single" w:color="auto" w:sz="4"/>
-        </w:tblBorders>
-      </w:tblPr>
-      <w:tblGrid>
-        <w:gridCol w:w="9026"/>
-      </w:tblGrid>
-      <w:tr>
-        <w:tc>
-          <w:tcPr>
-            <w:tcW w:type="dxa" w:w="9026"/>
-            <w:tcBorders>
-              <w:top w:val="single" w:color="D6DEE6" w:sz="1"/>
-              <w:left w:val="single" w:color="0B5394" w:sz="4"/>
-              <w:bottom w:val="single" w:color="D6DEE6" w:sz="1"/>
-              <w:right w:val="single" w:color="D6DEE6" w:sz="1"/>
-            </w:tcBorders>
-            <w:shd w:fill="F6F8FA" w:val="clear"/>
-            <w:tcMar>
-              <w:top w:type="dxa" w:w="120"/>
-              <w:left w:type="dxa" w:w="160"/>
-              <w:bottom w:type="dxa" w:w="120"/>
-              <w:right w:type="dxa" w:w="120"/>
-            </w:tcMar>
-          </w:tcPr>
-          <w:p>
-            <w:pPr>
-              <w:spacing w:after="0" w:line="230" w:lineRule="auto"/>
-            </w:pPr>
-            <w:r>
-              <w:rPr>
-                <w:rFonts w:ascii="Courier New" w:cs="Courier New" w:eastAsia="Courier New" w:hAnsi="Courier New"/>
-                <w:color w:val="1B2A3A"/>
-                <w:sz w:val="16"/>
-                <w:szCs w:val="16"/>
-              </w:rPr>
-              <w:t xml:space="preserve">pwd_context = CryptContext(schemes=["bcrypt"], deprecated="auto")</w:t>
-            </w:r>
-          </w:p>
-          <w:p>
-            <w:pPr>
-              <w:spacing w:after="0" w:line="230" w:lineRule="auto"/>
-            </w:pPr>
-            <w:r>
-              <w:rPr>
-                <w:rFonts w:ascii="Courier New" w:cs="Courier New" w:eastAsia="Courier New" w:hAnsi="Courier New"/>
-                <w:color w:val="1B2A3A"/>
-                <w:sz w:val="16"/>
-                <w:szCs w:val="16"/>
-              </w:rPr>
-              <w:t xml:space="preserve"> </w:t>
-            </w:r>
-          </w:p>
-          <w:p>
-            <w:pPr>
-              <w:spacing w:after="0" w:line="230" w:lineRule="auto"/>
-            </w:pPr>
-            <w:r>
-              <w:rPr>
-                <w:rFonts w:ascii="Courier New" w:cs="Courier New" w:eastAsia="Courier New" w:hAnsi="Courier New"/>
-                <w:color w:val="1B2A3A"/>
-                <w:sz w:val="16"/>
-                <w:szCs w:val="16"/>
-              </w:rPr>
-              <w:t xml:space="preserve">def hacher_mot_de_passe(mot_de_passe: str) -&gt; str:</w:t>
-            </w:r>
-          </w:p>
-          <w:p>
-            <w:pPr>
-              <w:spacing w:after="0" w:line="230" w:lineRule="auto"/>
-            </w:pPr>
-            <w:r>
-              <w:rPr>
-                <w:rFonts w:ascii="Courier New" w:cs="Courier New" w:eastAsia="Courier New" w:hAnsi="Courier New"/>
-                <w:color w:val="1B2A3A"/>
-                <w:sz w:val="16"/>
-                <w:szCs w:val="16"/>
-              </w:rPr>
-              <w:t xml:space="preserve">    return pwd_context.hash(mot_de_passe)</w:t>
-            </w:r>
-          </w:p>
-          <w:p>
-            <w:pPr>
-              <w:spacing w:after="0" w:line="230" w:lineRule="auto"/>
-            </w:pPr>
-            <w:r>
-              <w:rPr>
-                <w:rFonts w:ascii="Courier New" w:cs="Courier New" w:eastAsia="Courier New" w:hAnsi="Courier New"/>
-                <w:color w:val="1B2A3A"/>
-                <w:sz w:val="16"/>
-                <w:szCs w:val="16"/>
-              </w:rPr>
-              <w:t xml:space="preserve"> </w:t>
-            </w:r>
-          </w:p>
-          <w:p>
-            <w:pPr>
-              <w:spacing w:after="0" w:line="230" w:lineRule="auto"/>
-            </w:pPr>
-            <w:r>
-              <w:rPr>
-                <w:rFonts w:ascii="Courier New" w:cs="Courier New" w:eastAsia="Courier New" w:hAnsi="Courier New"/>
-                <w:color w:val="1B2A3A"/>
-                <w:sz w:val="16"/>
-                <w:szCs w:val="16"/>
-              </w:rPr>
-              <w:t xml:space="preserve">def verifier_mot_de_passe(en_clair: str, hache: str) -&gt; bool:</w:t>
-            </w:r>
-          </w:p>
-          <w:p>
-            <w:pPr>
-              <w:spacing w:after="0" w:line="230" w:lineRule="auto"/>
-            </w:pPr>
-            <w:r>
-              <w:rPr>
-                <w:rFonts w:ascii="Courier New" w:cs="Courier New" w:eastAsia="Courier New" w:hAnsi="Courier New"/>
-                <w:color w:val="1B2A3A"/>
-                <w:sz w:val="16"/>
-                <w:szCs w:val="16"/>
-              </w:rPr>
-              <w:t xml:space="preserve">    return pwd_context.verify(en_clair, hache)</w:t>
-            </w:r>
-          </w:p>
-          <w:p>
-            <w:pPr>
-              <w:spacing w:after="0" w:line="230" w:lineRule="auto"/>
-            </w:pPr>
-            <w:r>
-              <w:rPr>
-                <w:rFonts w:ascii="Courier New" w:cs="Courier New" w:eastAsia="Courier New" w:hAnsi="Courier New"/>
-                <w:color w:val="1B2A3A"/>
-                <w:sz w:val="16"/>
-                <w:szCs w:val="16"/>
-              </w:rPr>
-              <w:t xml:space="preserve"> </w:t>
-            </w:r>
-          </w:p>
-          <w:p>
-            <w:pPr>
-              <w:spacing w:after="0" w:line="230" w:lineRule="auto"/>
-            </w:pPr>
-            <w:r>
-              <w:rPr>
-                <w:rFonts w:ascii="Courier New" w:cs="Courier New" w:eastAsia="Courier New" w:hAnsi="Courier New"/>
-                <w:color w:val="1B2A3A"/>
-                <w:sz w:val="16"/>
-                <w:szCs w:val="16"/>
-              </w:rPr>
-              <w:t xml:space="preserve">def creer_token(sujet: str, role: str) -&gt; str:</w:t>
-            </w:r>
-          </w:p>
-          <w:p>
-            <w:pPr>
-              <w:spacing w:after="0" w:line="230" w:lineRule="auto"/>
-            </w:pPr>
-            <w:r>
-              <w:rPr>
-                <w:rFonts w:ascii="Courier New" w:cs="Courier New" w:eastAsia="Courier New" w:hAnsi="Courier New"/>
-                <w:color w:val="1B2A3A"/>
-                <w:sz w:val="16"/>
-                <w:szCs w:val="16"/>
-              </w:rPr>
-              <w:t xml:space="preserve">    expire = datetime.now(timezone.utc) + timedelta(</w:t>
-            </w:r>
-          </w:p>
-          <w:p>
-            <w:pPr>
-              <w:spacing w:after="0" w:line="230" w:lineRule="auto"/>
-            </w:pPr>
-            <w:r>
-              <w:rPr>
-                <w:rFonts w:ascii="Courier New" w:cs="Courier New" w:eastAsia="Courier New" w:hAnsi="Courier New"/>
-                <w:color w:val="1B2A3A"/>
-                <w:sz w:val="16"/>
-                <w:szCs w:val="16"/>
-              </w:rPr>
-              <w:t xml:space="preserve">        minutes=settings.jwt_expire_minutes)</w:t>
-            </w:r>
-          </w:p>
-          <w:p>
-            <w:pPr>
-              <w:spacing w:after="0" w:line="230" w:lineRule="auto"/>
-            </w:pPr>
-            <w:r>
-              <w:rPr>
-                <w:rFonts w:ascii="Courier New" w:cs="Courier New" w:eastAsia="Courier New" w:hAnsi="Courier New"/>
-                <w:color w:val="1B2A3A"/>
-                <w:sz w:val="16"/>
-                <w:szCs w:val="16"/>
-              </w:rPr>
-              <w:t xml:space="preserve">    payload = {"sub": sujet, "role": role, "exp": expire}</w:t>
-            </w:r>
-          </w:p>
-          <w:p>
-            <w:pPr>
-              <w:spacing w:after="0" w:line="230" w:lineRule="auto"/>
-            </w:pPr>
-            <w:r>
-              <w:rPr>
-                <w:rFonts w:ascii="Courier New" w:cs="Courier New" w:eastAsia="Courier New" w:hAnsi="Courier New"/>
-                <w:color w:val="1B2A3A"/>
-                <w:sz w:val="16"/>
-                <w:szCs w:val="16"/>
-              </w:rPr>
-              <w:t xml:space="preserve">    return jwt.encode(payload, settings.jwt_secret,</w:t>
-            </w:r>
-          </w:p>
-          <w:p>
-            <w:pPr>
-              <w:spacing w:after="0" w:line="230" w:lineRule="auto"/>
-            </w:pPr>
-            <w:r>
-              <w:rPr>
-                <w:rFonts w:ascii="Courier New" w:cs="Courier New" w:eastAsia="Courier New" w:hAnsi="Courier New"/>
-                <w:color w:val="1B2A3A"/>
-                <w:sz w:val="16"/>
-                <w:szCs w:val="16"/>
-              </w:rPr>
-              <w:t xml:space="preserve">                      algorithm=settings.jwt_algorithm)</w:t>
-            </w:r>
-          </w:p>
-        </w:tc>
-      </w:tr>
-    </w:tbl>
-    <w:p>
-      <w:pPr>
-        <w:spacing w:after="120"/>
-      </w:pPr>
-    </w:p>
-    <w:p>
-      <w:pPr>
-        <w:pStyle w:val="Heading3"/>
-      </w:pPr>
-      <w:r>
-        <w:t xml:space="preserve">3.6.4 Contrôle d'accès par rôle (RBAC)</w:t>
-      </w:r>
-    </w:p>
-    <w:p>
-      <w:pPr>
-        <w:spacing w:after="120"/>
-      </w:pPr>
-      <w:r>
-        <w:t xml:space="preserve">Chaque requête protégée passe par une dépendance qui décode le jeton, récupère l'utilisateur, puis vérifie son rôle si nécessaire. La fabrique exiger_roles permet de restreindre une route à certains rôles de façon déclarative.</w:t>
-      </w:r>
-    </w:p>
-    <w:p>
-      <w:pPr>
-        <w:spacing w:after="40" w:before="60"/>
-      </w:pPr>
-      <w:r>
-        <w:rPr>
-          <w:b/>
-          <w:bCs/>
-          <w:color w:val="0B5394"/>
-          <w:sz w:val="19"/>
-          <w:szCs w:val="19"/>
-        </w:rPr>
-        <w:t xml:space="preserve">backend/app/deps.py (extrait)</w:t>
-      </w:r>
-    </w:p>
-    <w:tbl>
-      <w:tblPr>
-        <w:tblW w:type="dxa" w:w="9026"/>
-        <w:tblBorders>
-          <w:top w:val="single" w:color="auto" w:sz="4"/>
-          <w:left w:val="single" w:color="auto" w:sz="4"/>
-          <w:bottom w:val="single" w:color="auto" w:sz="4"/>
-          <w:right w:val="single" w:color="auto" w:sz="4"/>
-          <w:insideH w:val="single" w:color="auto" w:sz="4"/>
-          <w:insideV w:val="single" w:color="auto" w:sz="4"/>
-        </w:tblBorders>
-      </w:tblPr>
-      <w:tblGrid>
-        <w:gridCol w:w="9026"/>
-      </w:tblGrid>
-      <w:tr>
-        <w:tc>
-          <w:tcPr>
-            <w:tcW w:type="dxa" w:w="9026"/>
-            <w:tcBorders>
-              <w:top w:val="single" w:color="D6DEE6" w:sz="1"/>
-              <w:left w:val="single" w:color="0B5394" w:sz="4"/>
-              <w:bottom w:val="single" w:color="D6DEE6" w:sz="1"/>
-              <w:right w:val="single" w:color="D6DEE6" w:sz="1"/>
-            </w:tcBorders>
-            <w:shd w:fill="F6F8FA" w:val="clear"/>
-            <w:tcMar>
-              <w:top w:type="dxa" w:w="120"/>
-              <w:left w:type="dxa" w:w="160"/>
-              <w:bottom w:type="dxa" w:w="120"/>
-              <w:right w:type="dxa" w:w="120"/>
-            </w:tcMar>
-          </w:tcPr>
-          <w:p>
-            <w:pPr>
-              <w:spacing w:after="0" w:line="230" w:lineRule="auto"/>
-            </w:pPr>
-            <w:r>
-              <w:rPr>
-                <w:rFonts w:ascii="Courier New" w:cs="Courier New" w:eastAsia="Courier New" w:hAnsi="Courier New"/>
-                <w:color w:val="1B2A3A"/>
-                <w:sz w:val="16"/>
-                <w:szCs w:val="16"/>
-              </w:rPr>
-              <w:t xml:space="preserve">def get_current_user(token=Depends(oauth2_scheme),</w:t>
-            </w:r>
-          </w:p>
-          <w:p>
-            <w:pPr>
-              <w:spacing w:after="0" w:line="230" w:lineRule="auto"/>
-            </w:pPr>
-            <w:r>
-              <w:rPr>
-                <w:rFonts w:ascii="Courier New" w:cs="Courier New" w:eastAsia="Courier New" w:hAnsi="Courier New"/>
-                <w:color w:val="1B2A3A"/>
-                <w:sz w:val="16"/>
-                <w:szCs w:val="16"/>
-              </w:rPr>
-              <w:t xml:space="preserve">                     db=Depends(get_db)) -&gt; Employe:</w:t>
-            </w:r>
-          </w:p>
-          <w:p>
-            <w:pPr>
-              <w:spacing w:after="0" w:line="230" w:lineRule="auto"/>
-            </w:pPr>
-            <w:r>
-              <w:rPr>
-                <w:rFonts w:ascii="Courier New" w:cs="Courier New" w:eastAsia="Courier New" w:hAnsi="Courier New"/>
-                <w:color w:val="1B2A3A"/>
-                <w:sz w:val="16"/>
-                <w:szCs w:val="16"/>
-              </w:rPr>
-              <w:t xml:space="preserve">    payload = decoder_token(token)</w:t>
-            </w:r>
-          </w:p>
-          <w:p>
-            <w:pPr>
-              <w:spacing w:after="0" w:line="230" w:lineRule="auto"/>
-            </w:pPr>
-            <w:r>
-              <w:rPr>
-                <w:rFonts w:ascii="Courier New" w:cs="Courier New" w:eastAsia="Courier New" w:hAnsi="Courier New"/>
-                <w:color w:val="1B2A3A"/>
-                <w:sz w:val="16"/>
-                <w:szCs w:val="16"/>
-              </w:rPr>
-              <w:t xml:space="preserve">    if payload is None or "sub" not in payload:</w:t>
-            </w:r>
-          </w:p>
-          <w:p>
-            <w:pPr>
-              <w:spacing w:after="0" w:line="230" w:lineRule="auto"/>
-            </w:pPr>
-            <w:r>
-              <w:rPr>
-                <w:rFonts w:ascii="Courier New" w:cs="Courier New" w:eastAsia="Courier New" w:hAnsi="Courier New"/>
-                <w:color w:val="1B2A3A"/>
-                <w:sz w:val="16"/>
-                <w:szCs w:val="16"/>
-              </w:rPr>
-              <w:t xml:space="preserve">        raise HTTPException(401, "Identifiants invalides")</w:t>
-            </w:r>
-          </w:p>
-          <w:p>
-            <w:pPr>
-              <w:spacing w:after="0" w:line="230" w:lineRule="auto"/>
-            </w:pPr>
-            <w:r>
-              <w:rPr>
-                <w:rFonts w:ascii="Courier New" w:cs="Courier New" w:eastAsia="Courier New" w:hAnsi="Courier New"/>
-                <w:color w:val="1B2A3A"/>
-                <w:sz w:val="16"/>
-                <w:szCs w:val="16"/>
-              </w:rPr>
-              <w:t xml:space="preserve">    employe = db.get(Employe, int(payload["sub"]))</w:t>
-            </w:r>
-          </w:p>
-          <w:p>
-            <w:pPr>
-              <w:spacing w:after="0" w:line="230" w:lineRule="auto"/>
-            </w:pPr>
-            <w:r>
-              <w:rPr>
-                <w:rFonts w:ascii="Courier New" w:cs="Courier New" w:eastAsia="Courier New" w:hAnsi="Courier New"/>
-                <w:color w:val="1B2A3A"/>
-                <w:sz w:val="16"/>
-                <w:szCs w:val="16"/>
-              </w:rPr>
-              <w:t xml:space="preserve">    if employe is None:</w:t>
-            </w:r>
-          </w:p>
-          <w:p>
-            <w:pPr>
-              <w:spacing w:after="0" w:line="230" w:lineRule="auto"/>
-            </w:pPr>
-            <w:r>
-              <w:rPr>
-                <w:rFonts w:ascii="Courier New" w:cs="Courier New" w:eastAsia="Courier New" w:hAnsi="Courier New"/>
-                <w:color w:val="1B2A3A"/>
-                <w:sz w:val="16"/>
-                <w:szCs w:val="16"/>
-              </w:rPr>
-              <w:t xml:space="preserve">        raise HTTPException(401, "Identifiants invalides")</w:t>
-            </w:r>
-          </w:p>
-          <w:p>
-            <w:pPr>
-              <w:spacing w:after="0" w:line="230" w:lineRule="auto"/>
-            </w:pPr>
-            <w:r>
-              <w:rPr>
-                <w:rFonts w:ascii="Courier New" w:cs="Courier New" w:eastAsia="Courier New" w:hAnsi="Courier New"/>
-                <w:color w:val="1B2A3A"/>
-                <w:sz w:val="16"/>
-                <w:szCs w:val="16"/>
-              </w:rPr>
-              <w:t xml:space="preserve">    return employe</w:t>
-            </w:r>
-          </w:p>
-          <w:p>
-            <w:pPr>
-              <w:spacing w:after="0" w:line="230" w:lineRule="auto"/>
-            </w:pPr>
-            <w:r>
-              <w:rPr>
-                <w:rFonts w:ascii="Courier New" w:cs="Courier New" w:eastAsia="Courier New" w:hAnsi="Courier New"/>
-                <w:color w:val="1B2A3A"/>
-                <w:sz w:val="16"/>
-                <w:szCs w:val="16"/>
-              </w:rPr>
-              <w:t xml:space="preserve"> </w:t>
-            </w:r>
-          </w:p>
-          <w:p>
-            <w:pPr>
-              <w:spacing w:after="0" w:line="230" w:lineRule="auto"/>
-            </w:pPr>
-            <w:r>
-              <w:rPr>
-                <w:rFonts w:ascii="Courier New" w:cs="Courier New" w:eastAsia="Courier New" w:hAnsi="Courier New"/>
-                <w:color w:val="1B2A3A"/>
-                <w:sz w:val="16"/>
-                <w:szCs w:val="16"/>
-              </w:rPr>
-              <w:t xml:space="preserve">def exiger_roles(*roles: Role):</w:t>
-            </w:r>
-          </w:p>
-          <w:p>
-            <w:pPr>
-              <w:spacing w:after="0" w:line="230" w:lineRule="auto"/>
-            </w:pPr>
-            <w:r>
-              <w:rPr>
-                <w:rFonts w:ascii="Courier New" w:cs="Courier New" w:eastAsia="Courier New" w:hAnsi="Courier New"/>
-                <w:color w:val="1B2A3A"/>
-                <w:sz w:val="16"/>
-                <w:szCs w:val="16"/>
-              </w:rPr>
-              <w:t xml:space="preserve">    def verificateur(user = Depends(get_current_user)):</w:t>
-            </w:r>
-          </w:p>
-          <w:p>
-            <w:pPr>
-              <w:spacing w:after="0" w:line="230" w:lineRule="auto"/>
-            </w:pPr>
-            <w:r>
-              <w:rPr>
-                <w:rFonts w:ascii="Courier New" w:cs="Courier New" w:eastAsia="Courier New" w:hAnsi="Courier New"/>
-                <w:color w:val="1B2A3A"/>
-                <w:sz w:val="16"/>
-                <w:szCs w:val="16"/>
-              </w:rPr>
-              <w:t xml:space="preserve">        if user.role not in roles:</w:t>
-            </w:r>
-          </w:p>
-          <w:p>
-            <w:pPr>
-              <w:spacing w:after="0" w:line="230" w:lineRule="auto"/>
-            </w:pPr>
-            <w:r>
-              <w:rPr>
-                <w:rFonts w:ascii="Courier New" w:cs="Courier New" w:eastAsia="Courier New" w:hAnsi="Courier New"/>
-                <w:color w:val="1B2A3A"/>
-                <w:sz w:val="16"/>
-                <w:szCs w:val="16"/>
-              </w:rPr>
-              <w:t xml:space="preserve">            raise HTTPException(403, "Accès refusé : rôle insuffisant")</w:t>
-            </w:r>
-          </w:p>
-          <w:p>
-            <w:pPr>
-              <w:spacing w:after="0" w:line="230" w:lineRule="auto"/>
-            </w:pPr>
-            <w:r>
-              <w:rPr>
-                <w:rFonts w:ascii="Courier New" w:cs="Courier New" w:eastAsia="Courier New" w:hAnsi="Courier New"/>
-                <w:color w:val="1B2A3A"/>
-                <w:sz w:val="16"/>
-                <w:szCs w:val="16"/>
-              </w:rPr>
-              <w:t xml:space="preserve">        return user</w:t>
-            </w:r>
-          </w:p>
-          <w:p>
-            <w:pPr>
-              <w:spacing w:after="0" w:line="230" w:lineRule="auto"/>
-            </w:pPr>
-            <w:r>
-              <w:rPr>
-                <w:rFonts w:ascii="Courier New" w:cs="Courier New" w:eastAsia="Courier New" w:hAnsi="Courier New"/>
-                <w:color w:val="1B2A3A"/>
-                <w:sz w:val="16"/>
-                <w:szCs w:val="16"/>
-              </w:rPr>
-              <w:t xml:space="preserve">    return verificateur</w:t>
-            </w:r>
-          </w:p>
-        </w:tc>
-      </w:tr>
-    </w:tbl>
-    <w:p>
-      <w:pPr>
-        <w:spacing w:after="120"/>
-      </w:pPr>
-    </w:p>
-    <w:p>
-      <w:pPr>
-        <w:spacing w:after="120"/>
-      </w:pPr>
-      <w:r>
-        <w:t xml:space="preserve">Ainsi, une route de validation déclare simplement Depends(exiger_roles(Role.MANAGER, Role.RH)) : un salarié qui tente d'y accéder reçoit une erreur 403 sans qu'aucune logique supplémentaire ne soit nécessaire.</w:t>
-      </w:r>
-    </w:p>
-    <w:p>
-      <w:pPr>
-        <w:pStyle w:val="Heading3"/>
-      </w:pPr>
-      <w:r>
-        <w:t xml:space="preserve">3.6.5 Logique métier (le cœur testable)</w:t>
-      </w:r>
-    </w:p>
-    <w:p>
-      <w:pPr>
-        <w:spacing w:after="120"/>
-      </w:pPr>
-      <w:r>
-        <w:t xml:space="preserve">La logique métier est volontairement isolée dans des fonctions pures, sans dépendance à la base de données ni au framework, ce qui les rend faciles à tester et à raisonner. Le calcul des jours ouvrés et la machine à états en sont les deux exemples les plus importants.</w:t>
-      </w:r>
-    </w:p>
-    <w:p>
-      <w:pPr>
-        <w:spacing w:after="40" w:before="60"/>
-      </w:pPr>
-      <w:r>
-        <w:rPr>
-          <w:b/>
-          <w:bCs/>
-          <w:color w:val="0B5394"/>
-          <w:sz w:val="19"/>
-          <w:szCs w:val="19"/>
-        </w:rPr>
-        <w:t xml:space="preserve">backend/app/business/conges.py — calcul des jours ouvrés</w:t>
-      </w:r>
-    </w:p>
-    <w:tbl>
-      <w:tblPr>
-        <w:tblW w:type="dxa" w:w="9026"/>
-        <w:tblBorders>
-          <w:top w:val="single" w:color="auto" w:sz="4"/>
-          <w:left w:val="single" w:color="auto" w:sz="4"/>
-          <w:bottom w:val="single" w:color="auto" w:sz="4"/>
-          <w:right w:val="single" w:color="auto" w:sz="4"/>
-          <w:insideH w:val="single" w:color="auto" w:sz="4"/>
-          <w:insideV w:val="single" w:color="auto" w:sz="4"/>
-        </w:tblBorders>
-      </w:tblPr>
-      <w:tblGrid>
-        <w:gridCol w:w="9026"/>
-      </w:tblGrid>
-      <w:tr>
-        <w:tc>
-          <w:tcPr>
-            <w:tcW w:type="dxa" w:w="9026"/>
-            <w:tcBorders>
-              <w:top w:val="single" w:color="D6DEE6" w:sz="1"/>
-              <w:left w:val="single" w:color="0B5394" w:sz="4"/>
-              <w:bottom w:val="single" w:color="D6DEE6" w:sz="1"/>
-              <w:right w:val="single" w:color="D6DEE6" w:sz="1"/>
-            </w:tcBorders>
-            <w:shd w:fill="F6F8FA" w:val="clear"/>
-            <w:tcMar>
-              <w:top w:type="dxa" w:w="120"/>
-              <w:left w:type="dxa" w:w="160"/>
-              <w:bottom w:type="dxa" w:w="120"/>
-              <w:right w:type="dxa" w:w="120"/>
-            </w:tcMar>
-          </w:tcPr>
-          <w:p>
-            <w:pPr>
-              <w:spacing w:after="0" w:line="230" w:lineRule="auto"/>
-            </w:pPr>
-            <w:r>
-              <w:rPr>
-                <w:rFonts w:ascii="Courier New" w:cs="Courier New" w:eastAsia="Courier New" w:hAnsi="Courier New"/>
-                <w:color w:val="1B2A3A"/>
-                <w:sz w:val="16"/>
-                <w:szCs w:val="16"/>
-              </w:rPr>
-              <w:t xml:space="preserve">def compter_jours_ouvres(date_debut: date, date_fin: date) -&gt; int:</w:t>
-            </w:r>
-          </w:p>
-          <w:p>
-            <w:pPr>
-              <w:spacing w:after="0" w:line="230" w:lineRule="auto"/>
-            </w:pPr>
-            <w:r>
-              <w:rPr>
-                <w:rFonts w:ascii="Courier New" w:cs="Courier New" w:eastAsia="Courier New" w:hAnsi="Courier New"/>
-                <w:color w:val="1B2A3A"/>
-                <w:sz w:val="16"/>
-                <w:szCs w:val="16"/>
-              </w:rPr>
-              <w:t xml:space="preserve">    if date_fin &lt; date_debut:</w:t>
-            </w:r>
-          </w:p>
-          <w:p>
-            <w:pPr>
-              <w:spacing w:after="0" w:line="230" w:lineRule="auto"/>
-            </w:pPr>
-            <w:r>
-              <w:rPr>
-                <w:rFonts w:ascii="Courier New" w:cs="Courier New" w:eastAsia="Courier New" w:hAnsi="Courier New"/>
-                <w:color w:val="1B2A3A"/>
-                <w:sz w:val="16"/>
-                <w:szCs w:val="16"/>
-              </w:rPr>
-              <w:t xml:space="preserve">        raise ValueError("La date de fin doit être &gt;= la date de début.")</w:t>
-            </w:r>
-          </w:p>
-          <w:p>
-            <w:pPr>
-              <w:spacing w:after="0" w:line="230" w:lineRule="auto"/>
-            </w:pPr>
-            <w:r>
-              <w:rPr>
-                <w:rFonts w:ascii="Courier New" w:cs="Courier New" w:eastAsia="Courier New" w:hAnsi="Courier New"/>
-                <w:color w:val="1B2A3A"/>
-                <w:sz w:val="16"/>
-                <w:szCs w:val="16"/>
-              </w:rPr>
-              <w:t xml:space="preserve">    jours = 0</w:t>
-            </w:r>
-          </w:p>
-          <w:p>
-            <w:pPr>
-              <w:spacing w:after="0" w:line="230" w:lineRule="auto"/>
-            </w:pPr>
-            <w:r>
-              <w:rPr>
-                <w:rFonts w:ascii="Courier New" w:cs="Courier New" w:eastAsia="Courier New" w:hAnsi="Courier New"/>
-                <w:color w:val="1B2A3A"/>
-                <w:sz w:val="16"/>
-                <w:szCs w:val="16"/>
-              </w:rPr>
-              <w:t xml:space="preserve">    courant = date_debut</w:t>
-            </w:r>
-          </w:p>
-          <w:p>
-            <w:pPr>
-              <w:spacing w:after="0" w:line="230" w:lineRule="auto"/>
-            </w:pPr>
-            <w:r>
-              <w:rPr>
-                <w:rFonts w:ascii="Courier New" w:cs="Courier New" w:eastAsia="Courier New" w:hAnsi="Courier New"/>
-                <w:color w:val="1B2A3A"/>
-                <w:sz w:val="16"/>
-                <w:szCs w:val="16"/>
-              </w:rPr>
-              <w:t xml:space="preserve">    while courant &lt;= date_fin:</w:t>
-            </w:r>
-          </w:p>
-          <w:p>
-            <w:pPr>
-              <w:spacing w:after="0" w:line="230" w:lineRule="auto"/>
-            </w:pPr>
-            <w:r>
-              <w:rPr>
-                <w:rFonts w:ascii="Courier New" w:cs="Courier New" w:eastAsia="Courier New" w:hAnsi="Courier New"/>
-                <w:color w:val="1B2A3A"/>
-                <w:sz w:val="16"/>
-                <w:szCs w:val="16"/>
-              </w:rPr>
-              <w:t xml:space="preserve">        if courant.weekday() &lt; 5:   # 0=lundi ... 4=vendredi</w:t>
-            </w:r>
-          </w:p>
-          <w:p>
-            <w:pPr>
-              <w:spacing w:after="0" w:line="230" w:lineRule="auto"/>
-            </w:pPr>
-            <w:r>
-              <w:rPr>
-                <w:rFonts w:ascii="Courier New" w:cs="Courier New" w:eastAsia="Courier New" w:hAnsi="Courier New"/>
-                <w:color w:val="1B2A3A"/>
-                <w:sz w:val="16"/>
-                <w:szCs w:val="16"/>
-              </w:rPr>
-              <w:t xml:space="preserve">            jours += 1</w:t>
-            </w:r>
-          </w:p>
-          <w:p>
-            <w:pPr>
-              <w:spacing w:after="0" w:line="230" w:lineRule="auto"/>
-            </w:pPr>
-            <w:r>
-              <w:rPr>
-                <w:rFonts w:ascii="Courier New" w:cs="Courier New" w:eastAsia="Courier New" w:hAnsi="Courier New"/>
-                <w:color w:val="1B2A3A"/>
-                <w:sz w:val="16"/>
-                <w:szCs w:val="16"/>
-              </w:rPr>
-              <w:t xml:space="preserve">        courant += timedelta(days=1)</w:t>
-            </w:r>
-          </w:p>
-          <w:p>
-            <w:pPr>
-              <w:spacing w:after="0" w:line="230" w:lineRule="auto"/>
-            </w:pPr>
-            <w:r>
-              <w:rPr>
-                <w:rFonts w:ascii="Courier New" w:cs="Courier New" w:eastAsia="Courier New" w:hAnsi="Courier New"/>
-                <w:color w:val="1B2A3A"/>
-                <w:sz w:val="16"/>
-                <w:szCs w:val="16"/>
-              </w:rPr>
-              <w:t xml:space="preserve">    return jours</w:t>
-            </w:r>
-          </w:p>
-        </w:tc>
-      </w:tr>
-    </w:tbl>
-    <w:p>
-      <w:pPr>
-        <w:spacing w:after="120"/>
-      </w:pPr>
-    </w:p>
-    <w:p>
-      <w:pPr>
-        <w:spacing w:after="40" w:before="60"/>
-      </w:pPr>
-      <w:r>
-        <w:rPr>
-          <w:b/>
-          <w:bCs/>
-          <w:color w:val="0B5394"/>
-          <w:sz w:val="19"/>
-          <w:szCs w:val="19"/>
-        </w:rPr>
-        <w:t xml:space="preserve">backend/app/business/conges.py — machine à états</w:t>
-      </w:r>
-    </w:p>
-    <w:tbl>
-      <w:tblPr>
-        <w:tblW w:type="dxa" w:w="9026"/>
-        <w:tblBorders>
-          <w:top w:val="single" w:color="auto" w:sz="4"/>
-          <w:left w:val="single" w:color="auto" w:sz="4"/>
-          <w:bottom w:val="single" w:color="auto" w:sz="4"/>
-          <w:right w:val="single" w:color="auto" w:sz="4"/>
-          <w:insideH w:val="single" w:color="auto" w:sz="4"/>
-          <w:insideV w:val="single" w:color="auto" w:sz="4"/>
-        </w:tblBorders>
-      </w:tblPr>
-      <w:tblGrid>
-        <w:gridCol w:w="9026"/>
-      </w:tblGrid>
-      <w:tr>
-        <w:tc>
-          <w:tcPr>
-            <w:tcW w:type="dxa" w:w="9026"/>
-            <w:tcBorders>
-              <w:top w:val="single" w:color="D6DEE6" w:sz="1"/>
-              <w:left w:val="single" w:color="0B5394" w:sz="4"/>
-              <w:bottom w:val="single" w:color="D6DEE6" w:sz="1"/>
-              <w:right w:val="single" w:color="D6DEE6" w:sz="1"/>
-            </w:tcBorders>
-            <w:shd w:fill="F6F8FA" w:val="clear"/>
-            <w:tcMar>
-              <w:top w:type="dxa" w:w="120"/>
-              <w:left w:type="dxa" w:w="160"/>
-              <w:bottom w:type="dxa" w:w="120"/>
-              <w:right w:type="dxa" w:w="120"/>
-            </w:tcMar>
-          </w:tcPr>
-          <w:p>
-            <w:pPr>
-              <w:spacing w:after="0" w:line="230" w:lineRule="auto"/>
-            </w:pPr>
-            <w:r>
-              <w:rPr>
-                <w:rFonts w:ascii="Courier New" w:cs="Courier New" w:eastAsia="Courier New" w:hAnsi="Courier New"/>
-                <w:color w:val="1B2A3A"/>
-                <w:sz w:val="16"/>
-                <w:szCs w:val="16"/>
-              </w:rPr>
-              <w:t xml:space="preserve">TRANSITIONS_AUTORISEES = {</w:t>
-            </w:r>
-          </w:p>
-          <w:p>
-            <w:pPr>
-              <w:spacing w:after="0" w:line="230" w:lineRule="auto"/>
-            </w:pPr>
-            <w:r>
-              <w:rPr>
-                <w:rFonts w:ascii="Courier New" w:cs="Courier New" w:eastAsia="Courier New" w:hAnsi="Courier New"/>
-                <w:color w:val="1B2A3A"/>
-                <w:sz w:val="16"/>
-                <w:szCs w:val="16"/>
-              </w:rPr>
-              <w:t xml:space="preserve">    StatutDemande.SOUMISE: {StatutDemande.VALIDEE,</w:t>
-            </w:r>
-          </w:p>
-          <w:p>
-            <w:pPr>
-              <w:spacing w:after="0" w:line="230" w:lineRule="auto"/>
-            </w:pPr>
-            <w:r>
-              <w:rPr>
-                <w:rFonts w:ascii="Courier New" w:cs="Courier New" w:eastAsia="Courier New" w:hAnsi="Courier New"/>
-                <w:color w:val="1B2A3A"/>
-                <w:sz w:val="16"/>
-                <w:szCs w:val="16"/>
-              </w:rPr>
-              <w:t xml:space="preserve">                            StatutDemande.REFUSEE,</w:t>
-            </w:r>
-          </w:p>
-          <w:p>
-            <w:pPr>
-              <w:spacing w:after="0" w:line="230" w:lineRule="auto"/>
-            </w:pPr>
-            <w:r>
-              <w:rPr>
-                <w:rFonts w:ascii="Courier New" w:cs="Courier New" w:eastAsia="Courier New" w:hAnsi="Courier New"/>
-                <w:color w:val="1B2A3A"/>
-                <w:sz w:val="16"/>
-                <w:szCs w:val="16"/>
-              </w:rPr>
-              <w:t xml:space="preserve">                            StatutDemande.ANNULEE},</w:t>
-            </w:r>
-          </w:p>
-          <w:p>
-            <w:pPr>
-              <w:spacing w:after="0" w:line="230" w:lineRule="auto"/>
-            </w:pPr>
-            <w:r>
-              <w:rPr>
-                <w:rFonts w:ascii="Courier New" w:cs="Courier New" w:eastAsia="Courier New" w:hAnsi="Courier New"/>
-                <w:color w:val="1B2A3A"/>
-                <w:sz w:val="16"/>
-                <w:szCs w:val="16"/>
-              </w:rPr>
-              <w:t xml:space="preserve">    StatutDemande.VALIDEE: {StatutDemande.ANNULEE},</w:t>
-            </w:r>
-          </w:p>
-          <w:p>
-            <w:pPr>
-              <w:spacing w:after="0" w:line="230" w:lineRule="auto"/>
-            </w:pPr>
-            <w:r>
-              <w:rPr>
-                <w:rFonts w:ascii="Courier New" w:cs="Courier New" w:eastAsia="Courier New" w:hAnsi="Courier New"/>
-                <w:color w:val="1B2A3A"/>
-                <w:sz w:val="16"/>
-                <w:szCs w:val="16"/>
-              </w:rPr>
-              <w:t xml:space="preserve">    StatutDemande.REFUSEE: set(),   # état final</w:t>
-            </w:r>
-          </w:p>
-          <w:p>
-            <w:pPr>
-              <w:spacing w:after="0" w:line="230" w:lineRule="auto"/>
-            </w:pPr>
-            <w:r>
-              <w:rPr>
-                <w:rFonts w:ascii="Courier New" w:cs="Courier New" w:eastAsia="Courier New" w:hAnsi="Courier New"/>
-                <w:color w:val="1B2A3A"/>
-                <w:sz w:val="16"/>
-                <w:szCs w:val="16"/>
-              </w:rPr>
-              <w:t xml:space="preserve">    StatutDemande.ANNULEE: set(),   # état final</w:t>
-            </w:r>
-          </w:p>
-          <w:p>
-            <w:pPr>
-              <w:spacing w:after="0" w:line="230" w:lineRule="auto"/>
-            </w:pPr>
-            <w:r>
-              <w:rPr>
-                <w:rFonts w:ascii="Courier New" w:cs="Courier New" w:eastAsia="Courier New" w:hAnsi="Courier New"/>
-                <w:color w:val="1B2A3A"/>
-                <w:sz w:val="16"/>
-                <w:szCs w:val="16"/>
-              </w:rPr>
-              <w:t xml:space="preserve">}</w:t>
-            </w:r>
-          </w:p>
-          <w:p>
-            <w:pPr>
-              <w:spacing w:after="0" w:line="230" w:lineRule="auto"/>
-            </w:pPr>
-            <w:r>
-              <w:rPr>
-                <w:rFonts w:ascii="Courier New" w:cs="Courier New" w:eastAsia="Courier New" w:hAnsi="Courier New"/>
-                <w:color w:val="1B2A3A"/>
-                <w:sz w:val="16"/>
-                <w:szCs w:val="16"/>
-              </w:rPr>
-              <w:t xml:space="preserve"> </w:t>
-            </w:r>
-          </w:p>
-          <w:p>
-            <w:pPr>
-              <w:spacing w:after="0" w:line="230" w:lineRule="auto"/>
-            </w:pPr>
-            <w:r>
-              <w:rPr>
-                <w:rFonts w:ascii="Courier New" w:cs="Courier New" w:eastAsia="Courier New" w:hAnsi="Courier New"/>
-                <w:color w:val="1B2A3A"/>
-                <w:sz w:val="16"/>
-                <w:szCs w:val="16"/>
-              </w:rPr>
-              <w:t xml:space="preserve">def transition_possible(actuel, cible) -&gt; bool:</w:t>
-            </w:r>
-          </w:p>
-          <w:p>
-            <w:pPr>
-              <w:spacing w:after="0" w:line="230" w:lineRule="auto"/>
-            </w:pPr>
-            <w:r>
-              <w:rPr>
-                <w:rFonts w:ascii="Courier New" w:cs="Courier New" w:eastAsia="Courier New" w:hAnsi="Courier New"/>
-                <w:color w:val="1B2A3A"/>
-                <w:sz w:val="16"/>
-                <w:szCs w:val="16"/>
-              </w:rPr>
-              <w:t xml:space="preserve">    return cible in TRANSITIONS_AUTORISEES.get(actuel, set())</w:t>
-            </w:r>
-          </w:p>
-        </w:tc>
-      </w:tr>
-    </w:tbl>
-    <w:p>
-      <w:pPr>
-        <w:spacing w:after="120"/>
-      </w:pPr>
-    </w:p>
-    <w:p>
-      <w:pPr>
-        <w:pStyle w:val="Heading3"/>
-      </w:pPr>
-      <w:r>
-        <w:t xml:space="preserve">3.6.6 Route de création d'une demande</w:t>
-      </w:r>
-    </w:p>
-    <w:p>
-      <w:pPr>
-        <w:spacing w:after="120"/>
-      </w:pPr>
-      <w:r>
-        <w:t xml:space="preserve">La route POST /api/demandes orchestre les règles métier : validation des dates et calcul des jours ouvrés, contrôle du solde, puis création de la demande au statut SOUMISE.</w:t>
-      </w:r>
-    </w:p>
-    <w:p>
-      <w:pPr>
-        <w:spacing w:after="40" w:before="60"/>
-      </w:pPr>
-      <w:r>
-        <w:rPr>
-          <w:b/>
-          <w:bCs/>
-          <w:color w:val="0B5394"/>
-          <w:sz w:val="19"/>
-          <w:szCs w:val="19"/>
-        </w:rPr>
-        <w:t xml:space="preserve">backend/app/routers/demandes.py (extrait)</w:t>
-      </w:r>
-    </w:p>
-    <w:tbl>
-      <w:tblPr>
-        <w:tblW w:type="dxa" w:w="9026"/>
-        <w:tblBorders>
-          <w:top w:val="single" w:color="auto" w:sz="4"/>
-          <w:left w:val="single" w:color="auto" w:sz="4"/>
-          <w:bottom w:val="single" w:color="auto" w:sz="4"/>
-          <w:right w:val="single" w:color="auto" w:sz="4"/>
-          <w:insideH w:val="single" w:color="auto" w:sz="4"/>
-          <w:insideV w:val="single" w:color="auto" w:sz="4"/>
-        </w:tblBorders>
-      </w:tblPr>
-      <w:tblGrid>
-        <w:gridCol w:w="9026"/>
-      </w:tblGrid>
-      <w:tr>
-        <w:tc>
-          <w:tcPr>
-            <w:tcW w:type="dxa" w:w="9026"/>
-            <w:tcBorders>
-              <w:top w:val="single" w:color="D6DEE6" w:sz="1"/>
-              <w:left w:val="single" w:color="0B5394" w:sz="4"/>
-              <w:bottom w:val="single" w:color="D6DEE6" w:sz="1"/>
-              <w:right w:val="single" w:color="D6DEE6" w:sz="1"/>
-            </w:tcBorders>
-            <w:shd w:fill="F6F8FA" w:val="clear"/>
-            <w:tcMar>
-              <w:top w:type="dxa" w:w="120"/>
-              <w:left w:type="dxa" w:w="160"/>
-              <w:bottom w:type="dxa" w:w="120"/>
-              <w:right w:type="dxa" w:w="120"/>
-            </w:tcMar>
-          </w:tcPr>
-          <w:p>
-            <w:pPr>
-              <w:spacing w:after="0" w:line="230" w:lineRule="auto"/>
-            </w:pPr>
-            <w:r>
-              <w:rPr>
-                <w:rFonts w:ascii="Courier New" w:cs="Courier New" w:eastAsia="Courier New" w:hAnsi="Courier New"/>
-                <w:color w:val="1B2A3A"/>
-                <w:sz w:val="16"/>
-                <w:szCs w:val="16"/>
-              </w:rPr>
-              <w:t xml:space="preserve">@router.post("", response_model=DemandeOut, status_code=201)</w:t>
-            </w:r>
-          </w:p>
-          <w:p>
-            <w:pPr>
-              <w:spacing w:after="0" w:line="230" w:lineRule="auto"/>
-            </w:pPr>
-            <w:r>
-              <w:rPr>
-                <w:rFonts w:ascii="Courier New" w:cs="Courier New" w:eastAsia="Courier New" w:hAnsi="Courier New"/>
-                <w:color w:val="1B2A3A"/>
-                <w:sz w:val="16"/>
-                <w:szCs w:val="16"/>
-              </w:rPr>
-              <w:t xml:space="preserve">def creer_demande(data: DemandeCreate, db=Depends(get_db),</w:t>
-            </w:r>
-          </w:p>
-          <w:p>
-            <w:pPr>
-              <w:spacing w:after="0" w:line="230" w:lineRule="auto"/>
-            </w:pPr>
-            <w:r>
-              <w:rPr>
-                <w:rFonts w:ascii="Courier New" w:cs="Courier New" w:eastAsia="Courier New" w:hAnsi="Courier New"/>
-                <w:color w:val="1B2A3A"/>
-                <w:sz w:val="16"/>
-                <w:szCs w:val="16"/>
-              </w:rPr>
-              <w:t xml:space="preserve">                  user: Employe = Depends(get_current_user)):</w:t>
-            </w:r>
-          </w:p>
-          <w:p>
-            <w:pPr>
-              <w:spacing w:after="0" w:line="230" w:lineRule="auto"/>
-            </w:pPr>
-            <w:r>
-              <w:rPr>
-                <w:rFonts w:ascii="Courier New" w:cs="Courier New" w:eastAsia="Courier New" w:hAnsi="Courier New"/>
-                <w:color w:val="1B2A3A"/>
-                <w:sz w:val="16"/>
-                <w:szCs w:val="16"/>
-              </w:rPr>
-              <w:t xml:space="preserve">    try:</w:t>
-            </w:r>
-          </w:p>
-          <w:p>
-            <w:pPr>
-              <w:spacing w:after="0" w:line="230" w:lineRule="auto"/>
-            </w:pPr>
-            <w:r>
-              <w:rPr>
-                <w:rFonts w:ascii="Courier New" w:cs="Courier New" w:eastAsia="Courier New" w:hAnsi="Courier New"/>
-                <w:color w:val="1B2A3A"/>
-                <w:sz w:val="16"/>
-                <w:szCs w:val="16"/>
-              </w:rPr>
-              <w:t xml:space="preserve">        nb_jours = compter_jours_ouvres(data.date_debut, data.date_fin)</w:t>
-            </w:r>
-          </w:p>
-          <w:p>
-            <w:pPr>
-              <w:spacing w:after="0" w:line="230" w:lineRule="auto"/>
-            </w:pPr>
-            <w:r>
-              <w:rPr>
-                <w:rFonts w:ascii="Courier New" w:cs="Courier New" w:eastAsia="Courier New" w:hAnsi="Courier New"/>
-                <w:color w:val="1B2A3A"/>
-                <w:sz w:val="16"/>
-                <w:szCs w:val="16"/>
-              </w:rPr>
-              <w:t xml:space="preserve">    except ValueError as exc:</w:t>
-            </w:r>
-          </w:p>
-          <w:p>
-            <w:pPr>
-              <w:spacing w:after="0" w:line="230" w:lineRule="auto"/>
-            </w:pPr>
-            <w:r>
-              <w:rPr>
-                <w:rFonts w:ascii="Courier New" w:cs="Courier New" w:eastAsia="Courier New" w:hAnsi="Courier New"/>
-                <w:color w:val="1B2A3A"/>
-                <w:sz w:val="16"/>
-                <w:szCs w:val="16"/>
-              </w:rPr>
-              <w:t xml:space="preserve">        raise HTTPException(400, str(exc))</w:t>
-            </w:r>
-          </w:p>
-          <w:p>
-            <w:pPr>
-              <w:spacing w:after="0" w:line="230" w:lineRule="auto"/>
-            </w:pPr>
-            <w:r>
-              <w:rPr>
-                <w:rFonts w:ascii="Courier New" w:cs="Courier New" w:eastAsia="Courier New" w:hAnsi="Courier New"/>
-                <w:color w:val="1B2A3A"/>
-                <w:sz w:val="16"/>
-                <w:szCs w:val="16"/>
-              </w:rPr>
-              <w:t xml:space="preserve">    solde = _get_solde(db, user.id, data.type_absence_id,</w:t>
-            </w:r>
-          </w:p>
-          <w:p>
-            <w:pPr>
-              <w:spacing w:after="0" w:line="230" w:lineRule="auto"/>
-            </w:pPr>
-            <w:r>
-              <w:rPr>
-                <w:rFonts w:ascii="Courier New" w:cs="Courier New" w:eastAsia="Courier New" w:hAnsi="Courier New"/>
-                <w:color w:val="1B2A3A"/>
-                <w:sz w:val="16"/>
-                <w:szCs w:val="16"/>
-              </w:rPr>
-              <w:t xml:space="preserve">                       data.date_debut.year)</w:t>
-            </w:r>
-          </w:p>
-          <w:p>
-            <w:pPr>
-              <w:spacing w:after="0" w:line="230" w:lineRule="auto"/>
-            </w:pPr>
-            <w:r>
-              <w:rPr>
-                <w:rFonts w:ascii="Courier New" w:cs="Courier New" w:eastAsia="Courier New" w:hAnsi="Courier New"/>
-                <w:color w:val="1B2A3A"/>
-                <w:sz w:val="16"/>
-                <w:szCs w:val="16"/>
-              </w:rPr>
-              <w:t xml:space="preserve">    if not solde_suffisant(solde.jours_restants, nb_jours):</w:t>
-            </w:r>
-          </w:p>
-          <w:p>
-            <w:pPr>
-              <w:spacing w:after="0" w:line="230" w:lineRule="auto"/>
-            </w:pPr>
-            <w:r>
-              <w:rPr>
-                <w:rFonts w:ascii="Courier New" w:cs="Courier New" w:eastAsia="Courier New" w:hAnsi="Courier New"/>
-                <w:color w:val="1B2A3A"/>
-                <w:sz w:val="16"/>
-                <w:szCs w:val="16"/>
-              </w:rPr>
-              <w:t xml:space="preserve">        raise HTTPException(400, "Solde insuffisant")</w:t>
-            </w:r>
-          </w:p>
-          <w:p>
-            <w:pPr>
-              <w:spacing w:after="0" w:line="230" w:lineRule="auto"/>
-            </w:pPr>
-            <w:r>
-              <w:rPr>
-                <w:rFonts w:ascii="Courier New" w:cs="Courier New" w:eastAsia="Courier New" w:hAnsi="Courier New"/>
-                <w:color w:val="1B2A3A"/>
-                <w:sz w:val="16"/>
-                <w:szCs w:val="16"/>
-              </w:rPr>
-              <w:t xml:space="preserve">    demande = DemandeConge(employe_id=user.id, nb_jours_ouvres=nb_jours,</w:t>
-            </w:r>
-          </w:p>
-          <w:p>
-            <w:pPr>
-              <w:spacing w:after="0" w:line="230" w:lineRule="auto"/>
-            </w:pPr>
-            <w:r>
-              <w:rPr>
-                <w:rFonts w:ascii="Courier New" w:cs="Courier New" w:eastAsia="Courier New" w:hAnsi="Courier New"/>
-                <w:color w:val="1B2A3A"/>
-                <w:sz w:val="16"/>
-                <w:szCs w:val="16"/>
-              </w:rPr>
-              <w:t xml:space="preserve">                           statut=StatutDemande.SOUMISE, ...)</w:t>
-            </w:r>
-          </w:p>
-          <w:p>
-            <w:pPr>
-              <w:spacing w:after="0" w:line="230" w:lineRule="auto"/>
-            </w:pPr>
-            <w:r>
-              <w:rPr>
-                <w:rFonts w:ascii="Courier New" w:cs="Courier New" w:eastAsia="Courier New" w:hAnsi="Courier New"/>
-                <w:color w:val="1B2A3A"/>
-                <w:sz w:val="16"/>
-                <w:szCs w:val="16"/>
-              </w:rPr>
-              <w:t xml:space="preserve">    db.add(demande); db.commit(); db.refresh(demande)</w:t>
-            </w:r>
-          </w:p>
-          <w:p>
-            <w:pPr>
-              <w:spacing w:after="0" w:line="230" w:lineRule="auto"/>
-            </w:pPr>
-            <w:r>
-              <w:rPr>
-                <w:rFonts w:ascii="Courier New" w:cs="Courier New" w:eastAsia="Courier New" w:hAnsi="Courier New"/>
-                <w:color w:val="1B2A3A"/>
-                <w:sz w:val="16"/>
-                <w:szCs w:val="16"/>
-              </w:rPr>
-              <w:t xml:space="preserve">    return demande</w:t>
-            </w:r>
-          </w:p>
-        </w:tc>
-      </w:tr>
-    </w:tbl>
-    <w:p>
-      <w:pPr>
-        <w:spacing w:after="120"/>
-      </w:pPr>
-    </w:p>
-    <w:p>
-      <w:pPr>
-        <w:pStyle w:val="Heading2"/>
-      </w:pPr>
-      <w:r>
-        <w:t xml:space="preserve">3.7 Modules front-end développés</w:t>
-      </w:r>
-    </w:p>
-    <w:p>
-      <w:pPr>
-        <w:spacing w:after="120"/>
-      </w:pPr>
-      <w:r>
-        <w:t xml:space="preserve">Le front-end est une application React structurée autour d'un contexte d'authentification, d'un client HTTP centralisé et de pages dédiées à chaque parcours.</w:t>
-      </w:r>
-    </w:p>
-    <w:p>
-      <w:pPr>
-        <w:pStyle w:val="Heading3"/>
-      </w:pPr>
-      <w:r>
-        <w:t xml:space="preserve">3.7.1 Client HTTP et sécurité côté client</w:t>
-      </w:r>
-    </w:p>
-    <w:p>
-      <w:pPr>
-        <w:spacing w:after="120"/>
-      </w:pPr>
-      <w:r>
-        <w:t xml:space="preserve">Un intercepteur Axios ajoute automatiquement le jeton JWT à chaque requête et déconnecte l'utilisateur si le serveur répond 401 (jeton expiré ou invalide).</w:t>
-      </w:r>
-    </w:p>
-    <w:p>
-      <w:pPr>
-        <w:spacing w:after="40" w:before="60"/>
-      </w:pPr>
-      <w:r>
-        <w:rPr>
-          <w:b/>
-          <w:bCs/>
-          <w:color w:val="0B5394"/>
-          <w:sz w:val="19"/>
-          <w:szCs w:val="19"/>
-        </w:rPr>
-        <w:t xml:space="preserve">frontend/src/api/client.ts (extrait)</w:t>
-      </w:r>
-    </w:p>
-    <w:tbl>
-      <w:tblPr>
-        <w:tblW w:type="dxa" w:w="9026"/>
-        <w:tblBorders>
-          <w:top w:val="single" w:color="auto" w:sz="4"/>
-          <w:left w:val="single" w:color="auto" w:sz="4"/>
-          <w:bottom w:val="single" w:color="auto" w:sz="4"/>
-          <w:right w:val="single" w:color="auto" w:sz="4"/>
-          <w:insideH w:val="single" w:color="auto" w:sz="4"/>
-          <w:insideV w:val="single" w:color="auto" w:sz="4"/>
-        </w:tblBorders>
-      </w:tblPr>
-      <w:tblGrid>
-        <w:gridCol w:w="9026"/>
-      </w:tblGrid>
-      <w:tr>
-        <w:tc>
-          <w:tcPr>
-            <w:tcW w:type="dxa" w:w="9026"/>
-            <w:tcBorders>
-              <w:top w:val="single" w:color="D6DEE6" w:sz="1"/>
-              <w:left w:val="single" w:color="0B5394" w:sz="4"/>
-              <w:bottom w:val="single" w:color="D6DEE6" w:sz="1"/>
-              <w:right w:val="single" w:color="D6DEE6" w:sz="1"/>
-            </w:tcBorders>
-            <w:shd w:fill="F6F8FA" w:val="clear"/>
-            <w:tcMar>
-              <w:top w:type="dxa" w:w="120"/>
-              <w:left w:type="dxa" w:w="160"/>
-              <w:bottom w:type="dxa" w:w="120"/>
-              <w:right w:type="dxa" w:w="120"/>
-            </w:tcMar>
-          </w:tcPr>
-          <w:p>
-            <w:pPr>
-              <w:spacing w:after="0" w:line="230" w:lineRule="auto"/>
-            </w:pPr>
-            <w:r>
-              <w:rPr>
-                <w:rFonts w:ascii="Courier New" w:cs="Courier New" w:eastAsia="Courier New" w:hAnsi="Courier New"/>
-                <w:color w:val="1B2A3A"/>
-                <w:sz w:val="16"/>
-                <w:szCs w:val="16"/>
-              </w:rPr>
-              <w:t xml:space="preserve">api.interceptors.request.use((config) =&gt; {</w:t>
-            </w:r>
-          </w:p>
-          <w:p>
-            <w:pPr>
-              <w:spacing w:after="0" w:line="230" w:lineRule="auto"/>
-            </w:pPr>
-            <w:r>
-              <w:rPr>
-                <w:rFonts w:ascii="Courier New" w:cs="Courier New" w:eastAsia="Courier New" w:hAnsi="Courier New"/>
-                <w:color w:val="1B2A3A"/>
-                <w:sz w:val="16"/>
-                <w:szCs w:val="16"/>
-              </w:rPr>
-              <w:t xml:space="preserve">  const token = localStorage.getItem(TOKEN_KEY);</w:t>
-            </w:r>
-          </w:p>
-          <w:p>
-            <w:pPr>
-              <w:spacing w:after="0" w:line="230" w:lineRule="auto"/>
-            </w:pPr>
-            <w:r>
-              <w:rPr>
-                <w:rFonts w:ascii="Courier New" w:cs="Courier New" w:eastAsia="Courier New" w:hAnsi="Courier New"/>
-                <w:color w:val="1B2A3A"/>
-                <w:sz w:val="16"/>
-                <w:szCs w:val="16"/>
-              </w:rPr>
-              <w:t xml:space="preserve">  if (token) config.headers.Authorization = `Bearer ${token}`;</w:t>
-            </w:r>
-          </w:p>
-          <w:p>
-            <w:pPr>
-              <w:spacing w:after="0" w:line="230" w:lineRule="auto"/>
-            </w:pPr>
-            <w:r>
-              <w:rPr>
-                <w:rFonts w:ascii="Courier New" w:cs="Courier New" w:eastAsia="Courier New" w:hAnsi="Courier New"/>
-                <w:color w:val="1B2A3A"/>
-                <w:sz w:val="16"/>
-                <w:szCs w:val="16"/>
-              </w:rPr>
-              <w:t xml:space="preserve">  return config;</w:t>
-            </w:r>
-          </w:p>
-          <w:p>
-            <w:pPr>
-              <w:spacing w:after="0" w:line="230" w:lineRule="auto"/>
-            </w:pPr>
-            <w:r>
-              <w:rPr>
-                <w:rFonts w:ascii="Courier New" w:cs="Courier New" w:eastAsia="Courier New" w:hAnsi="Courier New"/>
-                <w:color w:val="1B2A3A"/>
-                <w:sz w:val="16"/>
-                <w:szCs w:val="16"/>
-              </w:rPr>
-              <w:t xml:space="preserve">});</w:t>
-            </w:r>
-          </w:p>
-          <w:p>
-            <w:pPr>
-              <w:spacing w:after="0" w:line="230" w:lineRule="auto"/>
-            </w:pPr>
-            <w:r>
-              <w:rPr>
-                <w:rFonts w:ascii="Courier New" w:cs="Courier New" w:eastAsia="Courier New" w:hAnsi="Courier New"/>
-                <w:color w:val="1B2A3A"/>
-                <w:sz w:val="16"/>
-                <w:szCs w:val="16"/>
-              </w:rPr>
-              <w:t xml:space="preserve"> </w:t>
-            </w:r>
-          </w:p>
-          <w:p>
-            <w:pPr>
-              <w:spacing w:after="0" w:line="230" w:lineRule="auto"/>
-            </w:pPr>
-            <w:r>
-              <w:rPr>
-                <w:rFonts w:ascii="Courier New" w:cs="Courier New" w:eastAsia="Courier New" w:hAnsi="Courier New"/>
-                <w:color w:val="1B2A3A"/>
-                <w:sz w:val="16"/>
-                <w:szCs w:val="16"/>
-              </w:rPr>
-              <w:t xml:space="preserve">api.interceptors.response.use(</w:t>
-            </w:r>
-          </w:p>
-          <w:p>
-            <w:pPr>
-              <w:spacing w:after="0" w:line="230" w:lineRule="auto"/>
-            </w:pPr>
-            <w:r>
-              <w:rPr>
-                <w:rFonts w:ascii="Courier New" w:cs="Courier New" w:eastAsia="Courier New" w:hAnsi="Courier New"/>
-                <w:color w:val="1B2A3A"/>
-                <w:sz w:val="16"/>
-                <w:szCs w:val="16"/>
-              </w:rPr>
-              <w:t xml:space="preserve">  (res) =&gt; res,</w:t>
-            </w:r>
-          </w:p>
-          <w:p>
-            <w:pPr>
-              <w:spacing w:after="0" w:line="230" w:lineRule="auto"/>
-            </w:pPr>
-            <w:r>
-              <w:rPr>
-                <w:rFonts w:ascii="Courier New" w:cs="Courier New" w:eastAsia="Courier New" w:hAnsi="Courier New"/>
-                <w:color w:val="1B2A3A"/>
-                <w:sz w:val="16"/>
-                <w:szCs w:val="16"/>
-              </w:rPr>
-              <w:t xml:space="preserve">  (error) =&gt; {</w:t>
-            </w:r>
-          </w:p>
-          <w:p>
-            <w:pPr>
-              <w:spacing w:after="0" w:line="230" w:lineRule="auto"/>
-            </w:pPr>
-            <w:r>
-              <w:rPr>
-                <w:rFonts w:ascii="Courier New" w:cs="Courier New" w:eastAsia="Courier New" w:hAnsi="Courier New"/>
-                <w:color w:val="1B2A3A"/>
-                <w:sz w:val="16"/>
-                <w:szCs w:val="16"/>
-              </w:rPr>
-              <w:t xml:space="preserve">    if (error.response?.status === 401)</w:t>
-            </w:r>
-          </w:p>
-          <w:p>
-            <w:pPr>
-              <w:spacing w:after="0" w:line="230" w:lineRule="auto"/>
-            </w:pPr>
-            <w:r>
-              <w:rPr>
-                <w:rFonts w:ascii="Courier New" w:cs="Courier New" w:eastAsia="Courier New" w:hAnsi="Courier New"/>
-                <w:color w:val="1B2A3A"/>
-                <w:sz w:val="16"/>
-                <w:szCs w:val="16"/>
-              </w:rPr>
-              <w:t xml:space="preserve">      localStorage.removeItem(TOKEN_KEY);   // déconnexion auto</w:t>
-            </w:r>
-          </w:p>
-          <w:p>
-            <w:pPr>
-              <w:spacing w:after="0" w:line="230" w:lineRule="auto"/>
-            </w:pPr>
-            <w:r>
-              <w:rPr>
-                <w:rFonts w:ascii="Courier New" w:cs="Courier New" w:eastAsia="Courier New" w:hAnsi="Courier New"/>
-                <w:color w:val="1B2A3A"/>
-                <w:sz w:val="16"/>
-                <w:szCs w:val="16"/>
-              </w:rPr>
-              <w:t xml:space="preserve">    return Promise.reject(error);</w:t>
-            </w:r>
-          </w:p>
-          <w:p>
-            <w:pPr>
-              <w:spacing w:after="0" w:line="230" w:lineRule="auto"/>
-            </w:pPr>
-            <w:r>
-              <w:rPr>
-                <w:rFonts w:ascii="Courier New" w:cs="Courier New" w:eastAsia="Courier New" w:hAnsi="Courier New"/>
-                <w:color w:val="1B2A3A"/>
-                <w:sz w:val="16"/>
-                <w:szCs w:val="16"/>
-              </w:rPr>
-              <w:t xml:space="preserve">  },</w:t>
-            </w:r>
-          </w:p>
-          <w:p>
-            <w:pPr>
-              <w:spacing w:after="0" w:line="230" w:lineRule="auto"/>
-            </w:pPr>
-            <w:r>
-              <w:rPr>
-                <w:rFonts w:ascii="Courier New" w:cs="Courier New" w:eastAsia="Courier New" w:hAnsi="Courier New"/>
-                <w:color w:val="1B2A3A"/>
-                <w:sz w:val="16"/>
-                <w:szCs w:val="16"/>
-              </w:rPr>
-              <w:t xml:space="preserve">);</w:t>
-            </w:r>
-          </w:p>
-        </w:tc>
-      </w:tr>
-    </w:tbl>
-    <w:p>
-      <w:pPr>
-        <w:spacing w:after="120"/>
-      </w:pPr>
-    </w:p>
-    <w:p>
-      <w:pPr>
-        <w:pStyle w:val="Heading3"/>
-      </w:pPr>
-      <w:r>
-        <w:t xml:space="preserve">3.7.2 Protection des routes (RBAC côté client)</w:t>
-      </w:r>
-    </w:p>
-    <w:p>
-      <w:pPr>
-        <w:spacing w:after="120"/>
-      </w:pPr>
-      <w:r>
-        <w:t xml:space="preserve">Un composant ProtectedRoute redirige vers la connexion si l'utilisateur n'est pas authentifié, et vers l'accueil s'il ne possède pas le rôle requis.</w:t>
-      </w:r>
-    </w:p>
-    <w:p>
-      <w:pPr>
-        <w:spacing w:after="40" w:before="60"/>
-      </w:pPr>
-      <w:r>
-        <w:rPr>
-          <w:b/>
-          <w:bCs/>
-          <w:color w:val="0B5394"/>
-          <w:sz w:val="19"/>
-          <w:szCs w:val="19"/>
-        </w:rPr>
-        <w:t xml:space="preserve">frontend/src/components/ProtectedRoute.tsx (extrait)</w:t>
-      </w:r>
-    </w:p>
-    <w:tbl>
-      <w:tblPr>
-        <w:tblW w:type="dxa" w:w="9026"/>
-        <w:tblBorders>
-          <w:top w:val="single" w:color="auto" w:sz="4"/>
-          <w:left w:val="single" w:color="auto" w:sz="4"/>
-          <w:bottom w:val="single" w:color="auto" w:sz="4"/>
-          <w:right w:val="single" w:color="auto" w:sz="4"/>
-          <w:insideH w:val="single" w:color="auto" w:sz="4"/>
-          <w:insideV w:val="single" w:color="auto" w:sz="4"/>
-        </w:tblBorders>
-      </w:tblPr>
-      <w:tblGrid>
-        <w:gridCol w:w="9026"/>
-      </w:tblGrid>
-      <w:tr>
-        <w:tc>
-          <w:tcPr>
-            <w:tcW w:type="dxa" w:w="9026"/>
-            <w:tcBorders>
-              <w:top w:val="single" w:color="D6DEE6" w:sz="1"/>
-              <w:left w:val="single" w:color="0B5394" w:sz="4"/>
-              <w:bottom w:val="single" w:color="D6DEE6" w:sz="1"/>
-              <w:right w:val="single" w:color="D6DEE6" w:sz="1"/>
-            </w:tcBorders>
-            <w:shd w:fill="F6F8FA" w:val="clear"/>
-            <w:tcMar>
-              <w:top w:type="dxa" w:w="120"/>
-              <w:left w:type="dxa" w:w="160"/>
-              <w:bottom w:type="dxa" w:w="120"/>
-              <w:right w:type="dxa" w:w="120"/>
-            </w:tcMar>
-          </w:tcPr>
-          <w:p>
-            <w:pPr>
-              <w:spacing w:after="0" w:line="230" w:lineRule="auto"/>
-            </w:pPr>
-            <w:r>
-              <w:rPr>
-                <w:rFonts w:ascii="Courier New" w:cs="Courier New" w:eastAsia="Courier New" w:hAnsi="Courier New"/>
-                <w:color w:val="1B2A3A"/>
-                <w:sz w:val="16"/>
-                <w:szCs w:val="16"/>
-              </w:rPr>
-              <w:t xml:space="preserve">export default function ProtectedRoute({ children, roles }) {</w:t>
-            </w:r>
-          </w:p>
-          <w:p>
-            <w:pPr>
-              <w:spacing w:after="0" w:line="230" w:lineRule="auto"/>
-            </w:pPr>
-            <w:r>
-              <w:rPr>
-                <w:rFonts w:ascii="Courier New" w:cs="Courier New" w:eastAsia="Courier New" w:hAnsi="Courier New"/>
-                <w:color w:val="1B2A3A"/>
-                <w:sz w:val="16"/>
-                <w:szCs w:val="16"/>
-              </w:rPr>
-              <w:t xml:space="preserve">  const { user, loading } = useAuth();</w:t>
-            </w:r>
-          </w:p>
-          <w:p>
-            <w:pPr>
-              <w:spacing w:after="0" w:line="230" w:lineRule="auto"/>
-            </w:pPr>
-            <w:r>
-              <w:rPr>
-                <w:rFonts w:ascii="Courier New" w:cs="Courier New" w:eastAsia="Courier New" w:hAnsi="Courier New"/>
-                <w:color w:val="1B2A3A"/>
-                <w:sz w:val="16"/>
-                <w:szCs w:val="16"/>
-              </w:rPr>
-              <w:t xml:space="preserve">  if (loading) return &lt;div&gt;Chargement…&lt;/div&gt;;</w:t>
-            </w:r>
-          </w:p>
-          <w:p>
-            <w:pPr>
-              <w:spacing w:after="0" w:line="230" w:lineRule="auto"/>
-            </w:pPr>
-            <w:r>
-              <w:rPr>
-                <w:rFonts w:ascii="Courier New" w:cs="Courier New" w:eastAsia="Courier New" w:hAnsi="Courier New"/>
-                <w:color w:val="1B2A3A"/>
-                <w:sz w:val="16"/>
-                <w:szCs w:val="16"/>
-              </w:rPr>
-              <w:t xml:space="preserve">  if (!user) return &lt;Navigate to="/login" replace /&gt;;</w:t>
-            </w:r>
-          </w:p>
-          <w:p>
-            <w:pPr>
-              <w:spacing w:after="0" w:line="230" w:lineRule="auto"/>
-            </w:pPr>
-            <w:r>
-              <w:rPr>
-                <w:rFonts w:ascii="Courier New" w:cs="Courier New" w:eastAsia="Courier New" w:hAnsi="Courier New"/>
-                <w:color w:val="1B2A3A"/>
-                <w:sz w:val="16"/>
-                <w:szCs w:val="16"/>
-              </w:rPr>
-              <w:t xml:space="preserve">  if (roles &amp;&amp; !roles.includes(user.role))</w:t>
-            </w:r>
-          </w:p>
-          <w:p>
-            <w:pPr>
-              <w:spacing w:after="0" w:line="230" w:lineRule="auto"/>
-            </w:pPr>
-            <w:r>
-              <w:rPr>
-                <w:rFonts w:ascii="Courier New" w:cs="Courier New" w:eastAsia="Courier New" w:hAnsi="Courier New"/>
-                <w:color w:val="1B2A3A"/>
-                <w:sz w:val="16"/>
-                <w:szCs w:val="16"/>
-              </w:rPr>
-              <w:t xml:space="preserve">    return &lt;Navigate to="/" replace /&gt;;</w:t>
-            </w:r>
-          </w:p>
-          <w:p>
-            <w:pPr>
-              <w:spacing w:after="0" w:line="230" w:lineRule="auto"/>
-            </w:pPr>
-            <w:r>
-              <w:rPr>
-                <w:rFonts w:ascii="Courier New" w:cs="Courier New" w:eastAsia="Courier New" w:hAnsi="Courier New"/>
-                <w:color w:val="1B2A3A"/>
-                <w:sz w:val="16"/>
-                <w:szCs w:val="16"/>
-              </w:rPr>
-              <w:t xml:space="preserve">  return children;</w:t>
-            </w:r>
-          </w:p>
-          <w:p>
-            <w:pPr>
-              <w:spacing w:after="0" w:line="230" w:lineRule="auto"/>
-            </w:pPr>
-            <w:r>
-              <w:rPr>
-                <w:rFonts w:ascii="Courier New" w:cs="Courier New" w:eastAsia="Courier New" w:hAnsi="Courier New"/>
-                <w:color w:val="1B2A3A"/>
-                <w:sz w:val="16"/>
-                <w:szCs w:val="16"/>
-              </w:rPr>
-              <w:t xml:space="preserve">}</w:t>
-            </w:r>
-          </w:p>
-        </w:tc>
-      </w:tr>
-    </w:tbl>
-    <w:p>
-      <w:pPr>
-        <w:spacing w:after="120"/>
-      </w:pPr>
-    </w:p>
-    <w:p>
-      <w:pPr>
-        <w:pStyle w:val="Heading3"/>
-      </w:pPr>
-      <w:r>
-        <w:t xml:space="preserve">3.7.3 Gestion de l'état serveur (React Query)</w:t>
-      </w:r>
-    </w:p>
-    <w:p>
-      <w:pPr>
-        <w:spacing w:after="120"/>
-      </w:pPr>
-      <w:r>
-        <w:t xml:space="preserve">La consommation de l'API s'appuie sur React Query, qui gère le cache, le rechargement et l'invalidation des données. Après création d'une demande, les requêtes des soldes et de l'historique sont automatiquement invalidées et rechargées, garantissant un affichage à jour.</w:t>
-      </w:r>
-    </w:p>
-    <w:p>
-      <w:pPr>
-        <w:spacing w:after="120"/>
-      </w:pPr>
-      <w:r>
-        <w:t xml:space="preserve">Captures de l'application en fonctionnement :</w:t>
-      </w:r>
-    </w:p>
-    <w:tbl>
-      <w:tblPr>
-        <w:tblW w:type="dxa" w:w="9026"/>
-        <w:tblBorders>
-          <w:top w:val="single" w:color="auto" w:sz="4"/>
-          <w:left w:val="single" w:color="auto" w:sz="4"/>
-          <w:bottom w:val="single" w:color="auto" w:sz="4"/>
-          <w:right w:val="single" w:color="auto" w:sz="4"/>
-          <w:insideH w:val="single" w:color="auto" w:sz="4"/>
-          <w:insideV w:val="single" w:color="auto" w:sz="4"/>
-        </w:tblBorders>
-      </w:tblPr>
-      <w:tblGrid>
-        <w:gridCol w:w="9026"/>
-      </w:tblGrid>
-      <w:tr>
-        <w:tc>
-          <w:tcPr>
-            <w:tcW w:type="dxa" w:w="9026"/>
-            <w:tcBorders>
               <w:top w:val="single" w:color="B7C3D0" w:sz="1"/>
               <w:left w:val="single" w:color="B7C3D0" w:sz="1"/>
               <w:bottom w:val="single" w:color="B7C3D0" w:sz="1"/>
@@ -17108,9 +13353,9 @@
             <w:r>
               <w:drawing>
                 <wp:inline distT="0" distB="0" distL="0" distR="0">
-                  <wp:extent cx="5334000" cy="3333750"/>
+                  <wp:extent cx="5334000" cy="3448050"/>
                   <wp:effectExtent t="0" r="0" b="0" l="0"/>
-                  <wp:docPr id="1" name="fig13-login.png" descr="Écran de connexion de l'application" title="Fig.13"/>
+                  <wp:docPr id="1" name="connexion.png" descr="Maquette Figma de l'écran de connexion" title="Fig.11"/>
                   <wp:cNvGraphicFramePr>
                     <a:graphicFrameLocks xmlns:a="http://schemas.openxmlformats.org/drawingml/2006/main" noChangeAspect="1"/>
                   </wp:cNvGraphicFramePr>
@@ -17133,7 +13378,7 @@
                         <pic:spPr bwMode="auto">
                           <a:xfrm>
                             <a:off x="0" y="0"/>
-                            <a:ext cx="5334000" cy="3333750"/>
+                            <a:ext cx="5334000" cy="3448050"/>
                           </a:xfrm>
                           <a:prstGeom prst="rect">
                             <a:avLst/>
@@ -17158,7 +13403,7 @@
                 <w:sz w:val="18"/>
                 <w:szCs w:val="18"/>
               </w:rPr>
-              <w:t xml:space="preserve">Fig.13 — Écran de connexion de l'application</w:t>
+              <w:t xml:space="preserve">Fig.11 — Maquette Figma de l'écran de connexion</w:t>
             </w:r>
           </w:p>
         </w:tc>
@@ -17212,9 +13457,9 @@
             <w:r>
               <w:drawing>
                 <wp:inline distT="0" distB="0" distL="0" distR="0">
-                  <wp:extent cx="5334000" cy="3648075"/>
+                  <wp:extent cx="5334000" cy="3448050"/>
                   <wp:effectExtent t="0" r="0" b="0" l="0"/>
-                  <wp:docPr id="1" name="fig14-mes-demandes.png" descr="Espace salarié : soldes, formulaire de demande et historique" title="Fig.14"/>
+                  <wp:docPr id="1" name="tableau-de-bord.png" descr="Maquette Figma de l'écran « Mes demandes » (soldes, formulaire, historique)" title="Fig.12"/>
                   <wp:cNvGraphicFramePr>
                     <a:graphicFrameLocks xmlns:a="http://schemas.openxmlformats.org/drawingml/2006/main" noChangeAspect="1"/>
                   </wp:cNvGraphicFramePr>
@@ -17237,7 +13482,7 @@
                         <pic:spPr bwMode="auto">
                           <a:xfrm>
                             <a:off x="0" y="0"/>
-                            <a:ext cx="5334000" cy="3648075"/>
+                            <a:ext cx="5334000" cy="3448050"/>
                           </a:xfrm>
                           <a:prstGeom prst="rect">
                             <a:avLst/>
@@ -17262,18 +13507,468 @@
                 <w:sz w:val="18"/>
                 <w:szCs w:val="18"/>
               </w:rPr>
-              <w:t xml:space="preserve">Fig.14 — Espace salarié : soldes, formulaire de demande et historique</w:t>
+              <w:t xml:space="preserve">Fig.12 — Maquette Figma de l'écran « Mes demandes » (soldes, formulaire, historique)</w:t>
             </w:r>
           </w:p>
         </w:tc>
       </w:tr>
     </w:tbl>
     <w:p>
+      <w:r>
+        <w:br w:type="page"/>
+      </w:r>
+    </w:p>
+    <w:p>
+      <w:pPr>
+        <w:pStyle w:val="Heading1"/>
+      </w:pPr>
+      <w:r>
+        <w:t xml:space="preserve">Chapitre 3 — Réalisation et mise en œuvre</w:t>
+      </w:r>
+    </w:p>
+    <w:p>
+      <w:pPr>
+        <w:pStyle w:val="Heading2"/>
+      </w:pPr>
+      <w:r>
+        <w:t xml:space="preserve">3.1 Environnement et outils de développement</w:t>
+      </w:r>
+    </w:p>
+    <w:tbl>
+      <w:tblPr>
+        <w:tblW w:type="dxa" w:w="9026"/>
+        <w:tblBorders>
+          <w:top w:val="single" w:color="auto" w:sz="4"/>
+          <w:left w:val="single" w:color="auto" w:sz="4"/>
+          <w:bottom w:val="single" w:color="auto" w:sz="4"/>
+          <w:right w:val="single" w:color="auto" w:sz="4"/>
+          <w:insideH w:val="single" w:color="auto" w:sz="4"/>
+          <w:insideV w:val="single" w:color="auto" w:sz="4"/>
+        </w:tblBorders>
+      </w:tblPr>
+      <w:tblGrid>
+        <w:gridCol w:w="2800"/>
+        <w:gridCol w:w="6226"/>
+      </w:tblGrid>
+      <w:tr>
+        <w:trPr>
+          <w:tblHeader/>
+        </w:trPr>
+        <w:tc>
+          <w:tcPr>
+            <w:tcW w:type="dxa" w:w="2800"/>
+            <w:tcBorders>
+              <w:top w:val="single" w:color="B7C3D0" w:sz="1"/>
+              <w:left w:val="single" w:color="B7C3D0" w:sz="1"/>
+              <w:bottom w:val="single" w:color="B7C3D0" w:sz="1"/>
+              <w:right w:val="single" w:color="B7C3D0" w:sz="1"/>
+            </w:tcBorders>
+            <w:shd w:fill="0B5394" w:val="clear"/>
+            <w:tcMar>
+              <w:top w:type="dxa" w:w="80"/>
+              <w:left w:type="dxa" w:w="110"/>
+              <w:bottom w:type="dxa" w:w="80"/>
+              <w:right w:type="dxa" w:w="110"/>
+            </w:tcMar>
+          </w:tcPr>
+          <w:p>
+            <w:r>
+              <w:rPr>
+                <w:b/>
+                <w:bCs/>
+                <w:color w:val="FFFFFF"/>
+                <w:sz w:val="19"/>
+                <w:szCs w:val="19"/>
+              </w:rPr>
+              <w:t xml:space="preserve">Catégorie</w:t>
+            </w:r>
+          </w:p>
+        </w:tc>
+        <w:tc>
+          <w:tcPr>
+            <w:tcW w:type="dxa" w:w="6226"/>
+            <w:tcBorders>
+              <w:top w:val="single" w:color="B7C3D0" w:sz="1"/>
+              <w:left w:val="single" w:color="B7C3D0" w:sz="1"/>
+              <w:bottom w:val="single" w:color="B7C3D0" w:sz="1"/>
+              <w:right w:val="single" w:color="B7C3D0" w:sz="1"/>
+            </w:tcBorders>
+            <w:shd w:fill="0B5394" w:val="clear"/>
+            <w:tcMar>
+              <w:top w:type="dxa" w:w="80"/>
+              <w:left w:type="dxa" w:w="110"/>
+              <w:bottom w:type="dxa" w:w="80"/>
+              <w:right w:type="dxa" w:w="110"/>
+            </w:tcMar>
+          </w:tcPr>
+          <w:p>
+            <w:r>
+              <w:rPr>
+                <w:b/>
+                <w:bCs/>
+                <w:color w:val="FFFFFF"/>
+                <w:sz w:val="19"/>
+                <w:szCs w:val="19"/>
+              </w:rPr>
+              <w:t xml:space="preserve">Outils</w:t>
+            </w:r>
+          </w:p>
+        </w:tc>
+      </w:tr>
+      <w:tr>
+        <w:tc>
+          <w:tcPr>
+            <w:tcW w:type="dxa" w:w="2800"/>
+            <w:tcBorders>
+              <w:top w:val="single" w:color="B7C3D0" w:sz="1"/>
+              <w:left w:val="single" w:color="B7C3D0" w:sz="1"/>
+              <w:bottom w:val="single" w:color="B7C3D0" w:sz="1"/>
+              <w:right w:val="single" w:color="B7C3D0" w:sz="1"/>
+            </w:tcBorders>
+            <w:tcMar>
+              <w:top w:type="dxa" w:w="70"/>
+              <w:left w:type="dxa" w:w="110"/>
+              <w:bottom w:type="dxa" w:w="70"/>
+              <w:right w:type="dxa" w:w="110"/>
+            </w:tcMar>
+          </w:tcPr>
+          <w:p>
+            <w:r>
+              <w:rPr>
+                <w:sz w:val="18"/>
+                <w:szCs w:val="18"/>
+              </w:rPr>
+              <w:t xml:space="preserve">Système d'exploitation</w:t>
+            </w:r>
+          </w:p>
+        </w:tc>
+        <w:tc>
+          <w:tcPr>
+            <w:tcW w:type="dxa" w:w="6226"/>
+            <w:tcBorders>
+              <w:top w:val="single" w:color="B7C3D0" w:sz="1"/>
+              <w:left w:val="single" w:color="B7C3D0" w:sz="1"/>
+              <w:bottom w:val="single" w:color="B7C3D0" w:sz="1"/>
+              <w:right w:val="single" w:color="B7C3D0" w:sz="1"/>
+            </w:tcBorders>
+            <w:tcMar>
+              <w:top w:type="dxa" w:w="70"/>
+              <w:left w:type="dxa" w:w="110"/>
+              <w:bottom w:type="dxa" w:w="70"/>
+              <w:right w:type="dxa" w:w="110"/>
+            </w:tcMar>
+          </w:tcPr>
+          <w:p>
+            <w:r>
+              <w:rPr>
+                <w:sz w:val="18"/>
+                <w:szCs w:val="18"/>
+              </w:rPr>
+              <w:t xml:space="preserve">macOS</w:t>
+            </w:r>
+          </w:p>
+        </w:tc>
+      </w:tr>
+      <w:tr>
+        <w:tc>
+          <w:tcPr>
+            <w:tcW w:type="dxa" w:w="2800"/>
+            <w:tcBorders>
+              <w:top w:val="single" w:color="B7C3D0" w:sz="1"/>
+              <w:left w:val="single" w:color="B7C3D0" w:sz="1"/>
+              <w:bottom w:val="single" w:color="B7C3D0" w:sz="1"/>
+              <w:right w:val="single" w:color="B7C3D0" w:sz="1"/>
+            </w:tcBorders>
+            <w:tcMar>
+              <w:top w:type="dxa" w:w="70"/>
+              <w:left w:type="dxa" w:w="110"/>
+              <w:bottom w:type="dxa" w:w="70"/>
+              <w:right w:type="dxa" w:w="110"/>
+            </w:tcMar>
+          </w:tcPr>
+          <w:p>
+            <w:r>
+              <w:rPr>
+                <w:sz w:val="18"/>
+                <w:szCs w:val="18"/>
+              </w:rPr>
+              <w:t xml:space="preserve">Éditeur de code</w:t>
+            </w:r>
+          </w:p>
+        </w:tc>
+        <w:tc>
+          <w:tcPr>
+            <w:tcW w:type="dxa" w:w="6226"/>
+            <w:tcBorders>
+              <w:top w:val="single" w:color="B7C3D0" w:sz="1"/>
+              <w:left w:val="single" w:color="B7C3D0" w:sz="1"/>
+              <w:bottom w:val="single" w:color="B7C3D0" w:sz="1"/>
+              <w:right w:val="single" w:color="B7C3D0" w:sz="1"/>
+            </w:tcBorders>
+            <w:tcMar>
+              <w:top w:type="dxa" w:w="70"/>
+              <w:left w:type="dxa" w:w="110"/>
+              <w:bottom w:type="dxa" w:w="70"/>
+              <w:right w:type="dxa" w:w="110"/>
+            </w:tcMar>
+          </w:tcPr>
+          <w:p>
+            <w:r>
+              <w:rPr>
+                <w:sz w:val="18"/>
+                <w:szCs w:val="18"/>
+              </w:rPr>
+              <w:t xml:space="preserve">Visual Studio Code (extensions Python, ESLint, Tailwind)</w:t>
+            </w:r>
+          </w:p>
+        </w:tc>
+      </w:tr>
+      <w:tr>
+        <w:tc>
+          <w:tcPr>
+            <w:tcW w:type="dxa" w:w="2800"/>
+            <w:tcBorders>
+              <w:top w:val="single" w:color="B7C3D0" w:sz="1"/>
+              <w:left w:val="single" w:color="B7C3D0" w:sz="1"/>
+              <w:bottom w:val="single" w:color="B7C3D0" w:sz="1"/>
+              <w:right w:val="single" w:color="B7C3D0" w:sz="1"/>
+            </w:tcBorders>
+            <w:tcMar>
+              <w:top w:type="dxa" w:w="70"/>
+              <w:left w:type="dxa" w:w="110"/>
+              <w:bottom w:type="dxa" w:w="70"/>
+              <w:right w:type="dxa" w:w="110"/>
+            </w:tcMar>
+          </w:tcPr>
+          <w:p>
+            <w:r>
+              <w:rPr>
+                <w:sz w:val="18"/>
+                <w:szCs w:val="18"/>
+              </w:rPr>
+              <w:t xml:space="preserve">Gestion de versions</w:t>
+            </w:r>
+          </w:p>
+        </w:tc>
+        <w:tc>
+          <w:tcPr>
+            <w:tcW w:type="dxa" w:w="6226"/>
+            <w:tcBorders>
+              <w:top w:val="single" w:color="B7C3D0" w:sz="1"/>
+              <w:left w:val="single" w:color="B7C3D0" w:sz="1"/>
+              <w:bottom w:val="single" w:color="B7C3D0" w:sz="1"/>
+              <w:right w:val="single" w:color="B7C3D0" w:sz="1"/>
+            </w:tcBorders>
+            <w:tcMar>
+              <w:top w:type="dxa" w:w="70"/>
+              <w:left w:type="dxa" w:w="110"/>
+              <w:bottom w:type="dxa" w:w="70"/>
+              <w:right w:type="dxa" w:w="110"/>
+            </w:tcMar>
+          </w:tcPr>
+          <w:p>
+            <w:r>
+              <w:rPr>
+                <w:sz w:val="18"/>
+                <w:szCs w:val="18"/>
+              </w:rPr>
+              <w:t xml:space="preserve">Git + GitHub (branches main / develop / feature/*)</w:t>
+            </w:r>
+          </w:p>
+        </w:tc>
+      </w:tr>
+      <w:tr>
+        <w:tc>
+          <w:tcPr>
+            <w:tcW w:type="dxa" w:w="2800"/>
+            <w:tcBorders>
+              <w:top w:val="single" w:color="B7C3D0" w:sz="1"/>
+              <w:left w:val="single" w:color="B7C3D0" w:sz="1"/>
+              <w:bottom w:val="single" w:color="B7C3D0" w:sz="1"/>
+              <w:right w:val="single" w:color="B7C3D0" w:sz="1"/>
+            </w:tcBorders>
+            <w:tcMar>
+              <w:top w:type="dxa" w:w="70"/>
+              <w:left w:type="dxa" w:w="110"/>
+              <w:bottom w:type="dxa" w:w="70"/>
+              <w:right w:type="dxa" w:w="110"/>
+            </w:tcMar>
+          </w:tcPr>
+          <w:p>
+            <w:r>
+              <w:rPr>
+                <w:sz w:val="18"/>
+                <w:szCs w:val="18"/>
+              </w:rPr>
+              <w:t xml:space="preserve">Conteneurisation</w:t>
+            </w:r>
+          </w:p>
+        </w:tc>
+        <w:tc>
+          <w:tcPr>
+            <w:tcW w:type="dxa" w:w="6226"/>
+            <w:tcBorders>
+              <w:top w:val="single" w:color="B7C3D0" w:sz="1"/>
+              <w:left w:val="single" w:color="B7C3D0" w:sz="1"/>
+              <w:bottom w:val="single" w:color="B7C3D0" w:sz="1"/>
+              <w:right w:val="single" w:color="B7C3D0" w:sz="1"/>
+            </w:tcBorders>
+            <w:tcMar>
+              <w:top w:type="dxa" w:w="70"/>
+              <w:left w:type="dxa" w:w="110"/>
+              <w:bottom w:type="dxa" w:w="70"/>
+              <w:right w:type="dxa" w:w="110"/>
+            </w:tcMar>
+          </w:tcPr>
+          <w:p>
+            <w:r>
+              <w:rPr>
+                <w:sz w:val="18"/>
+                <w:szCs w:val="18"/>
+              </w:rPr>
+              <w:t xml:space="preserve">Docker + docker-compose</w:t>
+            </w:r>
+          </w:p>
+        </w:tc>
+      </w:tr>
+      <w:tr>
+        <w:tc>
+          <w:tcPr>
+            <w:tcW w:type="dxa" w:w="2800"/>
+            <w:tcBorders>
+              <w:top w:val="single" w:color="B7C3D0" w:sz="1"/>
+              <w:left w:val="single" w:color="B7C3D0" w:sz="1"/>
+              <w:bottom w:val="single" w:color="B7C3D0" w:sz="1"/>
+              <w:right w:val="single" w:color="B7C3D0" w:sz="1"/>
+            </w:tcBorders>
+            <w:tcMar>
+              <w:top w:type="dxa" w:w="70"/>
+              <w:left w:type="dxa" w:w="110"/>
+              <w:bottom w:type="dxa" w:w="70"/>
+              <w:right w:type="dxa" w:w="110"/>
+            </w:tcMar>
+          </w:tcPr>
+          <w:p>
+            <w:r>
+              <w:rPr>
+                <w:sz w:val="18"/>
+                <w:szCs w:val="18"/>
+              </w:rPr>
+              <w:t xml:space="preserve">Intégration continue</w:t>
+            </w:r>
+          </w:p>
+        </w:tc>
+        <w:tc>
+          <w:tcPr>
+            <w:tcW w:type="dxa" w:w="6226"/>
+            <w:tcBorders>
+              <w:top w:val="single" w:color="B7C3D0" w:sz="1"/>
+              <w:left w:val="single" w:color="B7C3D0" w:sz="1"/>
+              <w:bottom w:val="single" w:color="B7C3D0" w:sz="1"/>
+              <w:right w:val="single" w:color="B7C3D0" w:sz="1"/>
+            </w:tcBorders>
+            <w:tcMar>
+              <w:top w:type="dxa" w:w="70"/>
+              <w:left w:type="dxa" w:w="110"/>
+              <w:bottom w:type="dxa" w:w="70"/>
+              <w:right w:type="dxa" w:w="110"/>
+            </w:tcMar>
+          </w:tcPr>
+          <w:p>
+            <w:r>
+              <w:rPr>
+                <w:sz w:val="18"/>
+                <w:szCs w:val="18"/>
+              </w:rPr>
+              <w:t xml:space="preserve">GitHub Actions</w:t>
+            </w:r>
+          </w:p>
+        </w:tc>
+      </w:tr>
+      <w:tr>
+        <w:tc>
+          <w:tcPr>
+            <w:tcW w:type="dxa" w:w="2800"/>
+            <w:tcBorders>
+              <w:top w:val="single" w:color="B7C3D0" w:sz="1"/>
+              <w:left w:val="single" w:color="B7C3D0" w:sz="1"/>
+              <w:bottom w:val="single" w:color="B7C3D0" w:sz="1"/>
+              <w:right w:val="single" w:color="B7C3D0" w:sz="1"/>
+            </w:tcBorders>
+            <w:tcMar>
+              <w:top w:type="dxa" w:w="70"/>
+              <w:left w:type="dxa" w:w="110"/>
+              <w:bottom w:type="dxa" w:w="70"/>
+              <w:right w:type="dxa" w:w="110"/>
+            </w:tcMar>
+          </w:tcPr>
+          <w:p>
+            <w:r>
+              <w:rPr>
+                <w:sz w:val="18"/>
+                <w:szCs w:val="18"/>
+              </w:rPr>
+              <w:t xml:space="preserve">Tests d'API manuels</w:t>
+            </w:r>
+          </w:p>
+        </w:tc>
+        <w:tc>
+          <w:tcPr>
+            <w:tcW w:type="dxa" w:w="6226"/>
+            <w:tcBorders>
+              <w:top w:val="single" w:color="B7C3D0" w:sz="1"/>
+              <w:left w:val="single" w:color="B7C3D0" w:sz="1"/>
+              <w:bottom w:val="single" w:color="B7C3D0" w:sz="1"/>
+              <w:right w:val="single" w:color="B7C3D0" w:sz="1"/>
+            </w:tcBorders>
+            <w:tcMar>
+              <w:top w:type="dxa" w:w="70"/>
+              <w:left w:type="dxa" w:w="110"/>
+              <w:bottom w:type="dxa" w:w="70"/>
+              <w:right w:type="dxa" w:w="110"/>
+            </w:tcMar>
+          </w:tcPr>
+          <w:p>
+            <w:r>
+              <w:rPr>
+                <w:sz w:val="18"/>
+                <w:szCs w:val="18"/>
+              </w:rPr>
+              <w:t xml:space="preserve">Documentation Swagger (OpenAPI) intégrée</w:t>
+            </w:r>
+          </w:p>
+        </w:tc>
+      </w:tr>
+    </w:tbl>
+    <w:p>
+      <w:pPr>
+        <w:pStyle w:val="Heading2"/>
+      </w:pPr>
+      <w:r>
+        <w:t xml:space="preserve">3.2 Organisation du code source</w:t>
+      </w:r>
+    </w:p>
+    <w:p>
       <w:pPr>
         <w:spacing w:after="120"/>
       </w:pPr>
       <w:r>
-        <w:t xml:space="preserve"/>
+        <w:t xml:space="preserve">Le dépôt est structuré pour séparer clairement le back-end, le front-end et la documentation.</w:t>
+      </w:r>
+    </w:p>
+    <w:p>
+      <w:pPr>
+        <w:spacing w:after="40" w:before="60"/>
+      </w:pPr>
+      <w:r>
+        <w:rPr>
+          <w:b/>
+          <w:bCs/>
+          <w:color w:val="0B5394"/>
+          <w:sz w:val="19"/>
+          <w:szCs w:val="19"/>
+        </w:rPr>
+        <w:t xml:space="preserve">Arborescence du projet (simplifiée)</w:t>
       </w:r>
     </w:p>
     <w:tbl>
@@ -17296,6 +13991,3177 @@
           <w:tcPr>
             <w:tcW w:type="dxa" w:w="9026"/>
             <w:tcBorders>
+              <w:top w:val="single" w:color="D6DEE6" w:sz="1"/>
+              <w:left w:val="single" w:color="0B5394" w:sz="4"/>
+              <w:bottom w:val="single" w:color="D6DEE6" w:sz="1"/>
+              <w:right w:val="single" w:color="D6DEE6" w:sz="1"/>
+            </w:tcBorders>
+            <w:shd w:fill="F6F8FA" w:val="clear"/>
+            <w:tcMar>
+              <w:top w:type="dxa" w:w="120"/>
+              <w:left w:type="dxa" w:w="160"/>
+              <w:bottom w:type="dxa" w:w="120"/>
+              <w:right w:type="dxa" w:w="120"/>
+            </w:tcMar>
+          </w:tcPr>
+          <w:p>
+            <w:pPr>
+              <w:spacing w:after="0" w:line="230" w:lineRule="auto"/>
+            </w:pPr>
+            <w:r>
+              <w:rPr>
+                <w:rFonts w:ascii="Courier New" w:cs="Courier New" w:eastAsia="Courier New" w:hAnsi="Courier New"/>
+                <w:color w:val="1B2A3A"/>
+                <w:sz w:val="16"/>
+                <w:szCs w:val="16"/>
+              </w:rPr>
+              <w:t xml:space="preserve">ProjetCda/</w:t>
+            </w:r>
+          </w:p>
+          <w:p>
+            <w:pPr>
+              <w:spacing w:after="0" w:line="230" w:lineRule="auto"/>
+            </w:pPr>
+            <w:r>
+              <w:rPr>
+                <w:rFonts w:ascii="Courier New" w:cs="Courier New" w:eastAsia="Courier New" w:hAnsi="Courier New"/>
+                <w:color w:val="1B2A3A"/>
+                <w:sz w:val="16"/>
+                <w:szCs w:val="16"/>
+              </w:rPr>
+              <w:t xml:space="preserve">├── backend/</w:t>
+            </w:r>
+          </w:p>
+          <w:p>
+            <w:pPr>
+              <w:spacing w:after="0" w:line="230" w:lineRule="auto"/>
+            </w:pPr>
+            <w:r>
+              <w:rPr>
+                <w:rFonts w:ascii="Courier New" w:cs="Courier New" w:eastAsia="Courier New" w:hAnsi="Courier New"/>
+                <w:color w:val="1B2A3A"/>
+                <w:sz w:val="16"/>
+                <w:szCs w:val="16"/>
+              </w:rPr>
+              <w:t xml:space="preserve">│   ├── app/</w:t>
+            </w:r>
+          </w:p>
+          <w:p>
+            <w:pPr>
+              <w:spacing w:after="0" w:line="230" w:lineRule="auto"/>
+            </w:pPr>
+            <w:r>
+              <w:rPr>
+                <w:rFonts w:ascii="Courier New" w:cs="Courier New" w:eastAsia="Courier New" w:hAnsi="Courier New"/>
+                <w:color w:val="1B2A3A"/>
+                <w:sz w:val="16"/>
+                <w:szCs w:val="16"/>
+              </w:rPr>
+              <w:t xml:space="preserve">│   │   ├── business/conges.py   # logique métier pure</w:t>
+            </w:r>
+          </w:p>
+          <w:p>
+            <w:pPr>
+              <w:spacing w:after="0" w:line="230" w:lineRule="auto"/>
+            </w:pPr>
+            <w:r>
+              <w:rPr>
+                <w:rFonts w:ascii="Courier New" w:cs="Courier New" w:eastAsia="Courier New" w:hAnsi="Courier New"/>
+                <w:color w:val="1B2A3A"/>
+                <w:sz w:val="16"/>
+                <w:szCs w:val="16"/>
+              </w:rPr>
+              <w:t xml:space="preserve">│   │   ├── routers/             # endpoints REST (auth, demandes, users)</w:t>
+            </w:r>
+          </w:p>
+          <w:p>
+            <w:pPr>
+              <w:spacing w:after="0" w:line="230" w:lineRule="auto"/>
+            </w:pPr>
+            <w:r>
+              <w:rPr>
+                <w:rFonts w:ascii="Courier New" w:cs="Courier New" w:eastAsia="Courier New" w:hAnsi="Courier New"/>
+                <w:color w:val="1B2A3A"/>
+                <w:sz w:val="16"/>
+                <w:szCs w:val="16"/>
+              </w:rPr>
+              <w:t xml:space="preserve">│   │   ├── models.py            # entités SQLAlchemy</w:t>
+            </w:r>
+          </w:p>
+          <w:p>
+            <w:pPr>
+              <w:spacing w:after="0" w:line="230" w:lineRule="auto"/>
+            </w:pPr>
+            <w:r>
+              <w:rPr>
+                <w:rFonts w:ascii="Courier New" w:cs="Courier New" w:eastAsia="Courier New" w:hAnsi="Courier New"/>
+                <w:color w:val="1B2A3A"/>
+                <w:sz w:val="16"/>
+                <w:szCs w:val="16"/>
+              </w:rPr>
+              <w:t xml:space="preserve">│   │   ├── schemas.py           # validation Pydantic</w:t>
+            </w:r>
+          </w:p>
+          <w:p>
+            <w:pPr>
+              <w:spacing w:after="0" w:line="230" w:lineRule="auto"/>
+            </w:pPr>
+            <w:r>
+              <w:rPr>
+                <w:rFonts w:ascii="Courier New" w:cs="Courier New" w:eastAsia="Courier New" w:hAnsi="Courier New"/>
+                <w:color w:val="1B2A3A"/>
+                <w:sz w:val="16"/>
+                <w:szCs w:val="16"/>
+              </w:rPr>
+              <w:t xml:space="preserve">│   │   ├── security.py          # JWT + bcrypt</w:t>
+            </w:r>
+          </w:p>
+          <w:p>
+            <w:pPr>
+              <w:spacing w:after="0" w:line="230" w:lineRule="auto"/>
+            </w:pPr>
+            <w:r>
+              <w:rPr>
+                <w:rFonts w:ascii="Courier New" w:cs="Courier New" w:eastAsia="Courier New" w:hAnsi="Courier New"/>
+                <w:color w:val="1B2A3A"/>
+                <w:sz w:val="16"/>
+                <w:szCs w:val="16"/>
+              </w:rPr>
+              <w:t xml:space="preserve">│   │   ├── deps.py              # authentification + RBAC</w:t>
+            </w:r>
+          </w:p>
+          <w:p>
+            <w:pPr>
+              <w:spacing w:after="0" w:line="230" w:lineRule="auto"/>
+            </w:pPr>
+            <w:r>
+              <w:rPr>
+                <w:rFonts w:ascii="Courier New" w:cs="Courier New" w:eastAsia="Courier New" w:hAnsi="Courier New"/>
+                <w:color w:val="1B2A3A"/>
+                <w:sz w:val="16"/>
+                <w:szCs w:val="16"/>
+              </w:rPr>
+              <w:t xml:space="preserve">│   │   └── main.py              # application FastAPI</w:t>
+            </w:r>
+          </w:p>
+          <w:p>
+            <w:pPr>
+              <w:spacing w:after="0" w:line="230" w:lineRule="auto"/>
+            </w:pPr>
+            <w:r>
+              <w:rPr>
+                <w:rFonts w:ascii="Courier New" w:cs="Courier New" w:eastAsia="Courier New" w:hAnsi="Courier New"/>
+                <w:color w:val="1B2A3A"/>
+                <w:sz w:val="16"/>
+                <w:szCs w:val="16"/>
+              </w:rPr>
+              <w:t xml:space="preserve">│   └── tests/                   # tests unitaires + intégration</w:t>
+            </w:r>
+          </w:p>
+          <w:p>
+            <w:pPr>
+              <w:spacing w:after="0" w:line="230" w:lineRule="auto"/>
+            </w:pPr>
+            <w:r>
+              <w:rPr>
+                <w:rFonts w:ascii="Courier New" w:cs="Courier New" w:eastAsia="Courier New" w:hAnsi="Courier New"/>
+                <w:color w:val="1B2A3A"/>
+                <w:sz w:val="16"/>
+                <w:szCs w:val="16"/>
+              </w:rPr>
+              <w:t xml:space="preserve">├── frontend/</w:t>
+            </w:r>
+          </w:p>
+          <w:p>
+            <w:pPr>
+              <w:spacing w:after="0" w:line="230" w:lineRule="auto"/>
+            </w:pPr>
+            <w:r>
+              <w:rPr>
+                <w:rFonts w:ascii="Courier New" w:cs="Courier New" w:eastAsia="Courier New" w:hAnsi="Courier New"/>
+                <w:color w:val="1B2A3A"/>
+                <w:sz w:val="16"/>
+                <w:szCs w:val="16"/>
+              </w:rPr>
+              <w:t xml:space="preserve">│   └── src/                     # composants React, pages, contexte auth</w:t>
+            </w:r>
+          </w:p>
+          <w:p>
+            <w:pPr>
+              <w:spacing w:after="0" w:line="230" w:lineRule="auto"/>
+            </w:pPr>
+            <w:r>
+              <w:rPr>
+                <w:rFonts w:ascii="Courier New" w:cs="Courier New" w:eastAsia="Courier New" w:hAnsi="Courier New"/>
+                <w:color w:val="1B2A3A"/>
+                <w:sz w:val="16"/>
+                <w:szCs w:val="16"/>
+              </w:rPr>
+              <w:t xml:space="preserve">├── docs/                        # diagrammes, scripts SQL</w:t>
+            </w:r>
+          </w:p>
+          <w:p>
+            <w:pPr>
+              <w:spacing w:after="0" w:line="230" w:lineRule="auto"/>
+            </w:pPr>
+            <w:r>
+              <w:rPr>
+                <w:rFonts w:ascii="Courier New" w:cs="Courier New" w:eastAsia="Courier New" w:hAnsi="Courier New"/>
+                <w:color w:val="1B2A3A"/>
+                <w:sz w:val="16"/>
+                <w:szCs w:val="16"/>
+              </w:rPr>
+              <w:t xml:space="preserve">├── docker-compose.yml</w:t>
+            </w:r>
+          </w:p>
+          <w:p>
+            <w:pPr>
+              <w:spacing w:after="0" w:line="230" w:lineRule="auto"/>
+            </w:pPr>
+            <w:r>
+              <w:rPr>
+                <w:rFonts w:ascii="Courier New" w:cs="Courier New" w:eastAsia="Courier New" w:hAnsi="Courier New"/>
+                <w:color w:val="1B2A3A"/>
+                <w:sz w:val="16"/>
+                <w:szCs w:val="16"/>
+              </w:rPr>
+              <w:t xml:space="preserve">└── .github/workflows/ci.yml     # intégration continue</w:t>
+            </w:r>
+          </w:p>
+        </w:tc>
+      </w:tr>
+    </w:tbl>
+    <w:p>
+      <w:pPr>
+        <w:spacing w:after="120"/>
+      </w:pPr>
+    </w:p>
+    <w:p>
+      <w:pPr>
+        <w:pStyle w:val="Heading2"/>
+      </w:pPr>
+      <w:r>
+        <w:t xml:space="preserve">3.3 Installation et lancement du projet</w:t>
+      </w:r>
+    </w:p>
+    <w:p>
+      <w:pPr>
+        <w:spacing w:after="120"/>
+      </w:pPr>
+      <w:r>
+        <w:t xml:space="preserve">Le projet se lance de deux manières : en local pour le développement, ou via Docker pour reproduire l'environnement de production.</w:t>
+      </w:r>
+    </w:p>
+    <w:p>
+      <w:pPr>
+        <w:pStyle w:val="Heading3"/>
+      </w:pPr>
+      <w:r>
+        <w:t xml:space="preserve">3.3.1 Lancement en local</w:t>
+      </w:r>
+    </w:p>
+    <w:p>
+      <w:pPr>
+        <w:spacing w:after="120"/>
+      </w:pPr>
+      <w:r>
+        <w:t xml:space="preserve">Back-end — création de l'environnement virtuel Python, installation des dépendances et démarrage du serveur :</w:t>
+      </w:r>
+    </w:p>
+    <w:p>
+      <w:pPr>
+        <w:spacing w:after="40" w:before="60"/>
+      </w:pPr>
+      <w:r>
+        <w:rPr>
+          <w:b/>
+          <w:bCs/>
+          <w:color w:val="0B5394"/>
+          <w:sz w:val="19"/>
+          <w:szCs w:val="19"/>
+        </w:rPr>
+        <w:t xml:space="preserve">Terminal — back-end</w:t>
+      </w:r>
+    </w:p>
+    <w:tbl>
+      <w:tblPr>
+        <w:tblW w:type="dxa" w:w="9026"/>
+        <w:tblBorders>
+          <w:top w:val="single" w:color="auto" w:sz="4"/>
+          <w:left w:val="single" w:color="auto" w:sz="4"/>
+          <w:bottom w:val="single" w:color="auto" w:sz="4"/>
+          <w:right w:val="single" w:color="auto" w:sz="4"/>
+          <w:insideH w:val="single" w:color="auto" w:sz="4"/>
+          <w:insideV w:val="single" w:color="auto" w:sz="4"/>
+        </w:tblBorders>
+      </w:tblPr>
+      <w:tblGrid>
+        <w:gridCol w:w="9026"/>
+      </w:tblGrid>
+      <w:tr>
+        <w:tc>
+          <w:tcPr>
+            <w:tcW w:type="dxa" w:w="9026"/>
+            <w:tcBorders>
+              <w:top w:val="single" w:color="D6DEE6" w:sz="1"/>
+              <w:left w:val="single" w:color="0B5394" w:sz="4"/>
+              <w:bottom w:val="single" w:color="D6DEE6" w:sz="1"/>
+              <w:right w:val="single" w:color="D6DEE6" w:sz="1"/>
+            </w:tcBorders>
+            <w:shd w:fill="F6F8FA" w:val="clear"/>
+            <w:tcMar>
+              <w:top w:type="dxa" w:w="120"/>
+              <w:left w:type="dxa" w:w="160"/>
+              <w:bottom w:type="dxa" w:w="120"/>
+              <w:right w:type="dxa" w:w="120"/>
+            </w:tcMar>
+          </w:tcPr>
+          <w:p>
+            <w:pPr>
+              <w:spacing w:after="0" w:line="230" w:lineRule="auto"/>
+            </w:pPr>
+            <w:r>
+              <w:rPr>
+                <w:rFonts w:ascii="Courier New" w:cs="Courier New" w:eastAsia="Courier New" w:hAnsi="Courier New"/>
+                <w:color w:val="1B2A3A"/>
+                <w:sz w:val="16"/>
+                <w:szCs w:val="16"/>
+              </w:rPr>
+              <w:t xml:space="preserve">cd backend</w:t>
+            </w:r>
+          </w:p>
+          <w:p>
+            <w:pPr>
+              <w:spacing w:after="0" w:line="230" w:lineRule="auto"/>
+            </w:pPr>
+            <w:r>
+              <w:rPr>
+                <w:rFonts w:ascii="Courier New" w:cs="Courier New" w:eastAsia="Courier New" w:hAnsi="Courier New"/>
+                <w:color w:val="1B2A3A"/>
+                <w:sz w:val="16"/>
+                <w:szCs w:val="16"/>
+              </w:rPr>
+              <w:t xml:space="preserve">python3 -m venv .venv            # créer l'environnement virtuel</w:t>
+            </w:r>
+          </w:p>
+          <w:p>
+            <w:pPr>
+              <w:spacing w:after="0" w:line="230" w:lineRule="auto"/>
+            </w:pPr>
+            <w:r>
+              <w:rPr>
+                <w:rFonts w:ascii="Courier New" w:cs="Courier New" w:eastAsia="Courier New" w:hAnsi="Courier New"/>
+                <w:color w:val="1B2A3A"/>
+                <w:sz w:val="16"/>
+                <w:szCs w:val="16"/>
+              </w:rPr>
+              <w:t xml:space="preserve">source .venv/bin/activate        # l'activer (macOS / Linux)</w:t>
+            </w:r>
+          </w:p>
+          <w:p>
+            <w:pPr>
+              <w:spacing w:after="0" w:line="230" w:lineRule="auto"/>
+            </w:pPr>
+            <w:r>
+              <w:rPr>
+                <w:rFonts w:ascii="Courier New" w:cs="Courier New" w:eastAsia="Courier New" w:hAnsi="Courier New"/>
+                <w:color w:val="1B2A3A"/>
+                <w:sz w:val="16"/>
+                <w:szCs w:val="16"/>
+              </w:rPr>
+              <w:t xml:space="preserve">pip install -r requirements.txt  # installer les dépendances</w:t>
+            </w:r>
+          </w:p>
+          <w:p>
+            <w:pPr>
+              <w:spacing w:after="0" w:line="230" w:lineRule="auto"/>
+            </w:pPr>
+            <w:r>
+              <w:rPr>
+                <w:rFonts w:ascii="Courier New" w:cs="Courier New" w:eastAsia="Courier New" w:hAnsi="Courier New"/>
+                <w:color w:val="1B2A3A"/>
+                <w:sz w:val="16"/>
+                <w:szCs w:val="16"/>
+              </w:rPr>
+              <w:t xml:space="preserve">uvicorn app.main:app --reload    # démarrer l'API sur le port 8000</w:t>
+            </w:r>
+          </w:p>
+        </w:tc>
+      </w:tr>
+    </w:tbl>
+    <w:p>
+      <w:pPr>
+        <w:spacing w:after="120"/>
+      </w:pPr>
+    </w:p>
+    <w:p>
+      <w:pPr>
+        <w:spacing w:after="120"/>
+      </w:pPr>
+      <w:r>
+        <w:t xml:space="preserve">Front-end — installation des paquets Node puis démarrage du serveur de développement Vite :</w:t>
+      </w:r>
+    </w:p>
+    <w:p>
+      <w:pPr>
+        <w:spacing w:after="40" w:before="60"/>
+      </w:pPr>
+      <w:r>
+        <w:rPr>
+          <w:b/>
+          <w:bCs/>
+          <w:color w:val="0B5394"/>
+          <w:sz w:val="19"/>
+          <w:szCs w:val="19"/>
+        </w:rPr>
+        <w:t xml:space="preserve">Terminal — front-end</w:t>
+      </w:r>
+    </w:p>
+    <w:tbl>
+      <w:tblPr>
+        <w:tblW w:type="dxa" w:w="9026"/>
+        <w:tblBorders>
+          <w:top w:val="single" w:color="auto" w:sz="4"/>
+          <w:left w:val="single" w:color="auto" w:sz="4"/>
+          <w:bottom w:val="single" w:color="auto" w:sz="4"/>
+          <w:right w:val="single" w:color="auto" w:sz="4"/>
+          <w:insideH w:val="single" w:color="auto" w:sz="4"/>
+          <w:insideV w:val="single" w:color="auto" w:sz="4"/>
+        </w:tblBorders>
+      </w:tblPr>
+      <w:tblGrid>
+        <w:gridCol w:w="9026"/>
+      </w:tblGrid>
+      <w:tr>
+        <w:tc>
+          <w:tcPr>
+            <w:tcW w:type="dxa" w:w="9026"/>
+            <w:tcBorders>
+              <w:top w:val="single" w:color="D6DEE6" w:sz="1"/>
+              <w:left w:val="single" w:color="0B5394" w:sz="4"/>
+              <w:bottom w:val="single" w:color="D6DEE6" w:sz="1"/>
+              <w:right w:val="single" w:color="D6DEE6" w:sz="1"/>
+            </w:tcBorders>
+            <w:shd w:fill="F6F8FA" w:val="clear"/>
+            <w:tcMar>
+              <w:top w:type="dxa" w:w="120"/>
+              <w:left w:type="dxa" w:w="160"/>
+              <w:bottom w:type="dxa" w:w="120"/>
+              <w:right w:type="dxa" w:w="120"/>
+            </w:tcMar>
+          </w:tcPr>
+          <w:p>
+            <w:pPr>
+              <w:spacing w:after="0" w:line="230" w:lineRule="auto"/>
+            </w:pPr>
+            <w:r>
+              <w:rPr>
+                <w:rFonts w:ascii="Courier New" w:cs="Courier New" w:eastAsia="Courier New" w:hAnsi="Courier New"/>
+                <w:color w:val="1B2A3A"/>
+                <w:sz w:val="16"/>
+                <w:szCs w:val="16"/>
+              </w:rPr>
+              <w:t xml:space="preserve">cd frontend</w:t>
+            </w:r>
+          </w:p>
+          <w:p>
+            <w:pPr>
+              <w:spacing w:after="0" w:line="230" w:lineRule="auto"/>
+            </w:pPr>
+            <w:r>
+              <w:rPr>
+                <w:rFonts w:ascii="Courier New" w:cs="Courier New" w:eastAsia="Courier New" w:hAnsi="Courier New"/>
+                <w:color w:val="1B2A3A"/>
+                <w:sz w:val="16"/>
+                <w:szCs w:val="16"/>
+              </w:rPr>
+              <w:t xml:space="preserve">npm install                      # installer les dépendances</w:t>
+            </w:r>
+          </w:p>
+          <w:p>
+            <w:pPr>
+              <w:spacing w:after="0" w:line="230" w:lineRule="auto"/>
+            </w:pPr>
+            <w:r>
+              <w:rPr>
+                <w:rFonts w:ascii="Courier New" w:cs="Courier New" w:eastAsia="Courier New" w:hAnsi="Courier New"/>
+                <w:color w:val="1B2A3A"/>
+                <w:sz w:val="16"/>
+                <w:szCs w:val="16"/>
+              </w:rPr>
+              <w:t xml:space="preserve">npm run dev                      # démarrer l'app sur le port 5173</w:t>
+            </w:r>
+          </w:p>
+        </w:tc>
+      </w:tr>
+    </w:tbl>
+    <w:p>
+      <w:pPr>
+        <w:spacing w:after="120"/>
+      </w:pPr>
+    </w:p>
+    <w:p>
+      <w:pPr>
+        <w:spacing w:after="120"/>
+      </w:pPr>
+      <w:r>
+        <w:t xml:space="preserve">L'API est alors disponible sur http://localhost:8000 (documentation interactive sur /docs) et l'interface sur http://localhost:5173.</w:t>
+      </w:r>
+    </w:p>
+    <w:p>
+      <w:pPr>
+        <w:pStyle w:val="Heading3"/>
+      </w:pPr>
+      <w:r>
+        <w:t xml:space="preserve">3.3.2 Lancement via Docker</w:t>
+      </w:r>
+    </w:p>
+    <w:p>
+      <w:pPr>
+        <w:spacing w:after="120"/>
+      </w:pPr>
+      <w:r>
+        <w:t xml:space="preserve">Une seule commande construit et démarre les trois conteneurs (base de données, API, front-end) :</w:t>
+      </w:r>
+    </w:p>
+    <w:p>
+      <w:pPr>
+        <w:spacing w:after="40" w:before="60"/>
+      </w:pPr>
+      <w:r>
+        <w:rPr>
+          <w:b/>
+          <w:bCs/>
+          <w:color w:val="0B5394"/>
+          <w:sz w:val="19"/>
+          <w:szCs w:val="19"/>
+        </w:rPr>
+        <w:t xml:space="preserve">Terminal — Docker</w:t>
+      </w:r>
+    </w:p>
+    <w:tbl>
+      <w:tblPr>
+        <w:tblW w:type="dxa" w:w="9026"/>
+        <w:tblBorders>
+          <w:top w:val="single" w:color="auto" w:sz="4"/>
+          <w:left w:val="single" w:color="auto" w:sz="4"/>
+          <w:bottom w:val="single" w:color="auto" w:sz="4"/>
+          <w:right w:val="single" w:color="auto" w:sz="4"/>
+          <w:insideH w:val="single" w:color="auto" w:sz="4"/>
+          <w:insideV w:val="single" w:color="auto" w:sz="4"/>
+        </w:tblBorders>
+      </w:tblPr>
+      <w:tblGrid>
+        <w:gridCol w:w="9026"/>
+      </w:tblGrid>
+      <w:tr>
+        <w:tc>
+          <w:tcPr>
+            <w:tcW w:type="dxa" w:w="9026"/>
+            <w:tcBorders>
+              <w:top w:val="single" w:color="D6DEE6" w:sz="1"/>
+              <w:left w:val="single" w:color="0B5394" w:sz="4"/>
+              <w:bottom w:val="single" w:color="D6DEE6" w:sz="1"/>
+              <w:right w:val="single" w:color="D6DEE6" w:sz="1"/>
+            </w:tcBorders>
+            <w:shd w:fill="F6F8FA" w:val="clear"/>
+            <w:tcMar>
+              <w:top w:type="dxa" w:w="120"/>
+              <w:left w:type="dxa" w:w="160"/>
+              <w:bottom w:type="dxa" w:w="120"/>
+              <w:right w:type="dxa" w:w="120"/>
+            </w:tcMar>
+          </w:tcPr>
+          <w:p>
+            <w:pPr>
+              <w:spacing w:after="0" w:line="230" w:lineRule="auto"/>
+            </w:pPr>
+            <w:r>
+              <w:rPr>
+                <w:rFonts w:ascii="Courier New" w:cs="Courier New" w:eastAsia="Courier New" w:hAnsi="Courier New"/>
+                <w:color w:val="1B2A3A"/>
+                <w:sz w:val="16"/>
+                <w:szCs w:val="16"/>
+              </w:rPr>
+              <w:t xml:space="preserve">docker compose up --build</w:t>
+            </w:r>
+          </w:p>
+          <w:p>
+            <w:pPr>
+              <w:spacing w:after="0" w:line="230" w:lineRule="auto"/>
+            </w:pPr>
+            <w:r>
+              <w:rPr>
+                <w:rFonts w:ascii="Courier New" w:cs="Courier New" w:eastAsia="Courier New" w:hAnsi="Courier New"/>
+                <w:color w:val="1B2A3A"/>
+                <w:sz w:val="16"/>
+                <w:szCs w:val="16"/>
+              </w:rPr>
+              <w:t xml:space="preserve"># db       -&gt; PostgreSQL 16 (port 5432)</w:t>
+            </w:r>
+          </w:p>
+          <w:p>
+            <w:pPr>
+              <w:spacing w:after="0" w:line="230" w:lineRule="auto"/>
+            </w:pPr>
+            <w:r>
+              <w:rPr>
+                <w:rFonts w:ascii="Courier New" w:cs="Courier New" w:eastAsia="Courier New" w:hAnsi="Courier New"/>
+                <w:color w:val="1B2A3A"/>
+                <w:sz w:val="16"/>
+                <w:szCs w:val="16"/>
+              </w:rPr>
+              <w:t xml:space="preserve"># backend  -&gt; API FastAPI    (port 8000)</w:t>
+            </w:r>
+          </w:p>
+          <w:p>
+            <w:pPr>
+              <w:spacing w:after="0" w:line="230" w:lineRule="auto"/>
+            </w:pPr>
+            <w:r>
+              <w:rPr>
+                <w:rFonts w:ascii="Courier New" w:cs="Courier New" w:eastAsia="Courier New" w:hAnsi="Courier New"/>
+                <w:color w:val="1B2A3A"/>
+                <w:sz w:val="16"/>
+                <w:szCs w:val="16"/>
+              </w:rPr>
+              <w:t xml:space="preserve"># frontend -&gt; Nginx + build React (port 5173)</w:t>
+            </w:r>
+          </w:p>
+        </w:tc>
+      </w:tr>
+    </w:tbl>
+    <w:p>
+      <w:pPr>
+        <w:spacing w:after="120"/>
+      </w:pPr>
+    </w:p>
+    <w:p>
+      <w:pPr>
+        <w:pStyle w:val="Heading2"/>
+      </w:pPr>
+      <w:r>
+        <w:t xml:space="preserve">3.4 Stratégie de versionnement (Git)</w:t>
+      </w:r>
+    </w:p>
+    <w:p>
+      <w:pPr>
+        <w:spacing w:after="120"/>
+      </w:pPr>
+      <w:r>
+        <w:t xml:space="preserve">Le code est versionné avec Git et hébergé sur GitHub. La stratégie de branches retenue distingue la branche de production (main), la branche d'intégration (develop) et des branches de fonctionnalité (feature/*). Chaque fonctionnalité est développée sur sa propre branche, puis fusionnée après exécution des tests. Cette organisation facilite le travail incrémental et la traçabilité des évolutions.</w:t>
+      </w:r>
+    </w:p>
+    <w:p>
+      <w:pPr>
+        <w:pStyle w:val="Heading2"/>
+      </w:pPr>
+      <w:r>
+        <w:t xml:space="preserve">3.5 Technologies et dépendances</w:t>
+      </w:r>
+    </w:p>
+    <w:p>
+      <w:pPr>
+        <w:spacing w:after="120"/>
+      </w:pPr>
+      <w:r>
+        <w:t xml:space="preserve">Les principales dépendances du back-end (fichier requirements.txt) :</w:t>
+      </w:r>
+    </w:p>
+    <w:p>
+      <w:pPr>
+        <w:spacing w:after="40" w:before="60"/>
+      </w:pPr>
+      <w:r>
+        <w:rPr>
+          <w:b/>
+          <w:bCs/>
+          <w:color w:val="0B5394"/>
+          <w:sz w:val="19"/>
+          <w:szCs w:val="19"/>
+        </w:rPr>
+        <w:t xml:space="preserve">backend/requirements.txt (extrait)</w:t>
+      </w:r>
+    </w:p>
+    <w:tbl>
+      <w:tblPr>
+        <w:tblW w:type="dxa" w:w="9026"/>
+        <w:tblBorders>
+          <w:top w:val="single" w:color="auto" w:sz="4"/>
+          <w:left w:val="single" w:color="auto" w:sz="4"/>
+          <w:bottom w:val="single" w:color="auto" w:sz="4"/>
+          <w:right w:val="single" w:color="auto" w:sz="4"/>
+          <w:insideH w:val="single" w:color="auto" w:sz="4"/>
+          <w:insideV w:val="single" w:color="auto" w:sz="4"/>
+        </w:tblBorders>
+      </w:tblPr>
+      <w:tblGrid>
+        <w:gridCol w:w="9026"/>
+      </w:tblGrid>
+      <w:tr>
+        <w:tc>
+          <w:tcPr>
+            <w:tcW w:type="dxa" w:w="9026"/>
+            <w:tcBorders>
+              <w:top w:val="single" w:color="D6DEE6" w:sz="1"/>
+              <w:left w:val="single" w:color="0B5394" w:sz="4"/>
+              <w:bottom w:val="single" w:color="D6DEE6" w:sz="1"/>
+              <w:right w:val="single" w:color="D6DEE6" w:sz="1"/>
+            </w:tcBorders>
+            <w:shd w:fill="F6F8FA" w:val="clear"/>
+            <w:tcMar>
+              <w:top w:type="dxa" w:w="120"/>
+              <w:left w:type="dxa" w:w="160"/>
+              <w:bottom w:type="dxa" w:w="120"/>
+              <w:right w:type="dxa" w:w="120"/>
+            </w:tcMar>
+          </w:tcPr>
+          <w:p>
+            <w:pPr>
+              <w:spacing w:after="0" w:line="230" w:lineRule="auto"/>
+            </w:pPr>
+            <w:r>
+              <w:rPr>
+                <w:rFonts w:ascii="Courier New" w:cs="Courier New" w:eastAsia="Courier New" w:hAnsi="Courier New"/>
+                <w:color w:val="1B2A3A"/>
+                <w:sz w:val="16"/>
+                <w:szCs w:val="16"/>
+              </w:rPr>
+              <w:t xml:space="preserve">fastapi            # framework web / API REST</w:t>
+            </w:r>
+          </w:p>
+          <w:p>
+            <w:pPr>
+              <w:spacing w:after="0" w:line="230" w:lineRule="auto"/>
+            </w:pPr>
+            <w:r>
+              <w:rPr>
+                <w:rFonts w:ascii="Courier New" w:cs="Courier New" w:eastAsia="Courier New" w:hAnsi="Courier New"/>
+                <w:color w:val="1B2A3A"/>
+                <w:sz w:val="16"/>
+                <w:szCs w:val="16"/>
+              </w:rPr>
+              <w:t xml:space="preserve">uvicorn[standard]  # serveur ASGI</w:t>
+            </w:r>
+          </w:p>
+          <w:p>
+            <w:pPr>
+              <w:spacing w:after="0" w:line="230" w:lineRule="auto"/>
+            </w:pPr>
+            <w:r>
+              <w:rPr>
+                <w:rFonts w:ascii="Courier New" w:cs="Courier New" w:eastAsia="Courier New" w:hAnsi="Courier New"/>
+                <w:color w:val="1B2A3A"/>
+                <w:sz w:val="16"/>
+                <w:szCs w:val="16"/>
+              </w:rPr>
+              <w:t xml:space="preserve">sqlalchemy         # ORM</w:t>
+            </w:r>
+          </w:p>
+          <w:p>
+            <w:pPr>
+              <w:spacing w:after="0" w:line="230" w:lineRule="auto"/>
+            </w:pPr>
+            <w:r>
+              <w:rPr>
+                <w:rFonts w:ascii="Courier New" w:cs="Courier New" w:eastAsia="Courier New" w:hAnsi="Courier New"/>
+                <w:color w:val="1B2A3A"/>
+                <w:sz w:val="16"/>
+                <w:szCs w:val="16"/>
+              </w:rPr>
+              <w:t xml:space="preserve">psycopg2-binary    # pilote PostgreSQL</w:t>
+            </w:r>
+          </w:p>
+          <w:p>
+            <w:pPr>
+              <w:spacing w:after="0" w:line="230" w:lineRule="auto"/>
+            </w:pPr>
+            <w:r>
+              <w:rPr>
+                <w:rFonts w:ascii="Courier New" w:cs="Courier New" w:eastAsia="Courier New" w:hAnsi="Courier New"/>
+                <w:color w:val="1B2A3A"/>
+                <w:sz w:val="16"/>
+                <w:szCs w:val="16"/>
+              </w:rPr>
+              <w:t xml:space="preserve">pydantic           # validation des données</w:t>
+            </w:r>
+          </w:p>
+          <w:p>
+            <w:pPr>
+              <w:spacing w:after="0" w:line="230" w:lineRule="auto"/>
+            </w:pPr>
+            <w:r>
+              <w:rPr>
+                <w:rFonts w:ascii="Courier New" w:cs="Courier New" w:eastAsia="Courier New" w:hAnsi="Courier New"/>
+                <w:color w:val="1B2A3A"/>
+                <w:sz w:val="16"/>
+                <w:szCs w:val="16"/>
+              </w:rPr>
+              <w:t xml:space="preserve">passlib[bcrypt]    # hachage des mots de passe</w:t>
+            </w:r>
+          </w:p>
+          <w:p>
+            <w:pPr>
+              <w:spacing w:after="0" w:line="230" w:lineRule="auto"/>
+            </w:pPr>
+            <w:r>
+              <w:rPr>
+                <w:rFonts w:ascii="Courier New" w:cs="Courier New" w:eastAsia="Courier New" w:hAnsi="Courier New"/>
+                <w:color w:val="1B2A3A"/>
+                <w:sz w:val="16"/>
+                <w:szCs w:val="16"/>
+              </w:rPr>
+              <w:t xml:space="preserve">bcrypt==4.0.1      # version compatible avec passlib</w:t>
+            </w:r>
+          </w:p>
+          <w:p>
+            <w:pPr>
+              <w:spacing w:after="0" w:line="230" w:lineRule="auto"/>
+            </w:pPr>
+            <w:r>
+              <w:rPr>
+                <w:rFonts w:ascii="Courier New" w:cs="Courier New" w:eastAsia="Courier New" w:hAnsi="Courier New"/>
+                <w:color w:val="1B2A3A"/>
+                <w:sz w:val="16"/>
+                <w:szCs w:val="16"/>
+              </w:rPr>
+              <w:t xml:space="preserve">python-jose        # création / vérification des JWT</w:t>
+            </w:r>
+          </w:p>
+          <w:p>
+            <w:pPr>
+              <w:spacing w:after="0" w:line="230" w:lineRule="auto"/>
+            </w:pPr>
+            <w:r>
+              <w:rPr>
+                <w:rFonts w:ascii="Courier New" w:cs="Courier New" w:eastAsia="Courier New" w:hAnsi="Courier New"/>
+                <w:color w:val="1B2A3A"/>
+                <w:sz w:val="16"/>
+                <w:szCs w:val="16"/>
+              </w:rPr>
+              <w:t xml:space="preserve">pytest, httpx      # tests</w:t>
+            </w:r>
+          </w:p>
+        </w:tc>
+      </w:tr>
+    </w:tbl>
+    <w:p>
+      <w:pPr>
+        <w:spacing w:after="120"/>
+      </w:pPr>
+    </w:p>
+    <w:p>
+      <w:pPr>
+        <w:pStyle w:val="Heading2"/>
+      </w:pPr>
+      <w:r>
+        <w:t xml:space="preserve">3.6 Modules back-end développés</w:t>
+      </w:r>
+    </w:p>
+    <w:p>
+      <w:pPr>
+        <w:spacing w:after="120"/>
+      </w:pPr>
+      <w:r>
+        <w:t xml:space="preserve">Le code back-end est organisé par responsabilité. Les sections suivantes détaillent les modules les plus significatifs, illustrés par des extraits du code réel.</w:t>
+      </w:r>
+    </w:p>
+    <w:p>
+      <w:pPr>
+        <w:pStyle w:val="Heading3"/>
+      </w:pPr>
+      <w:r>
+        <w:t xml:space="preserve">3.6.1 Modèles de données (ORM)</w:t>
+      </w:r>
+    </w:p>
+    <w:p>
+      <w:pPr>
+        <w:spacing w:after="120"/>
+      </w:pPr>
+      <w:r>
+        <w:t xml:space="preserve">Les entités sont décrites avec SQLAlchemy. L'énumération des statuts et la propriété calculée du solde restant illustrent la richesse du modèle.</w:t>
+      </w:r>
+    </w:p>
+    <w:p>
+      <w:pPr>
+        <w:spacing w:after="40" w:before="60"/>
+      </w:pPr>
+      <w:r>
+        <w:rPr>
+          <w:b/>
+          <w:bCs/>
+          <w:color w:val="0B5394"/>
+          <w:sz w:val="19"/>
+          <w:szCs w:val="19"/>
+        </w:rPr>
+        <w:t xml:space="preserve">backend/app/models.py (extrait)</w:t>
+      </w:r>
+    </w:p>
+    <w:tbl>
+      <w:tblPr>
+        <w:tblW w:type="dxa" w:w="9026"/>
+        <w:tblBorders>
+          <w:top w:val="single" w:color="auto" w:sz="4"/>
+          <w:left w:val="single" w:color="auto" w:sz="4"/>
+          <w:bottom w:val="single" w:color="auto" w:sz="4"/>
+          <w:right w:val="single" w:color="auto" w:sz="4"/>
+          <w:insideH w:val="single" w:color="auto" w:sz="4"/>
+          <w:insideV w:val="single" w:color="auto" w:sz="4"/>
+        </w:tblBorders>
+      </w:tblPr>
+      <w:tblGrid>
+        <w:gridCol w:w="9026"/>
+      </w:tblGrid>
+      <w:tr>
+        <w:tc>
+          <w:tcPr>
+            <w:tcW w:type="dxa" w:w="9026"/>
+            <w:tcBorders>
+              <w:top w:val="single" w:color="D6DEE6" w:sz="1"/>
+              <w:left w:val="single" w:color="0B5394" w:sz="4"/>
+              <w:bottom w:val="single" w:color="D6DEE6" w:sz="1"/>
+              <w:right w:val="single" w:color="D6DEE6" w:sz="1"/>
+            </w:tcBorders>
+            <w:shd w:fill="F6F8FA" w:val="clear"/>
+            <w:tcMar>
+              <w:top w:type="dxa" w:w="120"/>
+              <w:left w:type="dxa" w:w="160"/>
+              <w:bottom w:type="dxa" w:w="120"/>
+              <w:right w:type="dxa" w:w="120"/>
+            </w:tcMar>
+          </w:tcPr>
+          <w:p>
+            <w:pPr>
+              <w:spacing w:after="0" w:line="230" w:lineRule="auto"/>
+            </w:pPr>
+            <w:r>
+              <w:rPr>
+                <w:rFonts w:ascii="Courier New" w:cs="Courier New" w:eastAsia="Courier New" w:hAnsi="Courier New"/>
+                <w:color w:val="1B2A3A"/>
+                <w:sz w:val="16"/>
+                <w:szCs w:val="16"/>
+              </w:rPr>
+              <w:t xml:space="preserve">class StatutDemande(str, enum.Enum):</w:t>
+            </w:r>
+          </w:p>
+          <w:p>
+            <w:pPr>
+              <w:spacing w:after="0" w:line="230" w:lineRule="auto"/>
+            </w:pPr>
+            <w:r>
+              <w:rPr>
+                <w:rFonts w:ascii="Courier New" w:cs="Courier New" w:eastAsia="Courier New" w:hAnsi="Courier New"/>
+                <w:color w:val="1B2A3A"/>
+                <w:sz w:val="16"/>
+                <w:szCs w:val="16"/>
+              </w:rPr>
+              <w:t xml:space="preserve">    SOUMISE = "SOUMISE"</w:t>
+            </w:r>
+          </w:p>
+          <w:p>
+            <w:pPr>
+              <w:spacing w:after="0" w:line="230" w:lineRule="auto"/>
+            </w:pPr>
+            <w:r>
+              <w:rPr>
+                <w:rFonts w:ascii="Courier New" w:cs="Courier New" w:eastAsia="Courier New" w:hAnsi="Courier New"/>
+                <w:color w:val="1B2A3A"/>
+                <w:sz w:val="16"/>
+                <w:szCs w:val="16"/>
+              </w:rPr>
+              <w:t xml:space="preserve">    VALIDEE = "VALIDEE"</w:t>
+            </w:r>
+          </w:p>
+          <w:p>
+            <w:pPr>
+              <w:spacing w:after="0" w:line="230" w:lineRule="auto"/>
+            </w:pPr>
+            <w:r>
+              <w:rPr>
+                <w:rFonts w:ascii="Courier New" w:cs="Courier New" w:eastAsia="Courier New" w:hAnsi="Courier New"/>
+                <w:color w:val="1B2A3A"/>
+                <w:sz w:val="16"/>
+                <w:szCs w:val="16"/>
+              </w:rPr>
+              <w:t xml:space="preserve">    REFUSEE = "REFUSEE"</w:t>
+            </w:r>
+          </w:p>
+          <w:p>
+            <w:pPr>
+              <w:spacing w:after="0" w:line="230" w:lineRule="auto"/>
+            </w:pPr>
+            <w:r>
+              <w:rPr>
+                <w:rFonts w:ascii="Courier New" w:cs="Courier New" w:eastAsia="Courier New" w:hAnsi="Courier New"/>
+                <w:color w:val="1B2A3A"/>
+                <w:sz w:val="16"/>
+                <w:szCs w:val="16"/>
+              </w:rPr>
+              <w:t xml:space="preserve">    ANNULEE = "ANNULEE"</w:t>
+            </w:r>
+          </w:p>
+          <w:p>
+            <w:pPr>
+              <w:spacing w:after="0" w:line="230" w:lineRule="auto"/>
+            </w:pPr>
+            <w:r>
+              <w:rPr>
+                <w:rFonts w:ascii="Courier New" w:cs="Courier New" w:eastAsia="Courier New" w:hAnsi="Courier New"/>
+                <w:color w:val="1B2A3A"/>
+                <w:sz w:val="16"/>
+                <w:szCs w:val="16"/>
+              </w:rPr>
+              <w:t xml:space="preserve"> </w:t>
+            </w:r>
+          </w:p>
+          <w:p>
+            <w:pPr>
+              <w:spacing w:after="0" w:line="230" w:lineRule="auto"/>
+            </w:pPr>
+            <w:r>
+              <w:rPr>
+                <w:rFonts w:ascii="Courier New" w:cs="Courier New" w:eastAsia="Courier New" w:hAnsi="Courier New"/>
+                <w:color w:val="1B2A3A"/>
+                <w:sz w:val="16"/>
+                <w:szCs w:val="16"/>
+              </w:rPr>
+              <w:t xml:space="preserve">class SoldeConge(Base):</w:t>
+            </w:r>
+          </w:p>
+          <w:p>
+            <w:pPr>
+              <w:spacing w:after="0" w:line="230" w:lineRule="auto"/>
+            </w:pPr>
+            <w:r>
+              <w:rPr>
+                <w:rFonts w:ascii="Courier New" w:cs="Courier New" w:eastAsia="Courier New" w:hAnsi="Courier New"/>
+                <w:color w:val="1B2A3A"/>
+                <w:sz w:val="16"/>
+                <w:szCs w:val="16"/>
+              </w:rPr>
+              <w:t xml:space="preserve">    __tablename__ = "solde_conge"</w:t>
+            </w:r>
+          </w:p>
+          <w:p>
+            <w:pPr>
+              <w:spacing w:after="0" w:line="230" w:lineRule="auto"/>
+            </w:pPr>
+            <w:r>
+              <w:rPr>
+                <w:rFonts w:ascii="Courier New" w:cs="Courier New" w:eastAsia="Courier New" w:hAnsi="Courier New"/>
+                <w:color w:val="1B2A3A"/>
+                <w:sz w:val="16"/>
+                <w:szCs w:val="16"/>
+              </w:rPr>
+              <w:t xml:space="preserve">    id = mapped_column(Integer, primary_key=True)</w:t>
+            </w:r>
+          </w:p>
+          <w:p>
+            <w:pPr>
+              <w:spacing w:after="0" w:line="230" w:lineRule="auto"/>
+            </w:pPr>
+            <w:r>
+              <w:rPr>
+                <w:rFonts w:ascii="Courier New" w:cs="Courier New" w:eastAsia="Courier New" w:hAnsi="Courier New"/>
+                <w:color w:val="1B2A3A"/>
+                <w:sz w:val="16"/>
+                <w:szCs w:val="16"/>
+              </w:rPr>
+              <w:t xml:space="preserve">    jours_acquis = mapped_column(default=25.0)</w:t>
+            </w:r>
+          </w:p>
+          <w:p>
+            <w:pPr>
+              <w:spacing w:after="0" w:line="230" w:lineRule="auto"/>
+            </w:pPr>
+            <w:r>
+              <w:rPr>
+                <w:rFonts w:ascii="Courier New" w:cs="Courier New" w:eastAsia="Courier New" w:hAnsi="Courier New"/>
+                <w:color w:val="1B2A3A"/>
+                <w:sz w:val="16"/>
+                <w:szCs w:val="16"/>
+              </w:rPr>
+              <w:t xml:space="preserve">    jours_pris = mapped_column(default=0.0)</w:t>
+            </w:r>
+          </w:p>
+          <w:p>
+            <w:pPr>
+              <w:spacing w:after="0" w:line="230" w:lineRule="auto"/>
+            </w:pPr>
+            <w:r>
+              <w:rPr>
+                <w:rFonts w:ascii="Courier New" w:cs="Courier New" w:eastAsia="Courier New" w:hAnsi="Courier New"/>
+                <w:color w:val="1B2A3A"/>
+                <w:sz w:val="16"/>
+                <w:szCs w:val="16"/>
+              </w:rPr>
+              <w:t xml:space="preserve"> </w:t>
+            </w:r>
+          </w:p>
+          <w:p>
+            <w:pPr>
+              <w:spacing w:after="0" w:line="230" w:lineRule="auto"/>
+            </w:pPr>
+            <w:r>
+              <w:rPr>
+                <w:rFonts w:ascii="Courier New" w:cs="Courier New" w:eastAsia="Courier New" w:hAnsi="Courier New"/>
+                <w:color w:val="1B2A3A"/>
+                <w:sz w:val="16"/>
+                <w:szCs w:val="16"/>
+              </w:rPr>
+              <w:t xml:space="preserve">    @property</w:t>
+            </w:r>
+          </w:p>
+          <w:p>
+            <w:pPr>
+              <w:spacing w:after="0" w:line="230" w:lineRule="auto"/>
+            </w:pPr>
+            <w:r>
+              <w:rPr>
+                <w:rFonts w:ascii="Courier New" w:cs="Courier New" w:eastAsia="Courier New" w:hAnsi="Courier New"/>
+                <w:color w:val="1B2A3A"/>
+                <w:sz w:val="16"/>
+                <w:szCs w:val="16"/>
+              </w:rPr>
+              <w:t xml:space="preserve">    def jours_restants(self) -&gt; float:</w:t>
+            </w:r>
+          </w:p>
+          <w:p>
+            <w:pPr>
+              <w:spacing w:after="0" w:line="230" w:lineRule="auto"/>
+            </w:pPr>
+            <w:r>
+              <w:rPr>
+                <w:rFonts w:ascii="Courier New" w:cs="Courier New" w:eastAsia="Courier New" w:hAnsi="Courier New"/>
+                <w:color w:val="1B2A3A"/>
+                <w:sz w:val="16"/>
+                <w:szCs w:val="16"/>
+              </w:rPr>
+              <w:t xml:space="preserve">        return self.jours_acquis - self.jours_pris</w:t>
+            </w:r>
+          </w:p>
+        </w:tc>
+      </w:tr>
+    </w:tbl>
+    <w:p>
+      <w:pPr>
+        <w:spacing w:after="120"/>
+      </w:pPr>
+    </w:p>
+    <w:p>
+      <w:pPr>
+        <w:pStyle w:val="Heading3"/>
+      </w:pPr>
+      <w:r>
+        <w:t xml:space="preserve">3.6.2 Validation des données (Pydantic)</w:t>
+      </w:r>
+    </w:p>
+    <w:p>
+      <w:pPr>
+        <w:spacing w:after="120"/>
+      </w:pPr>
+      <w:r>
+        <w:t xml:space="preserve">Les schémas Pydantic valident automatiquement les données entrantes et sortantes, et documentent l'API. La validation rejette par exemple un mot de passe trop court ou un e-mail mal formé.</w:t>
+      </w:r>
+    </w:p>
+    <w:p>
+      <w:pPr>
+        <w:spacing w:after="40" w:before="60"/>
+      </w:pPr>
+      <w:r>
+        <w:rPr>
+          <w:b/>
+          <w:bCs/>
+          <w:color w:val="0B5394"/>
+          <w:sz w:val="19"/>
+          <w:szCs w:val="19"/>
+        </w:rPr>
+        <w:t xml:space="preserve">backend/app/schemas.py (extrait)</w:t>
+      </w:r>
+    </w:p>
+    <w:tbl>
+      <w:tblPr>
+        <w:tblW w:type="dxa" w:w="9026"/>
+        <w:tblBorders>
+          <w:top w:val="single" w:color="auto" w:sz="4"/>
+          <w:left w:val="single" w:color="auto" w:sz="4"/>
+          <w:bottom w:val="single" w:color="auto" w:sz="4"/>
+          <w:right w:val="single" w:color="auto" w:sz="4"/>
+          <w:insideH w:val="single" w:color="auto" w:sz="4"/>
+          <w:insideV w:val="single" w:color="auto" w:sz="4"/>
+        </w:tblBorders>
+      </w:tblPr>
+      <w:tblGrid>
+        <w:gridCol w:w="9026"/>
+      </w:tblGrid>
+      <w:tr>
+        <w:tc>
+          <w:tcPr>
+            <w:tcW w:type="dxa" w:w="9026"/>
+            <w:tcBorders>
+              <w:top w:val="single" w:color="D6DEE6" w:sz="1"/>
+              <w:left w:val="single" w:color="0B5394" w:sz="4"/>
+              <w:bottom w:val="single" w:color="D6DEE6" w:sz="1"/>
+              <w:right w:val="single" w:color="D6DEE6" w:sz="1"/>
+            </w:tcBorders>
+            <w:shd w:fill="F6F8FA" w:val="clear"/>
+            <w:tcMar>
+              <w:top w:type="dxa" w:w="120"/>
+              <w:left w:type="dxa" w:w="160"/>
+              <w:bottom w:type="dxa" w:w="120"/>
+              <w:right w:type="dxa" w:w="120"/>
+            </w:tcMar>
+          </w:tcPr>
+          <w:p>
+            <w:pPr>
+              <w:spacing w:after="0" w:line="230" w:lineRule="auto"/>
+            </w:pPr>
+            <w:r>
+              <w:rPr>
+                <w:rFonts w:ascii="Courier New" w:cs="Courier New" w:eastAsia="Courier New" w:hAnsi="Courier New"/>
+                <w:color w:val="1B2A3A"/>
+                <w:sz w:val="16"/>
+                <w:szCs w:val="16"/>
+              </w:rPr>
+              <w:t xml:space="preserve">class EmployeCreate(BaseModel):</w:t>
+            </w:r>
+          </w:p>
+          <w:p>
+            <w:pPr>
+              <w:spacing w:after="0" w:line="230" w:lineRule="auto"/>
+            </w:pPr>
+            <w:r>
+              <w:rPr>
+                <w:rFonts w:ascii="Courier New" w:cs="Courier New" w:eastAsia="Courier New" w:hAnsi="Courier New"/>
+                <w:color w:val="1B2A3A"/>
+                <w:sz w:val="16"/>
+                <w:szCs w:val="16"/>
+              </w:rPr>
+              <w:t xml:space="preserve">    nom: str</w:t>
+            </w:r>
+          </w:p>
+          <w:p>
+            <w:pPr>
+              <w:spacing w:after="0" w:line="230" w:lineRule="auto"/>
+            </w:pPr>
+            <w:r>
+              <w:rPr>
+                <w:rFonts w:ascii="Courier New" w:cs="Courier New" w:eastAsia="Courier New" w:hAnsi="Courier New"/>
+                <w:color w:val="1B2A3A"/>
+                <w:sz w:val="16"/>
+                <w:szCs w:val="16"/>
+              </w:rPr>
+              <w:t xml:space="preserve">    prenom: str</w:t>
+            </w:r>
+          </w:p>
+          <w:p>
+            <w:pPr>
+              <w:spacing w:after="0" w:line="230" w:lineRule="auto"/>
+            </w:pPr>
+            <w:r>
+              <w:rPr>
+                <w:rFonts w:ascii="Courier New" w:cs="Courier New" w:eastAsia="Courier New" w:hAnsi="Courier New"/>
+                <w:color w:val="1B2A3A"/>
+                <w:sz w:val="16"/>
+                <w:szCs w:val="16"/>
+              </w:rPr>
+              <w:t xml:space="preserve">    email: EmailStr</w:t>
+            </w:r>
+          </w:p>
+          <w:p>
+            <w:pPr>
+              <w:spacing w:after="0" w:line="230" w:lineRule="auto"/>
+            </w:pPr>
+            <w:r>
+              <w:rPr>
+                <w:rFonts w:ascii="Courier New" w:cs="Courier New" w:eastAsia="Courier New" w:hAnsi="Courier New"/>
+                <w:color w:val="1B2A3A"/>
+                <w:sz w:val="16"/>
+                <w:szCs w:val="16"/>
+              </w:rPr>
+              <w:t xml:space="preserve">    mot_de_passe: str = Field(min_length=8)</w:t>
+            </w:r>
+          </w:p>
+          <w:p>
+            <w:pPr>
+              <w:spacing w:after="0" w:line="230" w:lineRule="auto"/>
+            </w:pPr>
+            <w:r>
+              <w:rPr>
+                <w:rFonts w:ascii="Courier New" w:cs="Courier New" w:eastAsia="Courier New" w:hAnsi="Courier New"/>
+                <w:color w:val="1B2A3A"/>
+                <w:sz w:val="16"/>
+                <w:szCs w:val="16"/>
+              </w:rPr>
+              <w:t xml:space="preserve"> </w:t>
+            </w:r>
+          </w:p>
+          <w:p>
+            <w:pPr>
+              <w:spacing w:after="0" w:line="230" w:lineRule="auto"/>
+            </w:pPr>
+            <w:r>
+              <w:rPr>
+                <w:rFonts w:ascii="Courier New" w:cs="Courier New" w:eastAsia="Courier New" w:hAnsi="Courier New"/>
+                <w:color w:val="1B2A3A"/>
+                <w:sz w:val="16"/>
+                <w:szCs w:val="16"/>
+              </w:rPr>
+              <w:t xml:space="preserve">class DemandeCreate(BaseModel):</w:t>
+            </w:r>
+          </w:p>
+          <w:p>
+            <w:pPr>
+              <w:spacing w:after="0" w:line="230" w:lineRule="auto"/>
+            </w:pPr>
+            <w:r>
+              <w:rPr>
+                <w:rFonts w:ascii="Courier New" w:cs="Courier New" w:eastAsia="Courier New" w:hAnsi="Courier New"/>
+                <w:color w:val="1B2A3A"/>
+                <w:sz w:val="16"/>
+                <w:szCs w:val="16"/>
+              </w:rPr>
+              <w:t xml:space="preserve">    type_absence_id: int</w:t>
+            </w:r>
+          </w:p>
+          <w:p>
+            <w:pPr>
+              <w:spacing w:after="0" w:line="230" w:lineRule="auto"/>
+            </w:pPr>
+            <w:r>
+              <w:rPr>
+                <w:rFonts w:ascii="Courier New" w:cs="Courier New" w:eastAsia="Courier New" w:hAnsi="Courier New"/>
+                <w:color w:val="1B2A3A"/>
+                <w:sz w:val="16"/>
+                <w:szCs w:val="16"/>
+              </w:rPr>
+              <w:t xml:space="preserve">    date_debut: date</w:t>
+            </w:r>
+          </w:p>
+          <w:p>
+            <w:pPr>
+              <w:spacing w:after="0" w:line="230" w:lineRule="auto"/>
+            </w:pPr>
+            <w:r>
+              <w:rPr>
+                <w:rFonts w:ascii="Courier New" w:cs="Courier New" w:eastAsia="Courier New" w:hAnsi="Courier New"/>
+                <w:color w:val="1B2A3A"/>
+                <w:sz w:val="16"/>
+                <w:szCs w:val="16"/>
+              </w:rPr>
+              <w:t xml:space="preserve">    date_fin: date</w:t>
+            </w:r>
+          </w:p>
+          <w:p>
+            <w:pPr>
+              <w:spacing w:after="0" w:line="230" w:lineRule="auto"/>
+            </w:pPr>
+            <w:r>
+              <w:rPr>
+                <w:rFonts w:ascii="Courier New" w:cs="Courier New" w:eastAsia="Courier New" w:hAnsi="Courier New"/>
+                <w:color w:val="1B2A3A"/>
+                <w:sz w:val="16"/>
+                <w:szCs w:val="16"/>
+              </w:rPr>
+              <w:t xml:space="preserve">    motif: str | None = None</w:t>
+            </w:r>
+          </w:p>
+        </w:tc>
+      </w:tr>
+    </w:tbl>
+    <w:p>
+      <w:pPr>
+        <w:spacing w:after="120"/>
+      </w:pPr>
+    </w:p>
+    <w:p>
+      <w:pPr>
+        <w:pStyle w:val="Heading3"/>
+      </w:pPr>
+      <w:r>
+        <w:t xml:space="preserve">3.6.3 Sécurité — hachage et jetons JWT</w:t>
+      </w:r>
+    </w:p>
+    <w:p>
+      <w:pPr>
+        <w:spacing w:after="120"/>
+      </w:pPr>
+      <w:r>
+        <w:t xml:space="preserve">La sécurité repose sur deux mécanismes : le hachage des mots de passe avec bcrypt (les mots de passe ne sont jamais stockés en clair) et la signature de jetons JWT contenant l'identifiant et le rôle de l'utilisateur, avec une date d'expiration.</w:t>
+      </w:r>
+    </w:p>
+    <w:p>
+      <w:pPr>
+        <w:spacing w:after="40" w:before="60"/>
+      </w:pPr>
+      <w:r>
+        <w:rPr>
+          <w:b/>
+          <w:bCs/>
+          <w:color w:val="0B5394"/>
+          <w:sz w:val="19"/>
+          <w:szCs w:val="19"/>
+        </w:rPr>
+        <w:t xml:space="preserve">backend/app/security.py (extrait)</w:t>
+      </w:r>
+    </w:p>
+    <w:tbl>
+      <w:tblPr>
+        <w:tblW w:type="dxa" w:w="9026"/>
+        <w:tblBorders>
+          <w:top w:val="single" w:color="auto" w:sz="4"/>
+          <w:left w:val="single" w:color="auto" w:sz="4"/>
+          <w:bottom w:val="single" w:color="auto" w:sz="4"/>
+          <w:right w:val="single" w:color="auto" w:sz="4"/>
+          <w:insideH w:val="single" w:color="auto" w:sz="4"/>
+          <w:insideV w:val="single" w:color="auto" w:sz="4"/>
+        </w:tblBorders>
+      </w:tblPr>
+      <w:tblGrid>
+        <w:gridCol w:w="9026"/>
+      </w:tblGrid>
+      <w:tr>
+        <w:tc>
+          <w:tcPr>
+            <w:tcW w:type="dxa" w:w="9026"/>
+            <w:tcBorders>
+              <w:top w:val="single" w:color="D6DEE6" w:sz="1"/>
+              <w:left w:val="single" w:color="0B5394" w:sz="4"/>
+              <w:bottom w:val="single" w:color="D6DEE6" w:sz="1"/>
+              <w:right w:val="single" w:color="D6DEE6" w:sz="1"/>
+            </w:tcBorders>
+            <w:shd w:fill="F6F8FA" w:val="clear"/>
+            <w:tcMar>
+              <w:top w:type="dxa" w:w="120"/>
+              <w:left w:type="dxa" w:w="160"/>
+              <w:bottom w:type="dxa" w:w="120"/>
+              <w:right w:type="dxa" w:w="120"/>
+            </w:tcMar>
+          </w:tcPr>
+          <w:p>
+            <w:pPr>
+              <w:spacing w:after="0" w:line="230" w:lineRule="auto"/>
+            </w:pPr>
+            <w:r>
+              <w:rPr>
+                <w:rFonts w:ascii="Courier New" w:cs="Courier New" w:eastAsia="Courier New" w:hAnsi="Courier New"/>
+                <w:color w:val="1B2A3A"/>
+                <w:sz w:val="16"/>
+                <w:szCs w:val="16"/>
+              </w:rPr>
+              <w:t xml:space="preserve">pwd_context = CryptContext(schemes=["bcrypt"], deprecated="auto")</w:t>
+            </w:r>
+          </w:p>
+          <w:p>
+            <w:pPr>
+              <w:spacing w:after="0" w:line="230" w:lineRule="auto"/>
+            </w:pPr>
+            <w:r>
+              <w:rPr>
+                <w:rFonts w:ascii="Courier New" w:cs="Courier New" w:eastAsia="Courier New" w:hAnsi="Courier New"/>
+                <w:color w:val="1B2A3A"/>
+                <w:sz w:val="16"/>
+                <w:szCs w:val="16"/>
+              </w:rPr>
+              <w:t xml:space="preserve"> </w:t>
+            </w:r>
+          </w:p>
+          <w:p>
+            <w:pPr>
+              <w:spacing w:after="0" w:line="230" w:lineRule="auto"/>
+            </w:pPr>
+            <w:r>
+              <w:rPr>
+                <w:rFonts w:ascii="Courier New" w:cs="Courier New" w:eastAsia="Courier New" w:hAnsi="Courier New"/>
+                <w:color w:val="1B2A3A"/>
+                <w:sz w:val="16"/>
+                <w:szCs w:val="16"/>
+              </w:rPr>
+              <w:t xml:space="preserve">def hacher_mot_de_passe(mot_de_passe: str) -&gt; str:</w:t>
+            </w:r>
+          </w:p>
+          <w:p>
+            <w:pPr>
+              <w:spacing w:after="0" w:line="230" w:lineRule="auto"/>
+            </w:pPr>
+            <w:r>
+              <w:rPr>
+                <w:rFonts w:ascii="Courier New" w:cs="Courier New" w:eastAsia="Courier New" w:hAnsi="Courier New"/>
+                <w:color w:val="1B2A3A"/>
+                <w:sz w:val="16"/>
+                <w:szCs w:val="16"/>
+              </w:rPr>
+              <w:t xml:space="preserve">    return pwd_context.hash(mot_de_passe)</w:t>
+            </w:r>
+          </w:p>
+          <w:p>
+            <w:pPr>
+              <w:spacing w:after="0" w:line="230" w:lineRule="auto"/>
+            </w:pPr>
+            <w:r>
+              <w:rPr>
+                <w:rFonts w:ascii="Courier New" w:cs="Courier New" w:eastAsia="Courier New" w:hAnsi="Courier New"/>
+                <w:color w:val="1B2A3A"/>
+                <w:sz w:val="16"/>
+                <w:szCs w:val="16"/>
+              </w:rPr>
+              <w:t xml:space="preserve"> </w:t>
+            </w:r>
+          </w:p>
+          <w:p>
+            <w:pPr>
+              <w:spacing w:after="0" w:line="230" w:lineRule="auto"/>
+            </w:pPr>
+            <w:r>
+              <w:rPr>
+                <w:rFonts w:ascii="Courier New" w:cs="Courier New" w:eastAsia="Courier New" w:hAnsi="Courier New"/>
+                <w:color w:val="1B2A3A"/>
+                <w:sz w:val="16"/>
+                <w:szCs w:val="16"/>
+              </w:rPr>
+              <w:t xml:space="preserve">def verifier_mot_de_passe(en_clair: str, hache: str) -&gt; bool:</w:t>
+            </w:r>
+          </w:p>
+          <w:p>
+            <w:pPr>
+              <w:spacing w:after="0" w:line="230" w:lineRule="auto"/>
+            </w:pPr>
+            <w:r>
+              <w:rPr>
+                <w:rFonts w:ascii="Courier New" w:cs="Courier New" w:eastAsia="Courier New" w:hAnsi="Courier New"/>
+                <w:color w:val="1B2A3A"/>
+                <w:sz w:val="16"/>
+                <w:szCs w:val="16"/>
+              </w:rPr>
+              <w:t xml:space="preserve">    return pwd_context.verify(en_clair, hache)</w:t>
+            </w:r>
+          </w:p>
+          <w:p>
+            <w:pPr>
+              <w:spacing w:after="0" w:line="230" w:lineRule="auto"/>
+            </w:pPr>
+            <w:r>
+              <w:rPr>
+                <w:rFonts w:ascii="Courier New" w:cs="Courier New" w:eastAsia="Courier New" w:hAnsi="Courier New"/>
+                <w:color w:val="1B2A3A"/>
+                <w:sz w:val="16"/>
+                <w:szCs w:val="16"/>
+              </w:rPr>
+              <w:t xml:space="preserve"> </w:t>
+            </w:r>
+          </w:p>
+          <w:p>
+            <w:pPr>
+              <w:spacing w:after="0" w:line="230" w:lineRule="auto"/>
+            </w:pPr>
+            <w:r>
+              <w:rPr>
+                <w:rFonts w:ascii="Courier New" w:cs="Courier New" w:eastAsia="Courier New" w:hAnsi="Courier New"/>
+                <w:color w:val="1B2A3A"/>
+                <w:sz w:val="16"/>
+                <w:szCs w:val="16"/>
+              </w:rPr>
+              <w:t xml:space="preserve">def creer_token(sujet: str, role: str) -&gt; str:</w:t>
+            </w:r>
+          </w:p>
+          <w:p>
+            <w:pPr>
+              <w:spacing w:after="0" w:line="230" w:lineRule="auto"/>
+            </w:pPr>
+            <w:r>
+              <w:rPr>
+                <w:rFonts w:ascii="Courier New" w:cs="Courier New" w:eastAsia="Courier New" w:hAnsi="Courier New"/>
+                <w:color w:val="1B2A3A"/>
+                <w:sz w:val="16"/>
+                <w:szCs w:val="16"/>
+              </w:rPr>
+              <w:t xml:space="preserve">    expire = datetime.now(timezone.utc) + timedelta(</w:t>
+            </w:r>
+          </w:p>
+          <w:p>
+            <w:pPr>
+              <w:spacing w:after="0" w:line="230" w:lineRule="auto"/>
+            </w:pPr>
+            <w:r>
+              <w:rPr>
+                <w:rFonts w:ascii="Courier New" w:cs="Courier New" w:eastAsia="Courier New" w:hAnsi="Courier New"/>
+                <w:color w:val="1B2A3A"/>
+                <w:sz w:val="16"/>
+                <w:szCs w:val="16"/>
+              </w:rPr>
+              <w:t xml:space="preserve">        minutes=settings.jwt_expire_minutes)</w:t>
+            </w:r>
+          </w:p>
+          <w:p>
+            <w:pPr>
+              <w:spacing w:after="0" w:line="230" w:lineRule="auto"/>
+            </w:pPr>
+            <w:r>
+              <w:rPr>
+                <w:rFonts w:ascii="Courier New" w:cs="Courier New" w:eastAsia="Courier New" w:hAnsi="Courier New"/>
+                <w:color w:val="1B2A3A"/>
+                <w:sz w:val="16"/>
+                <w:szCs w:val="16"/>
+              </w:rPr>
+              <w:t xml:space="preserve">    payload = {"sub": sujet, "role": role, "exp": expire}</w:t>
+            </w:r>
+          </w:p>
+          <w:p>
+            <w:pPr>
+              <w:spacing w:after="0" w:line="230" w:lineRule="auto"/>
+            </w:pPr>
+            <w:r>
+              <w:rPr>
+                <w:rFonts w:ascii="Courier New" w:cs="Courier New" w:eastAsia="Courier New" w:hAnsi="Courier New"/>
+                <w:color w:val="1B2A3A"/>
+                <w:sz w:val="16"/>
+                <w:szCs w:val="16"/>
+              </w:rPr>
+              <w:t xml:space="preserve">    return jwt.encode(payload, settings.jwt_secret,</w:t>
+            </w:r>
+          </w:p>
+          <w:p>
+            <w:pPr>
+              <w:spacing w:after="0" w:line="230" w:lineRule="auto"/>
+            </w:pPr>
+            <w:r>
+              <w:rPr>
+                <w:rFonts w:ascii="Courier New" w:cs="Courier New" w:eastAsia="Courier New" w:hAnsi="Courier New"/>
+                <w:color w:val="1B2A3A"/>
+                <w:sz w:val="16"/>
+                <w:szCs w:val="16"/>
+              </w:rPr>
+              <w:t xml:space="preserve">                      algorithm=settings.jwt_algorithm)</w:t>
+            </w:r>
+          </w:p>
+        </w:tc>
+      </w:tr>
+    </w:tbl>
+    <w:p>
+      <w:pPr>
+        <w:spacing w:after="120"/>
+      </w:pPr>
+    </w:p>
+    <w:p>
+      <w:pPr>
+        <w:pStyle w:val="Heading3"/>
+      </w:pPr>
+      <w:r>
+        <w:t xml:space="preserve">3.6.4 Contrôle d'accès par rôle (RBAC)</w:t>
+      </w:r>
+    </w:p>
+    <w:p>
+      <w:pPr>
+        <w:spacing w:after="120"/>
+      </w:pPr>
+      <w:r>
+        <w:t xml:space="preserve">Chaque requête protégée passe par une dépendance qui décode le jeton, récupère l'utilisateur, puis vérifie son rôle si nécessaire. La fabrique exiger_roles permet de restreindre une route à certains rôles de façon déclarative.</w:t>
+      </w:r>
+    </w:p>
+    <w:p>
+      <w:pPr>
+        <w:spacing w:after="40" w:before="60"/>
+      </w:pPr>
+      <w:r>
+        <w:rPr>
+          <w:b/>
+          <w:bCs/>
+          <w:color w:val="0B5394"/>
+          <w:sz w:val="19"/>
+          <w:szCs w:val="19"/>
+        </w:rPr>
+        <w:t xml:space="preserve">backend/app/deps.py (extrait)</w:t>
+      </w:r>
+    </w:p>
+    <w:tbl>
+      <w:tblPr>
+        <w:tblW w:type="dxa" w:w="9026"/>
+        <w:tblBorders>
+          <w:top w:val="single" w:color="auto" w:sz="4"/>
+          <w:left w:val="single" w:color="auto" w:sz="4"/>
+          <w:bottom w:val="single" w:color="auto" w:sz="4"/>
+          <w:right w:val="single" w:color="auto" w:sz="4"/>
+          <w:insideH w:val="single" w:color="auto" w:sz="4"/>
+          <w:insideV w:val="single" w:color="auto" w:sz="4"/>
+        </w:tblBorders>
+      </w:tblPr>
+      <w:tblGrid>
+        <w:gridCol w:w="9026"/>
+      </w:tblGrid>
+      <w:tr>
+        <w:tc>
+          <w:tcPr>
+            <w:tcW w:type="dxa" w:w="9026"/>
+            <w:tcBorders>
+              <w:top w:val="single" w:color="D6DEE6" w:sz="1"/>
+              <w:left w:val="single" w:color="0B5394" w:sz="4"/>
+              <w:bottom w:val="single" w:color="D6DEE6" w:sz="1"/>
+              <w:right w:val="single" w:color="D6DEE6" w:sz="1"/>
+            </w:tcBorders>
+            <w:shd w:fill="F6F8FA" w:val="clear"/>
+            <w:tcMar>
+              <w:top w:type="dxa" w:w="120"/>
+              <w:left w:type="dxa" w:w="160"/>
+              <w:bottom w:type="dxa" w:w="120"/>
+              <w:right w:type="dxa" w:w="120"/>
+            </w:tcMar>
+          </w:tcPr>
+          <w:p>
+            <w:pPr>
+              <w:spacing w:after="0" w:line="230" w:lineRule="auto"/>
+            </w:pPr>
+            <w:r>
+              <w:rPr>
+                <w:rFonts w:ascii="Courier New" w:cs="Courier New" w:eastAsia="Courier New" w:hAnsi="Courier New"/>
+                <w:color w:val="1B2A3A"/>
+                <w:sz w:val="16"/>
+                <w:szCs w:val="16"/>
+              </w:rPr>
+              <w:t xml:space="preserve">def get_current_user(token=Depends(oauth2_scheme),</w:t>
+            </w:r>
+          </w:p>
+          <w:p>
+            <w:pPr>
+              <w:spacing w:after="0" w:line="230" w:lineRule="auto"/>
+            </w:pPr>
+            <w:r>
+              <w:rPr>
+                <w:rFonts w:ascii="Courier New" w:cs="Courier New" w:eastAsia="Courier New" w:hAnsi="Courier New"/>
+                <w:color w:val="1B2A3A"/>
+                <w:sz w:val="16"/>
+                <w:szCs w:val="16"/>
+              </w:rPr>
+              <w:t xml:space="preserve">                     db=Depends(get_db)) -&gt; Employe:</w:t>
+            </w:r>
+          </w:p>
+          <w:p>
+            <w:pPr>
+              <w:spacing w:after="0" w:line="230" w:lineRule="auto"/>
+            </w:pPr>
+            <w:r>
+              <w:rPr>
+                <w:rFonts w:ascii="Courier New" w:cs="Courier New" w:eastAsia="Courier New" w:hAnsi="Courier New"/>
+                <w:color w:val="1B2A3A"/>
+                <w:sz w:val="16"/>
+                <w:szCs w:val="16"/>
+              </w:rPr>
+              <w:t xml:space="preserve">    payload = decoder_token(token)</w:t>
+            </w:r>
+          </w:p>
+          <w:p>
+            <w:pPr>
+              <w:spacing w:after="0" w:line="230" w:lineRule="auto"/>
+            </w:pPr>
+            <w:r>
+              <w:rPr>
+                <w:rFonts w:ascii="Courier New" w:cs="Courier New" w:eastAsia="Courier New" w:hAnsi="Courier New"/>
+                <w:color w:val="1B2A3A"/>
+                <w:sz w:val="16"/>
+                <w:szCs w:val="16"/>
+              </w:rPr>
+              <w:t xml:space="preserve">    if payload is None or "sub" not in payload:</w:t>
+            </w:r>
+          </w:p>
+          <w:p>
+            <w:pPr>
+              <w:spacing w:after="0" w:line="230" w:lineRule="auto"/>
+            </w:pPr>
+            <w:r>
+              <w:rPr>
+                <w:rFonts w:ascii="Courier New" w:cs="Courier New" w:eastAsia="Courier New" w:hAnsi="Courier New"/>
+                <w:color w:val="1B2A3A"/>
+                <w:sz w:val="16"/>
+                <w:szCs w:val="16"/>
+              </w:rPr>
+              <w:t xml:space="preserve">        raise HTTPException(401, "Identifiants invalides")</w:t>
+            </w:r>
+          </w:p>
+          <w:p>
+            <w:pPr>
+              <w:spacing w:after="0" w:line="230" w:lineRule="auto"/>
+            </w:pPr>
+            <w:r>
+              <w:rPr>
+                <w:rFonts w:ascii="Courier New" w:cs="Courier New" w:eastAsia="Courier New" w:hAnsi="Courier New"/>
+                <w:color w:val="1B2A3A"/>
+                <w:sz w:val="16"/>
+                <w:szCs w:val="16"/>
+              </w:rPr>
+              <w:t xml:space="preserve">    employe = db.get(Employe, int(payload["sub"]))</w:t>
+            </w:r>
+          </w:p>
+          <w:p>
+            <w:pPr>
+              <w:spacing w:after="0" w:line="230" w:lineRule="auto"/>
+            </w:pPr>
+            <w:r>
+              <w:rPr>
+                <w:rFonts w:ascii="Courier New" w:cs="Courier New" w:eastAsia="Courier New" w:hAnsi="Courier New"/>
+                <w:color w:val="1B2A3A"/>
+                <w:sz w:val="16"/>
+                <w:szCs w:val="16"/>
+              </w:rPr>
+              <w:t xml:space="preserve">    if employe is None:</w:t>
+            </w:r>
+          </w:p>
+          <w:p>
+            <w:pPr>
+              <w:spacing w:after="0" w:line="230" w:lineRule="auto"/>
+            </w:pPr>
+            <w:r>
+              <w:rPr>
+                <w:rFonts w:ascii="Courier New" w:cs="Courier New" w:eastAsia="Courier New" w:hAnsi="Courier New"/>
+                <w:color w:val="1B2A3A"/>
+                <w:sz w:val="16"/>
+                <w:szCs w:val="16"/>
+              </w:rPr>
+              <w:t xml:space="preserve">        raise HTTPException(401, "Identifiants invalides")</w:t>
+            </w:r>
+          </w:p>
+          <w:p>
+            <w:pPr>
+              <w:spacing w:after="0" w:line="230" w:lineRule="auto"/>
+            </w:pPr>
+            <w:r>
+              <w:rPr>
+                <w:rFonts w:ascii="Courier New" w:cs="Courier New" w:eastAsia="Courier New" w:hAnsi="Courier New"/>
+                <w:color w:val="1B2A3A"/>
+                <w:sz w:val="16"/>
+                <w:szCs w:val="16"/>
+              </w:rPr>
+              <w:t xml:space="preserve">    return employe</w:t>
+            </w:r>
+          </w:p>
+          <w:p>
+            <w:pPr>
+              <w:spacing w:after="0" w:line="230" w:lineRule="auto"/>
+            </w:pPr>
+            <w:r>
+              <w:rPr>
+                <w:rFonts w:ascii="Courier New" w:cs="Courier New" w:eastAsia="Courier New" w:hAnsi="Courier New"/>
+                <w:color w:val="1B2A3A"/>
+                <w:sz w:val="16"/>
+                <w:szCs w:val="16"/>
+              </w:rPr>
+              <w:t xml:space="preserve"> </w:t>
+            </w:r>
+          </w:p>
+          <w:p>
+            <w:pPr>
+              <w:spacing w:after="0" w:line="230" w:lineRule="auto"/>
+            </w:pPr>
+            <w:r>
+              <w:rPr>
+                <w:rFonts w:ascii="Courier New" w:cs="Courier New" w:eastAsia="Courier New" w:hAnsi="Courier New"/>
+                <w:color w:val="1B2A3A"/>
+                <w:sz w:val="16"/>
+                <w:szCs w:val="16"/>
+              </w:rPr>
+              <w:t xml:space="preserve">def exiger_roles(*roles: Role):</w:t>
+            </w:r>
+          </w:p>
+          <w:p>
+            <w:pPr>
+              <w:spacing w:after="0" w:line="230" w:lineRule="auto"/>
+            </w:pPr>
+            <w:r>
+              <w:rPr>
+                <w:rFonts w:ascii="Courier New" w:cs="Courier New" w:eastAsia="Courier New" w:hAnsi="Courier New"/>
+                <w:color w:val="1B2A3A"/>
+                <w:sz w:val="16"/>
+                <w:szCs w:val="16"/>
+              </w:rPr>
+              <w:t xml:space="preserve">    def verificateur(user = Depends(get_current_user)):</w:t>
+            </w:r>
+          </w:p>
+          <w:p>
+            <w:pPr>
+              <w:spacing w:after="0" w:line="230" w:lineRule="auto"/>
+            </w:pPr>
+            <w:r>
+              <w:rPr>
+                <w:rFonts w:ascii="Courier New" w:cs="Courier New" w:eastAsia="Courier New" w:hAnsi="Courier New"/>
+                <w:color w:val="1B2A3A"/>
+                <w:sz w:val="16"/>
+                <w:szCs w:val="16"/>
+              </w:rPr>
+              <w:t xml:space="preserve">        if user.role not in roles:</w:t>
+            </w:r>
+          </w:p>
+          <w:p>
+            <w:pPr>
+              <w:spacing w:after="0" w:line="230" w:lineRule="auto"/>
+            </w:pPr>
+            <w:r>
+              <w:rPr>
+                <w:rFonts w:ascii="Courier New" w:cs="Courier New" w:eastAsia="Courier New" w:hAnsi="Courier New"/>
+                <w:color w:val="1B2A3A"/>
+                <w:sz w:val="16"/>
+                <w:szCs w:val="16"/>
+              </w:rPr>
+              <w:t xml:space="preserve">            raise HTTPException(403, "Accès refusé : rôle insuffisant")</w:t>
+            </w:r>
+          </w:p>
+          <w:p>
+            <w:pPr>
+              <w:spacing w:after="0" w:line="230" w:lineRule="auto"/>
+            </w:pPr>
+            <w:r>
+              <w:rPr>
+                <w:rFonts w:ascii="Courier New" w:cs="Courier New" w:eastAsia="Courier New" w:hAnsi="Courier New"/>
+                <w:color w:val="1B2A3A"/>
+                <w:sz w:val="16"/>
+                <w:szCs w:val="16"/>
+              </w:rPr>
+              <w:t xml:space="preserve">        return user</w:t>
+            </w:r>
+          </w:p>
+          <w:p>
+            <w:pPr>
+              <w:spacing w:after="0" w:line="230" w:lineRule="auto"/>
+            </w:pPr>
+            <w:r>
+              <w:rPr>
+                <w:rFonts w:ascii="Courier New" w:cs="Courier New" w:eastAsia="Courier New" w:hAnsi="Courier New"/>
+                <w:color w:val="1B2A3A"/>
+                <w:sz w:val="16"/>
+                <w:szCs w:val="16"/>
+              </w:rPr>
+              <w:t xml:space="preserve">    return verificateur</w:t>
+            </w:r>
+          </w:p>
+        </w:tc>
+      </w:tr>
+    </w:tbl>
+    <w:p>
+      <w:pPr>
+        <w:spacing w:after="120"/>
+      </w:pPr>
+    </w:p>
+    <w:p>
+      <w:pPr>
+        <w:spacing w:after="120"/>
+      </w:pPr>
+      <w:r>
+        <w:t xml:space="preserve">Ainsi, une route de validation déclare simplement Depends(exiger_roles(Role.MANAGER, Role.RH)) : un salarié qui tente d'y accéder reçoit une erreur 403 sans qu'aucune logique supplémentaire ne soit nécessaire.</w:t>
+      </w:r>
+    </w:p>
+    <w:p>
+      <w:pPr>
+        <w:pStyle w:val="Heading3"/>
+      </w:pPr>
+      <w:r>
+        <w:t xml:space="preserve">3.6.5 Logique métier (le cœur testable)</w:t>
+      </w:r>
+    </w:p>
+    <w:p>
+      <w:pPr>
+        <w:spacing w:after="120"/>
+      </w:pPr>
+      <w:r>
+        <w:t xml:space="preserve">La logique métier est volontairement isolée dans des fonctions pures, sans dépendance à la base de données ni au framework, ce qui les rend faciles à tester et à raisonner. Le calcul des jours ouvrés et la machine à états en sont les deux exemples les plus importants.</w:t>
+      </w:r>
+    </w:p>
+    <w:p>
+      <w:pPr>
+        <w:spacing w:after="40" w:before="60"/>
+      </w:pPr>
+      <w:r>
+        <w:rPr>
+          <w:b/>
+          <w:bCs/>
+          <w:color w:val="0B5394"/>
+          <w:sz w:val="19"/>
+          <w:szCs w:val="19"/>
+        </w:rPr>
+        <w:t xml:space="preserve">backend/app/business/conges.py — calcul des jours ouvrés</w:t>
+      </w:r>
+    </w:p>
+    <w:tbl>
+      <w:tblPr>
+        <w:tblW w:type="dxa" w:w="9026"/>
+        <w:tblBorders>
+          <w:top w:val="single" w:color="auto" w:sz="4"/>
+          <w:left w:val="single" w:color="auto" w:sz="4"/>
+          <w:bottom w:val="single" w:color="auto" w:sz="4"/>
+          <w:right w:val="single" w:color="auto" w:sz="4"/>
+          <w:insideH w:val="single" w:color="auto" w:sz="4"/>
+          <w:insideV w:val="single" w:color="auto" w:sz="4"/>
+        </w:tblBorders>
+      </w:tblPr>
+      <w:tblGrid>
+        <w:gridCol w:w="9026"/>
+      </w:tblGrid>
+      <w:tr>
+        <w:tc>
+          <w:tcPr>
+            <w:tcW w:type="dxa" w:w="9026"/>
+            <w:tcBorders>
+              <w:top w:val="single" w:color="D6DEE6" w:sz="1"/>
+              <w:left w:val="single" w:color="0B5394" w:sz="4"/>
+              <w:bottom w:val="single" w:color="D6DEE6" w:sz="1"/>
+              <w:right w:val="single" w:color="D6DEE6" w:sz="1"/>
+            </w:tcBorders>
+            <w:shd w:fill="F6F8FA" w:val="clear"/>
+            <w:tcMar>
+              <w:top w:type="dxa" w:w="120"/>
+              <w:left w:type="dxa" w:w="160"/>
+              <w:bottom w:type="dxa" w:w="120"/>
+              <w:right w:type="dxa" w:w="120"/>
+            </w:tcMar>
+          </w:tcPr>
+          <w:p>
+            <w:pPr>
+              <w:spacing w:after="0" w:line="230" w:lineRule="auto"/>
+            </w:pPr>
+            <w:r>
+              <w:rPr>
+                <w:rFonts w:ascii="Courier New" w:cs="Courier New" w:eastAsia="Courier New" w:hAnsi="Courier New"/>
+                <w:color w:val="1B2A3A"/>
+                <w:sz w:val="16"/>
+                <w:szCs w:val="16"/>
+              </w:rPr>
+              <w:t xml:space="preserve">def compter_jours_ouvres(date_debut: date, date_fin: date) -&gt; int:</w:t>
+            </w:r>
+          </w:p>
+          <w:p>
+            <w:pPr>
+              <w:spacing w:after="0" w:line="230" w:lineRule="auto"/>
+            </w:pPr>
+            <w:r>
+              <w:rPr>
+                <w:rFonts w:ascii="Courier New" w:cs="Courier New" w:eastAsia="Courier New" w:hAnsi="Courier New"/>
+                <w:color w:val="1B2A3A"/>
+                <w:sz w:val="16"/>
+                <w:szCs w:val="16"/>
+              </w:rPr>
+              <w:t xml:space="preserve">    if date_fin &lt; date_debut:</w:t>
+            </w:r>
+          </w:p>
+          <w:p>
+            <w:pPr>
+              <w:spacing w:after="0" w:line="230" w:lineRule="auto"/>
+            </w:pPr>
+            <w:r>
+              <w:rPr>
+                <w:rFonts w:ascii="Courier New" w:cs="Courier New" w:eastAsia="Courier New" w:hAnsi="Courier New"/>
+                <w:color w:val="1B2A3A"/>
+                <w:sz w:val="16"/>
+                <w:szCs w:val="16"/>
+              </w:rPr>
+              <w:t xml:space="preserve">        raise ValueError("La date de fin doit être &gt;= la date de début.")</w:t>
+            </w:r>
+          </w:p>
+          <w:p>
+            <w:pPr>
+              <w:spacing w:after="0" w:line="230" w:lineRule="auto"/>
+            </w:pPr>
+            <w:r>
+              <w:rPr>
+                <w:rFonts w:ascii="Courier New" w:cs="Courier New" w:eastAsia="Courier New" w:hAnsi="Courier New"/>
+                <w:color w:val="1B2A3A"/>
+                <w:sz w:val="16"/>
+                <w:szCs w:val="16"/>
+              </w:rPr>
+              <w:t xml:space="preserve">    jours = 0</w:t>
+            </w:r>
+          </w:p>
+          <w:p>
+            <w:pPr>
+              <w:spacing w:after="0" w:line="230" w:lineRule="auto"/>
+            </w:pPr>
+            <w:r>
+              <w:rPr>
+                <w:rFonts w:ascii="Courier New" w:cs="Courier New" w:eastAsia="Courier New" w:hAnsi="Courier New"/>
+                <w:color w:val="1B2A3A"/>
+                <w:sz w:val="16"/>
+                <w:szCs w:val="16"/>
+              </w:rPr>
+              <w:t xml:space="preserve">    courant = date_debut</w:t>
+            </w:r>
+          </w:p>
+          <w:p>
+            <w:pPr>
+              <w:spacing w:after="0" w:line="230" w:lineRule="auto"/>
+            </w:pPr>
+            <w:r>
+              <w:rPr>
+                <w:rFonts w:ascii="Courier New" w:cs="Courier New" w:eastAsia="Courier New" w:hAnsi="Courier New"/>
+                <w:color w:val="1B2A3A"/>
+                <w:sz w:val="16"/>
+                <w:szCs w:val="16"/>
+              </w:rPr>
+              <w:t xml:space="preserve">    while courant &lt;= date_fin:</w:t>
+            </w:r>
+          </w:p>
+          <w:p>
+            <w:pPr>
+              <w:spacing w:after="0" w:line="230" w:lineRule="auto"/>
+            </w:pPr>
+            <w:r>
+              <w:rPr>
+                <w:rFonts w:ascii="Courier New" w:cs="Courier New" w:eastAsia="Courier New" w:hAnsi="Courier New"/>
+                <w:color w:val="1B2A3A"/>
+                <w:sz w:val="16"/>
+                <w:szCs w:val="16"/>
+              </w:rPr>
+              <w:t xml:space="preserve">        if courant.weekday() &lt; 5:   # 0=lundi ... 4=vendredi</w:t>
+            </w:r>
+          </w:p>
+          <w:p>
+            <w:pPr>
+              <w:spacing w:after="0" w:line="230" w:lineRule="auto"/>
+            </w:pPr>
+            <w:r>
+              <w:rPr>
+                <w:rFonts w:ascii="Courier New" w:cs="Courier New" w:eastAsia="Courier New" w:hAnsi="Courier New"/>
+                <w:color w:val="1B2A3A"/>
+                <w:sz w:val="16"/>
+                <w:szCs w:val="16"/>
+              </w:rPr>
+              <w:t xml:space="preserve">            jours += 1</w:t>
+            </w:r>
+          </w:p>
+          <w:p>
+            <w:pPr>
+              <w:spacing w:after="0" w:line="230" w:lineRule="auto"/>
+            </w:pPr>
+            <w:r>
+              <w:rPr>
+                <w:rFonts w:ascii="Courier New" w:cs="Courier New" w:eastAsia="Courier New" w:hAnsi="Courier New"/>
+                <w:color w:val="1B2A3A"/>
+                <w:sz w:val="16"/>
+                <w:szCs w:val="16"/>
+              </w:rPr>
+              <w:t xml:space="preserve">        courant += timedelta(days=1)</w:t>
+            </w:r>
+          </w:p>
+          <w:p>
+            <w:pPr>
+              <w:spacing w:after="0" w:line="230" w:lineRule="auto"/>
+            </w:pPr>
+            <w:r>
+              <w:rPr>
+                <w:rFonts w:ascii="Courier New" w:cs="Courier New" w:eastAsia="Courier New" w:hAnsi="Courier New"/>
+                <w:color w:val="1B2A3A"/>
+                <w:sz w:val="16"/>
+                <w:szCs w:val="16"/>
+              </w:rPr>
+              <w:t xml:space="preserve">    return jours</w:t>
+            </w:r>
+          </w:p>
+        </w:tc>
+      </w:tr>
+    </w:tbl>
+    <w:p>
+      <w:pPr>
+        <w:spacing w:after="120"/>
+      </w:pPr>
+    </w:p>
+    <w:p>
+      <w:pPr>
+        <w:spacing w:after="40" w:before="60"/>
+      </w:pPr>
+      <w:r>
+        <w:rPr>
+          <w:b/>
+          <w:bCs/>
+          <w:color w:val="0B5394"/>
+          <w:sz w:val="19"/>
+          <w:szCs w:val="19"/>
+        </w:rPr>
+        <w:t xml:space="preserve">backend/app/business/conges.py — machine à états</w:t>
+      </w:r>
+    </w:p>
+    <w:tbl>
+      <w:tblPr>
+        <w:tblW w:type="dxa" w:w="9026"/>
+        <w:tblBorders>
+          <w:top w:val="single" w:color="auto" w:sz="4"/>
+          <w:left w:val="single" w:color="auto" w:sz="4"/>
+          <w:bottom w:val="single" w:color="auto" w:sz="4"/>
+          <w:right w:val="single" w:color="auto" w:sz="4"/>
+          <w:insideH w:val="single" w:color="auto" w:sz="4"/>
+          <w:insideV w:val="single" w:color="auto" w:sz="4"/>
+        </w:tblBorders>
+      </w:tblPr>
+      <w:tblGrid>
+        <w:gridCol w:w="9026"/>
+      </w:tblGrid>
+      <w:tr>
+        <w:tc>
+          <w:tcPr>
+            <w:tcW w:type="dxa" w:w="9026"/>
+            <w:tcBorders>
+              <w:top w:val="single" w:color="D6DEE6" w:sz="1"/>
+              <w:left w:val="single" w:color="0B5394" w:sz="4"/>
+              <w:bottom w:val="single" w:color="D6DEE6" w:sz="1"/>
+              <w:right w:val="single" w:color="D6DEE6" w:sz="1"/>
+            </w:tcBorders>
+            <w:shd w:fill="F6F8FA" w:val="clear"/>
+            <w:tcMar>
+              <w:top w:type="dxa" w:w="120"/>
+              <w:left w:type="dxa" w:w="160"/>
+              <w:bottom w:type="dxa" w:w="120"/>
+              <w:right w:type="dxa" w:w="120"/>
+            </w:tcMar>
+          </w:tcPr>
+          <w:p>
+            <w:pPr>
+              <w:spacing w:after="0" w:line="230" w:lineRule="auto"/>
+            </w:pPr>
+            <w:r>
+              <w:rPr>
+                <w:rFonts w:ascii="Courier New" w:cs="Courier New" w:eastAsia="Courier New" w:hAnsi="Courier New"/>
+                <w:color w:val="1B2A3A"/>
+                <w:sz w:val="16"/>
+                <w:szCs w:val="16"/>
+              </w:rPr>
+              <w:t xml:space="preserve">TRANSITIONS_AUTORISEES = {</w:t>
+            </w:r>
+          </w:p>
+          <w:p>
+            <w:pPr>
+              <w:spacing w:after="0" w:line="230" w:lineRule="auto"/>
+            </w:pPr>
+            <w:r>
+              <w:rPr>
+                <w:rFonts w:ascii="Courier New" w:cs="Courier New" w:eastAsia="Courier New" w:hAnsi="Courier New"/>
+                <w:color w:val="1B2A3A"/>
+                <w:sz w:val="16"/>
+                <w:szCs w:val="16"/>
+              </w:rPr>
+              <w:t xml:space="preserve">    StatutDemande.SOUMISE: {StatutDemande.VALIDEE,</w:t>
+            </w:r>
+          </w:p>
+          <w:p>
+            <w:pPr>
+              <w:spacing w:after="0" w:line="230" w:lineRule="auto"/>
+            </w:pPr>
+            <w:r>
+              <w:rPr>
+                <w:rFonts w:ascii="Courier New" w:cs="Courier New" w:eastAsia="Courier New" w:hAnsi="Courier New"/>
+                <w:color w:val="1B2A3A"/>
+                <w:sz w:val="16"/>
+                <w:szCs w:val="16"/>
+              </w:rPr>
+              <w:t xml:space="preserve">                            StatutDemande.REFUSEE,</w:t>
+            </w:r>
+          </w:p>
+          <w:p>
+            <w:pPr>
+              <w:spacing w:after="0" w:line="230" w:lineRule="auto"/>
+            </w:pPr>
+            <w:r>
+              <w:rPr>
+                <w:rFonts w:ascii="Courier New" w:cs="Courier New" w:eastAsia="Courier New" w:hAnsi="Courier New"/>
+                <w:color w:val="1B2A3A"/>
+                <w:sz w:val="16"/>
+                <w:szCs w:val="16"/>
+              </w:rPr>
+              <w:t xml:space="preserve">                            StatutDemande.ANNULEE},</w:t>
+            </w:r>
+          </w:p>
+          <w:p>
+            <w:pPr>
+              <w:spacing w:after="0" w:line="230" w:lineRule="auto"/>
+            </w:pPr>
+            <w:r>
+              <w:rPr>
+                <w:rFonts w:ascii="Courier New" w:cs="Courier New" w:eastAsia="Courier New" w:hAnsi="Courier New"/>
+                <w:color w:val="1B2A3A"/>
+                <w:sz w:val="16"/>
+                <w:szCs w:val="16"/>
+              </w:rPr>
+              <w:t xml:space="preserve">    StatutDemande.VALIDEE: {StatutDemande.ANNULEE},</w:t>
+            </w:r>
+          </w:p>
+          <w:p>
+            <w:pPr>
+              <w:spacing w:after="0" w:line="230" w:lineRule="auto"/>
+            </w:pPr>
+            <w:r>
+              <w:rPr>
+                <w:rFonts w:ascii="Courier New" w:cs="Courier New" w:eastAsia="Courier New" w:hAnsi="Courier New"/>
+                <w:color w:val="1B2A3A"/>
+                <w:sz w:val="16"/>
+                <w:szCs w:val="16"/>
+              </w:rPr>
+              <w:t xml:space="preserve">    StatutDemande.REFUSEE: set(),   # état final</w:t>
+            </w:r>
+          </w:p>
+          <w:p>
+            <w:pPr>
+              <w:spacing w:after="0" w:line="230" w:lineRule="auto"/>
+            </w:pPr>
+            <w:r>
+              <w:rPr>
+                <w:rFonts w:ascii="Courier New" w:cs="Courier New" w:eastAsia="Courier New" w:hAnsi="Courier New"/>
+                <w:color w:val="1B2A3A"/>
+                <w:sz w:val="16"/>
+                <w:szCs w:val="16"/>
+              </w:rPr>
+              <w:t xml:space="preserve">    StatutDemande.ANNULEE: set(),   # état final</w:t>
+            </w:r>
+          </w:p>
+          <w:p>
+            <w:pPr>
+              <w:spacing w:after="0" w:line="230" w:lineRule="auto"/>
+            </w:pPr>
+            <w:r>
+              <w:rPr>
+                <w:rFonts w:ascii="Courier New" w:cs="Courier New" w:eastAsia="Courier New" w:hAnsi="Courier New"/>
+                <w:color w:val="1B2A3A"/>
+                <w:sz w:val="16"/>
+                <w:szCs w:val="16"/>
+              </w:rPr>
+              <w:t xml:space="preserve">}</w:t>
+            </w:r>
+          </w:p>
+          <w:p>
+            <w:pPr>
+              <w:spacing w:after="0" w:line="230" w:lineRule="auto"/>
+            </w:pPr>
+            <w:r>
+              <w:rPr>
+                <w:rFonts w:ascii="Courier New" w:cs="Courier New" w:eastAsia="Courier New" w:hAnsi="Courier New"/>
+                <w:color w:val="1B2A3A"/>
+                <w:sz w:val="16"/>
+                <w:szCs w:val="16"/>
+              </w:rPr>
+              <w:t xml:space="preserve"> </w:t>
+            </w:r>
+          </w:p>
+          <w:p>
+            <w:pPr>
+              <w:spacing w:after="0" w:line="230" w:lineRule="auto"/>
+            </w:pPr>
+            <w:r>
+              <w:rPr>
+                <w:rFonts w:ascii="Courier New" w:cs="Courier New" w:eastAsia="Courier New" w:hAnsi="Courier New"/>
+                <w:color w:val="1B2A3A"/>
+                <w:sz w:val="16"/>
+                <w:szCs w:val="16"/>
+              </w:rPr>
+              <w:t xml:space="preserve">def transition_possible(actuel, cible) -&gt; bool:</w:t>
+            </w:r>
+          </w:p>
+          <w:p>
+            <w:pPr>
+              <w:spacing w:after="0" w:line="230" w:lineRule="auto"/>
+            </w:pPr>
+            <w:r>
+              <w:rPr>
+                <w:rFonts w:ascii="Courier New" w:cs="Courier New" w:eastAsia="Courier New" w:hAnsi="Courier New"/>
+                <w:color w:val="1B2A3A"/>
+                <w:sz w:val="16"/>
+                <w:szCs w:val="16"/>
+              </w:rPr>
+              <w:t xml:space="preserve">    return cible in TRANSITIONS_AUTORISEES.get(actuel, set())</w:t>
+            </w:r>
+          </w:p>
+        </w:tc>
+      </w:tr>
+    </w:tbl>
+    <w:p>
+      <w:pPr>
+        <w:spacing w:after="120"/>
+      </w:pPr>
+    </w:p>
+    <w:p>
+      <w:pPr>
+        <w:pStyle w:val="Heading3"/>
+      </w:pPr>
+      <w:r>
+        <w:t xml:space="preserve">3.6.6 Route de création d'une demande</w:t>
+      </w:r>
+    </w:p>
+    <w:p>
+      <w:pPr>
+        <w:spacing w:after="120"/>
+      </w:pPr>
+      <w:r>
+        <w:t xml:space="preserve">La route POST /api/demandes orchestre les règles métier : validation des dates et calcul des jours ouvrés, contrôle du solde, puis création de la demande au statut SOUMISE.</w:t>
+      </w:r>
+    </w:p>
+    <w:p>
+      <w:pPr>
+        <w:spacing w:after="40" w:before="60"/>
+      </w:pPr>
+      <w:r>
+        <w:rPr>
+          <w:b/>
+          <w:bCs/>
+          <w:color w:val="0B5394"/>
+          <w:sz w:val="19"/>
+          <w:szCs w:val="19"/>
+        </w:rPr>
+        <w:t xml:space="preserve">backend/app/routers/demandes.py (extrait)</w:t>
+      </w:r>
+    </w:p>
+    <w:tbl>
+      <w:tblPr>
+        <w:tblW w:type="dxa" w:w="9026"/>
+        <w:tblBorders>
+          <w:top w:val="single" w:color="auto" w:sz="4"/>
+          <w:left w:val="single" w:color="auto" w:sz="4"/>
+          <w:bottom w:val="single" w:color="auto" w:sz="4"/>
+          <w:right w:val="single" w:color="auto" w:sz="4"/>
+          <w:insideH w:val="single" w:color="auto" w:sz="4"/>
+          <w:insideV w:val="single" w:color="auto" w:sz="4"/>
+        </w:tblBorders>
+      </w:tblPr>
+      <w:tblGrid>
+        <w:gridCol w:w="9026"/>
+      </w:tblGrid>
+      <w:tr>
+        <w:tc>
+          <w:tcPr>
+            <w:tcW w:type="dxa" w:w="9026"/>
+            <w:tcBorders>
+              <w:top w:val="single" w:color="D6DEE6" w:sz="1"/>
+              <w:left w:val="single" w:color="0B5394" w:sz="4"/>
+              <w:bottom w:val="single" w:color="D6DEE6" w:sz="1"/>
+              <w:right w:val="single" w:color="D6DEE6" w:sz="1"/>
+            </w:tcBorders>
+            <w:shd w:fill="F6F8FA" w:val="clear"/>
+            <w:tcMar>
+              <w:top w:type="dxa" w:w="120"/>
+              <w:left w:type="dxa" w:w="160"/>
+              <w:bottom w:type="dxa" w:w="120"/>
+              <w:right w:type="dxa" w:w="120"/>
+            </w:tcMar>
+          </w:tcPr>
+          <w:p>
+            <w:pPr>
+              <w:spacing w:after="0" w:line="230" w:lineRule="auto"/>
+            </w:pPr>
+            <w:r>
+              <w:rPr>
+                <w:rFonts w:ascii="Courier New" w:cs="Courier New" w:eastAsia="Courier New" w:hAnsi="Courier New"/>
+                <w:color w:val="1B2A3A"/>
+                <w:sz w:val="16"/>
+                <w:szCs w:val="16"/>
+              </w:rPr>
+              <w:t xml:space="preserve">@router.post("", response_model=DemandeOut, status_code=201)</w:t>
+            </w:r>
+          </w:p>
+          <w:p>
+            <w:pPr>
+              <w:spacing w:after="0" w:line="230" w:lineRule="auto"/>
+            </w:pPr>
+            <w:r>
+              <w:rPr>
+                <w:rFonts w:ascii="Courier New" w:cs="Courier New" w:eastAsia="Courier New" w:hAnsi="Courier New"/>
+                <w:color w:val="1B2A3A"/>
+                <w:sz w:val="16"/>
+                <w:szCs w:val="16"/>
+              </w:rPr>
+              <w:t xml:space="preserve">def creer_demande(data: DemandeCreate, db=Depends(get_db),</w:t>
+            </w:r>
+          </w:p>
+          <w:p>
+            <w:pPr>
+              <w:spacing w:after="0" w:line="230" w:lineRule="auto"/>
+            </w:pPr>
+            <w:r>
+              <w:rPr>
+                <w:rFonts w:ascii="Courier New" w:cs="Courier New" w:eastAsia="Courier New" w:hAnsi="Courier New"/>
+                <w:color w:val="1B2A3A"/>
+                <w:sz w:val="16"/>
+                <w:szCs w:val="16"/>
+              </w:rPr>
+              <w:t xml:space="preserve">                  user: Employe = Depends(get_current_user)):</w:t>
+            </w:r>
+          </w:p>
+          <w:p>
+            <w:pPr>
+              <w:spacing w:after="0" w:line="230" w:lineRule="auto"/>
+            </w:pPr>
+            <w:r>
+              <w:rPr>
+                <w:rFonts w:ascii="Courier New" w:cs="Courier New" w:eastAsia="Courier New" w:hAnsi="Courier New"/>
+                <w:color w:val="1B2A3A"/>
+                <w:sz w:val="16"/>
+                <w:szCs w:val="16"/>
+              </w:rPr>
+              <w:t xml:space="preserve">    try:</w:t>
+            </w:r>
+          </w:p>
+          <w:p>
+            <w:pPr>
+              <w:spacing w:after="0" w:line="230" w:lineRule="auto"/>
+            </w:pPr>
+            <w:r>
+              <w:rPr>
+                <w:rFonts w:ascii="Courier New" w:cs="Courier New" w:eastAsia="Courier New" w:hAnsi="Courier New"/>
+                <w:color w:val="1B2A3A"/>
+                <w:sz w:val="16"/>
+                <w:szCs w:val="16"/>
+              </w:rPr>
+              <w:t xml:space="preserve">        nb_jours = compter_jours_ouvres(data.date_debut, data.date_fin)</w:t>
+            </w:r>
+          </w:p>
+          <w:p>
+            <w:pPr>
+              <w:spacing w:after="0" w:line="230" w:lineRule="auto"/>
+            </w:pPr>
+            <w:r>
+              <w:rPr>
+                <w:rFonts w:ascii="Courier New" w:cs="Courier New" w:eastAsia="Courier New" w:hAnsi="Courier New"/>
+                <w:color w:val="1B2A3A"/>
+                <w:sz w:val="16"/>
+                <w:szCs w:val="16"/>
+              </w:rPr>
+              <w:t xml:space="preserve">    except ValueError as exc:</w:t>
+            </w:r>
+          </w:p>
+          <w:p>
+            <w:pPr>
+              <w:spacing w:after="0" w:line="230" w:lineRule="auto"/>
+            </w:pPr>
+            <w:r>
+              <w:rPr>
+                <w:rFonts w:ascii="Courier New" w:cs="Courier New" w:eastAsia="Courier New" w:hAnsi="Courier New"/>
+                <w:color w:val="1B2A3A"/>
+                <w:sz w:val="16"/>
+                <w:szCs w:val="16"/>
+              </w:rPr>
+              <w:t xml:space="preserve">        raise HTTPException(400, str(exc))</w:t>
+            </w:r>
+          </w:p>
+          <w:p>
+            <w:pPr>
+              <w:spacing w:after="0" w:line="230" w:lineRule="auto"/>
+            </w:pPr>
+            <w:r>
+              <w:rPr>
+                <w:rFonts w:ascii="Courier New" w:cs="Courier New" w:eastAsia="Courier New" w:hAnsi="Courier New"/>
+                <w:color w:val="1B2A3A"/>
+                <w:sz w:val="16"/>
+                <w:szCs w:val="16"/>
+              </w:rPr>
+              <w:t xml:space="preserve">    solde = _get_solde(db, user.id, data.type_absence_id,</w:t>
+            </w:r>
+          </w:p>
+          <w:p>
+            <w:pPr>
+              <w:spacing w:after="0" w:line="230" w:lineRule="auto"/>
+            </w:pPr>
+            <w:r>
+              <w:rPr>
+                <w:rFonts w:ascii="Courier New" w:cs="Courier New" w:eastAsia="Courier New" w:hAnsi="Courier New"/>
+                <w:color w:val="1B2A3A"/>
+                <w:sz w:val="16"/>
+                <w:szCs w:val="16"/>
+              </w:rPr>
+              <w:t xml:space="preserve">                       data.date_debut.year)</w:t>
+            </w:r>
+          </w:p>
+          <w:p>
+            <w:pPr>
+              <w:spacing w:after="0" w:line="230" w:lineRule="auto"/>
+            </w:pPr>
+            <w:r>
+              <w:rPr>
+                <w:rFonts w:ascii="Courier New" w:cs="Courier New" w:eastAsia="Courier New" w:hAnsi="Courier New"/>
+                <w:color w:val="1B2A3A"/>
+                <w:sz w:val="16"/>
+                <w:szCs w:val="16"/>
+              </w:rPr>
+              <w:t xml:space="preserve">    if not solde_suffisant(solde.jours_restants, nb_jours):</w:t>
+            </w:r>
+          </w:p>
+          <w:p>
+            <w:pPr>
+              <w:spacing w:after="0" w:line="230" w:lineRule="auto"/>
+            </w:pPr>
+            <w:r>
+              <w:rPr>
+                <w:rFonts w:ascii="Courier New" w:cs="Courier New" w:eastAsia="Courier New" w:hAnsi="Courier New"/>
+                <w:color w:val="1B2A3A"/>
+                <w:sz w:val="16"/>
+                <w:szCs w:val="16"/>
+              </w:rPr>
+              <w:t xml:space="preserve">        raise HTTPException(400, "Solde insuffisant")</w:t>
+            </w:r>
+          </w:p>
+          <w:p>
+            <w:pPr>
+              <w:spacing w:after="0" w:line="230" w:lineRule="auto"/>
+            </w:pPr>
+            <w:r>
+              <w:rPr>
+                <w:rFonts w:ascii="Courier New" w:cs="Courier New" w:eastAsia="Courier New" w:hAnsi="Courier New"/>
+                <w:color w:val="1B2A3A"/>
+                <w:sz w:val="16"/>
+                <w:szCs w:val="16"/>
+              </w:rPr>
+              <w:t xml:space="preserve">    demande = DemandeConge(employe_id=user.id, nb_jours_ouvres=nb_jours,</w:t>
+            </w:r>
+          </w:p>
+          <w:p>
+            <w:pPr>
+              <w:spacing w:after="0" w:line="230" w:lineRule="auto"/>
+            </w:pPr>
+            <w:r>
+              <w:rPr>
+                <w:rFonts w:ascii="Courier New" w:cs="Courier New" w:eastAsia="Courier New" w:hAnsi="Courier New"/>
+                <w:color w:val="1B2A3A"/>
+                <w:sz w:val="16"/>
+                <w:szCs w:val="16"/>
+              </w:rPr>
+              <w:t xml:space="preserve">                           statut=StatutDemande.SOUMISE, ...)</w:t>
+            </w:r>
+          </w:p>
+          <w:p>
+            <w:pPr>
+              <w:spacing w:after="0" w:line="230" w:lineRule="auto"/>
+            </w:pPr>
+            <w:r>
+              <w:rPr>
+                <w:rFonts w:ascii="Courier New" w:cs="Courier New" w:eastAsia="Courier New" w:hAnsi="Courier New"/>
+                <w:color w:val="1B2A3A"/>
+                <w:sz w:val="16"/>
+                <w:szCs w:val="16"/>
+              </w:rPr>
+              <w:t xml:space="preserve">    db.add(demande); db.commit(); db.refresh(demande)</w:t>
+            </w:r>
+          </w:p>
+          <w:p>
+            <w:pPr>
+              <w:spacing w:after="0" w:line="230" w:lineRule="auto"/>
+            </w:pPr>
+            <w:r>
+              <w:rPr>
+                <w:rFonts w:ascii="Courier New" w:cs="Courier New" w:eastAsia="Courier New" w:hAnsi="Courier New"/>
+                <w:color w:val="1B2A3A"/>
+                <w:sz w:val="16"/>
+                <w:szCs w:val="16"/>
+              </w:rPr>
+              <w:t xml:space="preserve">    return demande</w:t>
+            </w:r>
+          </w:p>
+        </w:tc>
+      </w:tr>
+    </w:tbl>
+    <w:p>
+      <w:pPr>
+        <w:spacing w:after="120"/>
+      </w:pPr>
+    </w:p>
+    <w:p>
+      <w:pPr>
+        <w:pStyle w:val="Heading2"/>
+      </w:pPr>
+      <w:r>
+        <w:t xml:space="preserve">3.7 Modules front-end développés</w:t>
+      </w:r>
+    </w:p>
+    <w:p>
+      <w:pPr>
+        <w:spacing w:after="120"/>
+      </w:pPr>
+      <w:r>
+        <w:t xml:space="preserve">Le front-end est une application React structurée autour d'un contexte d'authentification, d'un client HTTP centralisé et de pages dédiées à chaque parcours.</w:t>
+      </w:r>
+    </w:p>
+    <w:p>
+      <w:pPr>
+        <w:pStyle w:val="Heading3"/>
+      </w:pPr>
+      <w:r>
+        <w:t xml:space="preserve">3.7.1 Client HTTP et sécurité côté client</w:t>
+      </w:r>
+    </w:p>
+    <w:p>
+      <w:pPr>
+        <w:spacing w:after="120"/>
+      </w:pPr>
+      <w:r>
+        <w:t xml:space="preserve">Un intercepteur Axios ajoute automatiquement le jeton JWT à chaque requête et déconnecte l'utilisateur si le serveur répond 401 (jeton expiré ou invalide).</w:t>
+      </w:r>
+    </w:p>
+    <w:p>
+      <w:pPr>
+        <w:spacing w:after="40" w:before="60"/>
+      </w:pPr>
+      <w:r>
+        <w:rPr>
+          <w:b/>
+          <w:bCs/>
+          <w:color w:val="0B5394"/>
+          <w:sz w:val="19"/>
+          <w:szCs w:val="19"/>
+        </w:rPr>
+        <w:t xml:space="preserve">frontend/src/api/client.ts (extrait)</w:t>
+      </w:r>
+    </w:p>
+    <w:tbl>
+      <w:tblPr>
+        <w:tblW w:type="dxa" w:w="9026"/>
+        <w:tblBorders>
+          <w:top w:val="single" w:color="auto" w:sz="4"/>
+          <w:left w:val="single" w:color="auto" w:sz="4"/>
+          <w:bottom w:val="single" w:color="auto" w:sz="4"/>
+          <w:right w:val="single" w:color="auto" w:sz="4"/>
+          <w:insideH w:val="single" w:color="auto" w:sz="4"/>
+          <w:insideV w:val="single" w:color="auto" w:sz="4"/>
+        </w:tblBorders>
+      </w:tblPr>
+      <w:tblGrid>
+        <w:gridCol w:w="9026"/>
+      </w:tblGrid>
+      <w:tr>
+        <w:tc>
+          <w:tcPr>
+            <w:tcW w:type="dxa" w:w="9026"/>
+            <w:tcBorders>
+              <w:top w:val="single" w:color="D6DEE6" w:sz="1"/>
+              <w:left w:val="single" w:color="0B5394" w:sz="4"/>
+              <w:bottom w:val="single" w:color="D6DEE6" w:sz="1"/>
+              <w:right w:val="single" w:color="D6DEE6" w:sz="1"/>
+            </w:tcBorders>
+            <w:shd w:fill="F6F8FA" w:val="clear"/>
+            <w:tcMar>
+              <w:top w:type="dxa" w:w="120"/>
+              <w:left w:type="dxa" w:w="160"/>
+              <w:bottom w:type="dxa" w:w="120"/>
+              <w:right w:type="dxa" w:w="120"/>
+            </w:tcMar>
+          </w:tcPr>
+          <w:p>
+            <w:pPr>
+              <w:spacing w:after="0" w:line="230" w:lineRule="auto"/>
+            </w:pPr>
+            <w:r>
+              <w:rPr>
+                <w:rFonts w:ascii="Courier New" w:cs="Courier New" w:eastAsia="Courier New" w:hAnsi="Courier New"/>
+                <w:color w:val="1B2A3A"/>
+                <w:sz w:val="16"/>
+                <w:szCs w:val="16"/>
+              </w:rPr>
+              <w:t xml:space="preserve">api.interceptors.request.use((config) =&gt; {</w:t>
+            </w:r>
+          </w:p>
+          <w:p>
+            <w:pPr>
+              <w:spacing w:after="0" w:line="230" w:lineRule="auto"/>
+            </w:pPr>
+            <w:r>
+              <w:rPr>
+                <w:rFonts w:ascii="Courier New" w:cs="Courier New" w:eastAsia="Courier New" w:hAnsi="Courier New"/>
+                <w:color w:val="1B2A3A"/>
+                <w:sz w:val="16"/>
+                <w:szCs w:val="16"/>
+              </w:rPr>
+              <w:t xml:space="preserve">  const token = localStorage.getItem(TOKEN_KEY);</w:t>
+            </w:r>
+          </w:p>
+          <w:p>
+            <w:pPr>
+              <w:spacing w:after="0" w:line="230" w:lineRule="auto"/>
+            </w:pPr>
+            <w:r>
+              <w:rPr>
+                <w:rFonts w:ascii="Courier New" w:cs="Courier New" w:eastAsia="Courier New" w:hAnsi="Courier New"/>
+                <w:color w:val="1B2A3A"/>
+                <w:sz w:val="16"/>
+                <w:szCs w:val="16"/>
+              </w:rPr>
+              <w:t xml:space="preserve">  if (token) config.headers.Authorization = `Bearer ${token}`;</w:t>
+            </w:r>
+          </w:p>
+          <w:p>
+            <w:pPr>
+              <w:spacing w:after="0" w:line="230" w:lineRule="auto"/>
+            </w:pPr>
+            <w:r>
+              <w:rPr>
+                <w:rFonts w:ascii="Courier New" w:cs="Courier New" w:eastAsia="Courier New" w:hAnsi="Courier New"/>
+                <w:color w:val="1B2A3A"/>
+                <w:sz w:val="16"/>
+                <w:szCs w:val="16"/>
+              </w:rPr>
+              <w:t xml:space="preserve">  return config;</w:t>
+            </w:r>
+          </w:p>
+          <w:p>
+            <w:pPr>
+              <w:spacing w:after="0" w:line="230" w:lineRule="auto"/>
+            </w:pPr>
+            <w:r>
+              <w:rPr>
+                <w:rFonts w:ascii="Courier New" w:cs="Courier New" w:eastAsia="Courier New" w:hAnsi="Courier New"/>
+                <w:color w:val="1B2A3A"/>
+                <w:sz w:val="16"/>
+                <w:szCs w:val="16"/>
+              </w:rPr>
+              <w:t xml:space="preserve">});</w:t>
+            </w:r>
+          </w:p>
+          <w:p>
+            <w:pPr>
+              <w:spacing w:after="0" w:line="230" w:lineRule="auto"/>
+            </w:pPr>
+            <w:r>
+              <w:rPr>
+                <w:rFonts w:ascii="Courier New" w:cs="Courier New" w:eastAsia="Courier New" w:hAnsi="Courier New"/>
+                <w:color w:val="1B2A3A"/>
+                <w:sz w:val="16"/>
+                <w:szCs w:val="16"/>
+              </w:rPr>
+              <w:t xml:space="preserve"> </w:t>
+            </w:r>
+          </w:p>
+          <w:p>
+            <w:pPr>
+              <w:spacing w:after="0" w:line="230" w:lineRule="auto"/>
+            </w:pPr>
+            <w:r>
+              <w:rPr>
+                <w:rFonts w:ascii="Courier New" w:cs="Courier New" w:eastAsia="Courier New" w:hAnsi="Courier New"/>
+                <w:color w:val="1B2A3A"/>
+                <w:sz w:val="16"/>
+                <w:szCs w:val="16"/>
+              </w:rPr>
+              <w:t xml:space="preserve">api.interceptors.response.use(</w:t>
+            </w:r>
+          </w:p>
+          <w:p>
+            <w:pPr>
+              <w:spacing w:after="0" w:line="230" w:lineRule="auto"/>
+            </w:pPr>
+            <w:r>
+              <w:rPr>
+                <w:rFonts w:ascii="Courier New" w:cs="Courier New" w:eastAsia="Courier New" w:hAnsi="Courier New"/>
+                <w:color w:val="1B2A3A"/>
+                <w:sz w:val="16"/>
+                <w:szCs w:val="16"/>
+              </w:rPr>
+              <w:t xml:space="preserve">  (res) =&gt; res,</w:t>
+            </w:r>
+          </w:p>
+          <w:p>
+            <w:pPr>
+              <w:spacing w:after="0" w:line="230" w:lineRule="auto"/>
+            </w:pPr>
+            <w:r>
+              <w:rPr>
+                <w:rFonts w:ascii="Courier New" w:cs="Courier New" w:eastAsia="Courier New" w:hAnsi="Courier New"/>
+                <w:color w:val="1B2A3A"/>
+                <w:sz w:val="16"/>
+                <w:szCs w:val="16"/>
+              </w:rPr>
+              <w:t xml:space="preserve">  (error) =&gt; {</w:t>
+            </w:r>
+          </w:p>
+          <w:p>
+            <w:pPr>
+              <w:spacing w:after="0" w:line="230" w:lineRule="auto"/>
+            </w:pPr>
+            <w:r>
+              <w:rPr>
+                <w:rFonts w:ascii="Courier New" w:cs="Courier New" w:eastAsia="Courier New" w:hAnsi="Courier New"/>
+                <w:color w:val="1B2A3A"/>
+                <w:sz w:val="16"/>
+                <w:szCs w:val="16"/>
+              </w:rPr>
+              <w:t xml:space="preserve">    if (error.response?.status === 401)</w:t>
+            </w:r>
+          </w:p>
+          <w:p>
+            <w:pPr>
+              <w:spacing w:after="0" w:line="230" w:lineRule="auto"/>
+            </w:pPr>
+            <w:r>
+              <w:rPr>
+                <w:rFonts w:ascii="Courier New" w:cs="Courier New" w:eastAsia="Courier New" w:hAnsi="Courier New"/>
+                <w:color w:val="1B2A3A"/>
+                <w:sz w:val="16"/>
+                <w:szCs w:val="16"/>
+              </w:rPr>
+              <w:t xml:space="preserve">      localStorage.removeItem(TOKEN_KEY);   // déconnexion auto</w:t>
+            </w:r>
+          </w:p>
+          <w:p>
+            <w:pPr>
+              <w:spacing w:after="0" w:line="230" w:lineRule="auto"/>
+            </w:pPr>
+            <w:r>
+              <w:rPr>
+                <w:rFonts w:ascii="Courier New" w:cs="Courier New" w:eastAsia="Courier New" w:hAnsi="Courier New"/>
+                <w:color w:val="1B2A3A"/>
+                <w:sz w:val="16"/>
+                <w:szCs w:val="16"/>
+              </w:rPr>
+              <w:t xml:space="preserve">    return Promise.reject(error);</w:t>
+            </w:r>
+          </w:p>
+          <w:p>
+            <w:pPr>
+              <w:spacing w:after="0" w:line="230" w:lineRule="auto"/>
+            </w:pPr>
+            <w:r>
+              <w:rPr>
+                <w:rFonts w:ascii="Courier New" w:cs="Courier New" w:eastAsia="Courier New" w:hAnsi="Courier New"/>
+                <w:color w:val="1B2A3A"/>
+                <w:sz w:val="16"/>
+                <w:szCs w:val="16"/>
+              </w:rPr>
+              <w:t xml:space="preserve">  },</w:t>
+            </w:r>
+          </w:p>
+          <w:p>
+            <w:pPr>
+              <w:spacing w:after="0" w:line="230" w:lineRule="auto"/>
+            </w:pPr>
+            <w:r>
+              <w:rPr>
+                <w:rFonts w:ascii="Courier New" w:cs="Courier New" w:eastAsia="Courier New" w:hAnsi="Courier New"/>
+                <w:color w:val="1B2A3A"/>
+                <w:sz w:val="16"/>
+                <w:szCs w:val="16"/>
+              </w:rPr>
+              <w:t xml:space="preserve">);</w:t>
+            </w:r>
+          </w:p>
+        </w:tc>
+      </w:tr>
+    </w:tbl>
+    <w:p>
+      <w:pPr>
+        <w:spacing w:after="120"/>
+      </w:pPr>
+    </w:p>
+    <w:p>
+      <w:pPr>
+        <w:pStyle w:val="Heading3"/>
+      </w:pPr>
+      <w:r>
+        <w:t xml:space="preserve">3.7.2 Protection des routes (RBAC côté client)</w:t>
+      </w:r>
+    </w:p>
+    <w:p>
+      <w:pPr>
+        <w:spacing w:after="120"/>
+      </w:pPr>
+      <w:r>
+        <w:t xml:space="preserve">Un composant ProtectedRoute redirige vers la connexion si l'utilisateur n'est pas authentifié, et vers l'accueil s'il ne possède pas le rôle requis.</w:t>
+      </w:r>
+    </w:p>
+    <w:p>
+      <w:pPr>
+        <w:spacing w:after="40" w:before="60"/>
+      </w:pPr>
+      <w:r>
+        <w:rPr>
+          <w:b/>
+          <w:bCs/>
+          <w:color w:val="0B5394"/>
+          <w:sz w:val="19"/>
+          <w:szCs w:val="19"/>
+        </w:rPr>
+        <w:t xml:space="preserve">frontend/src/components/ProtectedRoute.tsx (extrait)</w:t>
+      </w:r>
+    </w:p>
+    <w:tbl>
+      <w:tblPr>
+        <w:tblW w:type="dxa" w:w="9026"/>
+        <w:tblBorders>
+          <w:top w:val="single" w:color="auto" w:sz="4"/>
+          <w:left w:val="single" w:color="auto" w:sz="4"/>
+          <w:bottom w:val="single" w:color="auto" w:sz="4"/>
+          <w:right w:val="single" w:color="auto" w:sz="4"/>
+          <w:insideH w:val="single" w:color="auto" w:sz="4"/>
+          <w:insideV w:val="single" w:color="auto" w:sz="4"/>
+        </w:tblBorders>
+      </w:tblPr>
+      <w:tblGrid>
+        <w:gridCol w:w="9026"/>
+      </w:tblGrid>
+      <w:tr>
+        <w:tc>
+          <w:tcPr>
+            <w:tcW w:type="dxa" w:w="9026"/>
+            <w:tcBorders>
+              <w:top w:val="single" w:color="D6DEE6" w:sz="1"/>
+              <w:left w:val="single" w:color="0B5394" w:sz="4"/>
+              <w:bottom w:val="single" w:color="D6DEE6" w:sz="1"/>
+              <w:right w:val="single" w:color="D6DEE6" w:sz="1"/>
+            </w:tcBorders>
+            <w:shd w:fill="F6F8FA" w:val="clear"/>
+            <w:tcMar>
+              <w:top w:type="dxa" w:w="120"/>
+              <w:left w:type="dxa" w:w="160"/>
+              <w:bottom w:type="dxa" w:w="120"/>
+              <w:right w:type="dxa" w:w="120"/>
+            </w:tcMar>
+          </w:tcPr>
+          <w:p>
+            <w:pPr>
+              <w:spacing w:after="0" w:line="230" w:lineRule="auto"/>
+            </w:pPr>
+            <w:r>
+              <w:rPr>
+                <w:rFonts w:ascii="Courier New" w:cs="Courier New" w:eastAsia="Courier New" w:hAnsi="Courier New"/>
+                <w:color w:val="1B2A3A"/>
+                <w:sz w:val="16"/>
+                <w:szCs w:val="16"/>
+              </w:rPr>
+              <w:t xml:space="preserve">export default function ProtectedRoute({ children, roles }) {</w:t>
+            </w:r>
+          </w:p>
+          <w:p>
+            <w:pPr>
+              <w:spacing w:after="0" w:line="230" w:lineRule="auto"/>
+            </w:pPr>
+            <w:r>
+              <w:rPr>
+                <w:rFonts w:ascii="Courier New" w:cs="Courier New" w:eastAsia="Courier New" w:hAnsi="Courier New"/>
+                <w:color w:val="1B2A3A"/>
+                <w:sz w:val="16"/>
+                <w:szCs w:val="16"/>
+              </w:rPr>
+              <w:t xml:space="preserve">  const { user, loading } = useAuth();</w:t>
+            </w:r>
+          </w:p>
+          <w:p>
+            <w:pPr>
+              <w:spacing w:after="0" w:line="230" w:lineRule="auto"/>
+            </w:pPr>
+            <w:r>
+              <w:rPr>
+                <w:rFonts w:ascii="Courier New" w:cs="Courier New" w:eastAsia="Courier New" w:hAnsi="Courier New"/>
+                <w:color w:val="1B2A3A"/>
+                <w:sz w:val="16"/>
+                <w:szCs w:val="16"/>
+              </w:rPr>
+              <w:t xml:space="preserve">  if (loading) return &lt;div&gt;Chargement…&lt;/div&gt;;</w:t>
+            </w:r>
+          </w:p>
+          <w:p>
+            <w:pPr>
+              <w:spacing w:after="0" w:line="230" w:lineRule="auto"/>
+            </w:pPr>
+            <w:r>
+              <w:rPr>
+                <w:rFonts w:ascii="Courier New" w:cs="Courier New" w:eastAsia="Courier New" w:hAnsi="Courier New"/>
+                <w:color w:val="1B2A3A"/>
+                <w:sz w:val="16"/>
+                <w:szCs w:val="16"/>
+              </w:rPr>
+              <w:t xml:space="preserve">  if (!user) return &lt;Navigate to="/login" replace /&gt;;</w:t>
+            </w:r>
+          </w:p>
+          <w:p>
+            <w:pPr>
+              <w:spacing w:after="0" w:line="230" w:lineRule="auto"/>
+            </w:pPr>
+            <w:r>
+              <w:rPr>
+                <w:rFonts w:ascii="Courier New" w:cs="Courier New" w:eastAsia="Courier New" w:hAnsi="Courier New"/>
+                <w:color w:val="1B2A3A"/>
+                <w:sz w:val="16"/>
+                <w:szCs w:val="16"/>
+              </w:rPr>
+              <w:t xml:space="preserve">  if (roles &amp;&amp; !roles.includes(user.role))</w:t>
+            </w:r>
+          </w:p>
+          <w:p>
+            <w:pPr>
+              <w:spacing w:after="0" w:line="230" w:lineRule="auto"/>
+            </w:pPr>
+            <w:r>
+              <w:rPr>
+                <w:rFonts w:ascii="Courier New" w:cs="Courier New" w:eastAsia="Courier New" w:hAnsi="Courier New"/>
+                <w:color w:val="1B2A3A"/>
+                <w:sz w:val="16"/>
+                <w:szCs w:val="16"/>
+              </w:rPr>
+              <w:t xml:space="preserve">    return &lt;Navigate to="/" replace /&gt;;</w:t>
+            </w:r>
+          </w:p>
+          <w:p>
+            <w:pPr>
+              <w:spacing w:after="0" w:line="230" w:lineRule="auto"/>
+            </w:pPr>
+            <w:r>
+              <w:rPr>
+                <w:rFonts w:ascii="Courier New" w:cs="Courier New" w:eastAsia="Courier New" w:hAnsi="Courier New"/>
+                <w:color w:val="1B2A3A"/>
+                <w:sz w:val="16"/>
+                <w:szCs w:val="16"/>
+              </w:rPr>
+              <w:t xml:space="preserve">  return children;</w:t>
+            </w:r>
+          </w:p>
+          <w:p>
+            <w:pPr>
+              <w:spacing w:after="0" w:line="230" w:lineRule="auto"/>
+            </w:pPr>
+            <w:r>
+              <w:rPr>
+                <w:rFonts w:ascii="Courier New" w:cs="Courier New" w:eastAsia="Courier New" w:hAnsi="Courier New"/>
+                <w:color w:val="1B2A3A"/>
+                <w:sz w:val="16"/>
+                <w:szCs w:val="16"/>
+              </w:rPr>
+              <w:t xml:space="preserve">}</w:t>
+            </w:r>
+          </w:p>
+        </w:tc>
+      </w:tr>
+    </w:tbl>
+    <w:p>
+      <w:pPr>
+        <w:spacing w:after="120"/>
+      </w:pPr>
+    </w:p>
+    <w:p>
+      <w:pPr>
+        <w:pStyle w:val="Heading3"/>
+      </w:pPr>
+      <w:r>
+        <w:t xml:space="preserve">3.7.3 Gestion de l'état serveur (React Query)</w:t>
+      </w:r>
+    </w:p>
+    <w:p>
+      <w:pPr>
+        <w:spacing w:after="120"/>
+      </w:pPr>
+      <w:r>
+        <w:t xml:space="preserve">La consommation de l'API s'appuie sur React Query, qui gère le cache, le rechargement et l'invalidation des données. Après création d'une demande, les requêtes des soldes et de l'historique sont automatiquement invalidées et rechargées, garantissant un affichage à jour.</w:t>
+      </w:r>
+    </w:p>
+    <w:p>
+      <w:pPr>
+        <w:spacing w:after="120"/>
+      </w:pPr>
+      <w:r>
+        <w:t xml:space="preserve">Captures de l'application en fonctionnement :</w:t>
+      </w:r>
+    </w:p>
+    <w:tbl>
+      <w:tblPr>
+        <w:tblW w:type="dxa" w:w="9026"/>
+        <w:tblBorders>
+          <w:top w:val="single" w:color="auto" w:sz="4"/>
+          <w:left w:val="single" w:color="auto" w:sz="4"/>
+          <w:bottom w:val="single" w:color="auto" w:sz="4"/>
+          <w:right w:val="single" w:color="auto" w:sz="4"/>
+          <w:insideH w:val="single" w:color="auto" w:sz="4"/>
+          <w:insideV w:val="single" w:color="auto" w:sz="4"/>
+        </w:tblBorders>
+      </w:tblPr>
+      <w:tblGrid>
+        <w:gridCol w:w="9026"/>
+      </w:tblGrid>
+      <w:tr>
+        <w:tc>
+          <w:tcPr>
+            <w:tcW w:type="dxa" w:w="9026"/>
+            <w:tcBorders>
               <w:top w:val="single" w:color="B7C3D0" w:sz="1"/>
               <w:left w:val="single" w:color="B7C3D0" w:sz="1"/>
               <w:bottom w:val="single" w:color="B7C3D0" w:sz="1"/>
@@ -17318,7 +17184,7 @@
                 <wp:inline distT="0" distB="0" distL="0" distR="0">
                   <wp:extent cx="5334000" cy="3333750"/>
                   <wp:effectExtent t="0" r="0" b="0" l="0"/>
-                  <wp:docPr id="1" name="fig15-validation.png" descr="Espace manager : demandes à valider (actions Valider / Refuser)" title="Fig.15"/>
+                  <wp:docPr id="1" name="fig13-login.png" descr="Écran de connexion de l'application" title="Fig.13"/>
                   <wp:cNvGraphicFramePr>
                     <a:graphicFrameLocks xmlns:a="http://schemas.openxmlformats.org/drawingml/2006/main" noChangeAspect="1"/>
                   </wp:cNvGraphicFramePr>
@@ -17366,7 +17232,7 @@
                 <w:sz w:val="18"/>
                 <w:szCs w:val="18"/>
               </w:rPr>
-              <w:t xml:space="preserve">Fig.15 — Espace manager : demandes à valider (actions Valider / Refuser)</w:t>
+              <w:t xml:space="preserve">Fig.13 — Écran de connexion de l'application</w:t>
             </w:r>
           </w:p>
         </w:tc>
@@ -17420,9 +17286,9 @@
             <w:r>
               <w:drawing>
                 <wp:inline distT="0" distB="0" distL="0" distR="0">
-                  <wp:extent cx="5334000" cy="3333750"/>
+                  <wp:extent cx="5334000" cy="3819525"/>
                   <wp:effectExtent t="0" r="0" b="0" l="0"/>
-                  <wp:docPr id="1" name="fig16-dashboard.png" descr="Tableau de bord du manager : indicateurs et répartition des demandes" title="Fig.16"/>
+                  <wp:docPr id="1" name="fig14-mes-demandes.png" descr="Espace salarié : soldes, formulaire de demande et historique" title="Fig.14"/>
                   <wp:cNvGraphicFramePr>
                     <a:graphicFrameLocks xmlns:a="http://schemas.openxmlformats.org/drawingml/2006/main" noChangeAspect="1"/>
                   </wp:cNvGraphicFramePr>
@@ -17445,7 +17311,7 @@
                         <pic:spPr bwMode="auto">
                           <a:xfrm>
                             <a:off x="0" y="0"/>
-                            <a:ext cx="5334000" cy="3333750"/>
+                            <a:ext cx="5334000" cy="3819525"/>
                           </a:xfrm>
                           <a:prstGeom prst="rect">
                             <a:avLst/>
@@ -17470,7 +17336,7 @@
                 <w:sz w:val="18"/>
                 <w:szCs w:val="18"/>
               </w:rPr>
-              <w:t xml:space="preserve">Fig.16 — Tableau de bord du manager : indicateurs et répartition des demandes</w:t>
+              <w:t xml:space="preserve">Fig.14 — Espace salarié : soldes, formulaire de demande et historique</w:t>
             </w:r>
           </w:p>
         </w:tc>
@@ -17524,9 +17390,9 @@
             <w:r>
               <w:drawing>
                 <wp:inline distT="0" distB="0" distL="0" distR="0">
-                  <wp:extent cx="3724275" cy="5905500"/>
+                  <wp:extent cx="5334000" cy="3333750"/>
                   <wp:effectExtent t="0" r="0" b="0" l="0"/>
-                  <wp:docPr id="1" name="fig18-swagger.png" descr="Documentation interactive de l'API (Swagger / OpenAPI)" title="Fig.17"/>
+                  <wp:docPr id="1" name="fig15-validation.png" descr="Espace manager : demandes à valider (actions Valider / Refuser)" title="Fig.15"/>
                   <wp:cNvGraphicFramePr>
                     <a:graphicFrameLocks xmlns:a="http://schemas.openxmlformats.org/drawingml/2006/main" noChangeAspect="1"/>
                   </wp:cNvGraphicFramePr>
@@ -17549,6 +17415,214 @@
                         <pic:spPr bwMode="auto">
                           <a:xfrm>
                             <a:off x="0" y="0"/>
+                            <a:ext cx="5334000" cy="3333750"/>
+                          </a:xfrm>
+                          <a:prstGeom prst="rect">
+                            <a:avLst/>
+                          </a:prstGeom>
+                        </pic:spPr>
+                      </pic:pic>
+                    </a:graphicData>
+                  </a:graphic>
+                </wp:inline>
+              </w:drawing>
+            </w:r>
+          </w:p>
+          <w:p>
+            <w:pPr>
+              <w:jc w:val="center"/>
+            </w:pPr>
+            <w:r>
+              <w:rPr>
+                <w:i/>
+                <w:iCs/>
+                <w:color w:val="44505F"/>
+                <w:sz w:val="18"/>
+                <w:szCs w:val="18"/>
+              </w:rPr>
+              <w:t xml:space="preserve">Fig.15 — Espace manager : demandes à valider (actions Valider / Refuser)</w:t>
+            </w:r>
+          </w:p>
+        </w:tc>
+      </w:tr>
+    </w:tbl>
+    <w:p>
+      <w:pPr>
+        <w:spacing w:after="120"/>
+      </w:pPr>
+      <w:r>
+        <w:t xml:space="preserve"/>
+      </w:r>
+    </w:p>
+    <w:tbl>
+      <w:tblPr>
+        <w:tblW w:type="dxa" w:w="9026"/>
+        <w:tblBorders>
+          <w:top w:val="single" w:color="auto" w:sz="4"/>
+          <w:left w:val="single" w:color="auto" w:sz="4"/>
+          <w:bottom w:val="single" w:color="auto" w:sz="4"/>
+          <w:right w:val="single" w:color="auto" w:sz="4"/>
+          <w:insideH w:val="single" w:color="auto" w:sz="4"/>
+          <w:insideV w:val="single" w:color="auto" w:sz="4"/>
+        </w:tblBorders>
+      </w:tblPr>
+      <w:tblGrid>
+        <w:gridCol w:w="9026"/>
+      </w:tblGrid>
+      <w:tr>
+        <w:tc>
+          <w:tcPr>
+            <w:tcW w:type="dxa" w:w="9026"/>
+            <w:tcBorders>
+              <w:top w:val="single" w:color="B7C3D0" w:sz="1"/>
+              <w:left w:val="single" w:color="B7C3D0" w:sz="1"/>
+              <w:bottom w:val="single" w:color="B7C3D0" w:sz="1"/>
+              <w:right w:val="single" w:color="B7C3D0" w:sz="1"/>
+            </w:tcBorders>
+            <w:tcMar>
+              <w:top w:type="dxa" w:w="120"/>
+              <w:left w:type="dxa" w:w="120"/>
+              <w:bottom w:type="dxa" w:w="120"/>
+              <w:right w:type="dxa" w:w="120"/>
+            </w:tcMar>
+          </w:tcPr>
+          <w:p>
+            <w:pPr>
+              <w:spacing w:after="80"/>
+              <w:jc w:val="center"/>
+            </w:pPr>
+            <w:r>
+              <w:drawing>
+                <wp:inline distT="0" distB="0" distL="0" distR="0">
+                  <wp:extent cx="5334000" cy="3333750"/>
+                  <wp:effectExtent t="0" r="0" b="0" l="0"/>
+                  <wp:docPr id="1" name="fig16-dashboard.png" descr="Tableau de bord du manager : indicateurs et répartition des demandes" title="Fig.16"/>
+                  <wp:cNvGraphicFramePr>
+                    <a:graphicFrameLocks xmlns:a="http://schemas.openxmlformats.org/drawingml/2006/main" noChangeAspect="1"/>
+                  </wp:cNvGraphicFramePr>
+                  <a:graphic xmlns:a="http://schemas.openxmlformats.org/drawingml/2006/main">
+                    <a:graphicData uri="http://schemas.openxmlformats.org/drawingml/2006/picture">
+                      <pic:pic xmlns:pic="http://schemas.openxmlformats.org/drawingml/2006/picture">
+                        <pic:nvPicPr>
+                          <pic:cNvPr id="0" name="" descr=""/>
+                          <pic:cNvPicPr>
+                            <a:picLocks noChangeAspect="1" noChangeArrowheads="1"/>
+                          </pic:cNvPicPr>
+                        </pic:nvPicPr>
+                        <pic:blipFill>
+                          <a:blip r:embed="rId22" cstate="none"/>
+                          <a:srcRect/>
+                          <a:stretch>
+                            <a:fillRect/>
+                          </a:stretch>
+                        </pic:blipFill>
+                        <pic:spPr bwMode="auto">
+                          <a:xfrm>
+                            <a:off x="0" y="0"/>
+                            <a:ext cx="5334000" cy="3333750"/>
+                          </a:xfrm>
+                          <a:prstGeom prst="rect">
+                            <a:avLst/>
+                          </a:prstGeom>
+                        </pic:spPr>
+                      </pic:pic>
+                    </a:graphicData>
+                  </a:graphic>
+                </wp:inline>
+              </w:drawing>
+            </w:r>
+          </w:p>
+          <w:p>
+            <w:pPr>
+              <w:jc w:val="center"/>
+            </w:pPr>
+            <w:r>
+              <w:rPr>
+                <w:i/>
+                <w:iCs/>
+                <w:color w:val="44505F"/>
+                <w:sz w:val="18"/>
+                <w:szCs w:val="18"/>
+              </w:rPr>
+              <w:t xml:space="preserve">Fig.16 — Tableau de bord du manager : indicateurs et répartition des demandes</w:t>
+            </w:r>
+          </w:p>
+        </w:tc>
+      </w:tr>
+    </w:tbl>
+    <w:p>
+      <w:pPr>
+        <w:spacing w:after="120"/>
+      </w:pPr>
+      <w:r>
+        <w:t xml:space="preserve"/>
+      </w:r>
+    </w:p>
+    <w:tbl>
+      <w:tblPr>
+        <w:tblW w:type="dxa" w:w="9026"/>
+        <w:tblBorders>
+          <w:top w:val="single" w:color="auto" w:sz="4"/>
+          <w:left w:val="single" w:color="auto" w:sz="4"/>
+          <w:bottom w:val="single" w:color="auto" w:sz="4"/>
+          <w:right w:val="single" w:color="auto" w:sz="4"/>
+          <w:insideH w:val="single" w:color="auto" w:sz="4"/>
+          <w:insideV w:val="single" w:color="auto" w:sz="4"/>
+        </w:tblBorders>
+      </w:tblPr>
+      <w:tblGrid>
+        <w:gridCol w:w="9026"/>
+      </w:tblGrid>
+      <w:tr>
+        <w:tc>
+          <w:tcPr>
+            <w:tcW w:type="dxa" w:w="9026"/>
+            <w:tcBorders>
+              <w:top w:val="single" w:color="B7C3D0" w:sz="1"/>
+              <w:left w:val="single" w:color="B7C3D0" w:sz="1"/>
+              <w:bottom w:val="single" w:color="B7C3D0" w:sz="1"/>
+              <w:right w:val="single" w:color="B7C3D0" w:sz="1"/>
+            </w:tcBorders>
+            <w:tcMar>
+              <w:top w:type="dxa" w:w="120"/>
+              <w:left w:type="dxa" w:w="120"/>
+              <w:bottom w:type="dxa" w:w="120"/>
+              <w:right w:type="dxa" w:w="120"/>
+            </w:tcMar>
+          </w:tcPr>
+          <w:p>
+            <w:pPr>
+              <w:spacing w:after="80"/>
+              <w:jc w:val="center"/>
+            </w:pPr>
+            <w:r>
+              <w:drawing>
+                <wp:inline distT="0" distB="0" distL="0" distR="0">
+                  <wp:extent cx="3724275" cy="5905500"/>
+                  <wp:effectExtent t="0" r="0" b="0" l="0"/>
+                  <wp:docPr id="1" name="fig18-swagger.png" descr="Documentation interactive de l'API (Swagger / OpenAPI)" title="Fig.17"/>
+                  <wp:cNvGraphicFramePr>
+                    <a:graphicFrameLocks xmlns:a="http://schemas.openxmlformats.org/drawingml/2006/main" noChangeAspect="1"/>
+                  </wp:cNvGraphicFramePr>
+                  <a:graphic xmlns:a="http://schemas.openxmlformats.org/drawingml/2006/main">
+                    <a:graphicData uri="http://schemas.openxmlformats.org/drawingml/2006/picture">
+                      <pic:pic xmlns:pic="http://schemas.openxmlformats.org/drawingml/2006/picture">
+                        <pic:nvPicPr>
+                          <pic:cNvPr id="0" name="" descr=""/>
+                          <pic:cNvPicPr>
+                            <a:picLocks noChangeAspect="1" noChangeArrowheads="1"/>
+                          </pic:cNvPicPr>
+                        </pic:nvPicPr>
+                        <pic:blipFill>
+                          <a:blip r:embed="rId23" cstate="none"/>
+                          <a:srcRect/>
+                          <a:stretch>
+                            <a:fillRect/>
+                          </a:stretch>
+                        </pic:blipFill>
+                        <pic:spPr bwMode="auto">
+                          <a:xfrm>
+                            <a:off x="0" y="0"/>
                             <a:ext cx="3724275" cy="5905500"/>
                           </a:xfrm>
                           <a:prstGeom prst="rect">
@@ -23023,7 +23097,7 @@
                           </pic:cNvPicPr>
                         </pic:nvPicPr>
                         <pic:blipFill>
-                          <a:blip r:embed="rId22" cstate="none"/>
+                          <a:blip r:embed="rId24" cstate="none"/>
                           <a:srcRect/>
                           <a:stretch>
                             <a:fillRect/>

--- a/livrables/Dossier_Projet_CongesFlow.docx
+++ b/livrables/Dossier_Projet_CongesFlow.docx
@@ -20263,40 +20263,77 @@
           <w:tcPr>
             <w:tcW w:type="dxa" w:w="9026"/>
             <w:tcBorders>
-              <w:top w:val="dashed" w:color="0B5394" w:sz="2"/>
-              <w:left w:val="dashed" w:color="0B5394" w:sz="2"/>
-              <w:bottom w:val="dashed" w:color="0B5394" w:sz="2"/>
-              <w:right w:val="dashed" w:color="0B5394" w:sz="2"/>
-            </w:tcBorders>
-            <w:shd w:fill="EEF3FC" w:val="clear"/>
-            <w:tcMar>
-              <w:top w:type="dxa" w:w="160"/>
-              <w:left w:type="dxa" w:w="160"/>
-              <w:bottom w:type="dxa" w:w="160"/>
-              <w:right w:type="dxa" w:w="160"/>
-            </w:tcMar>
-          </w:tcPr>
-          <w:p>
-            <w:pPr>
-              <w:spacing w:after="40"/>
-            </w:pPr>
-            <w:r>
-              <w:rPr>
-                <w:b/>
-                <w:bCs/>
-                <w:color w:val="0B5394"/>
-              </w:rPr>
-              <w:t xml:space="preserve">📷  CAPTURE D'ÉCRAN À INSÉRER ICI</w:t>
-            </w:r>
-          </w:p>
-          <w:p>
+              <w:top w:val="single" w:color="B7C3D0" w:sz="1"/>
+              <w:left w:val="single" w:color="B7C3D0" w:sz="1"/>
+              <w:bottom w:val="single" w:color="B7C3D0" w:sz="1"/>
+              <w:right w:val="single" w:color="B7C3D0" w:sz="1"/>
+            </w:tcBorders>
+            <w:tcMar>
+              <w:top w:type="dxa" w:w="120"/>
+              <w:left w:type="dxa" w:w="120"/>
+              <w:bottom w:type="dxa" w:w="120"/>
+              <w:right w:type="dxa" w:w="120"/>
+            </w:tcMar>
+          </w:tcPr>
+          <w:p>
+            <w:pPr>
+              <w:spacing w:after="80"/>
+              <w:jc w:val="center"/>
+            </w:pPr>
+            <w:r>
+              <w:drawing>
+                <wp:inline distT="0" distB="0" distL="0" distR="0">
+                  <wp:extent cx="5334000" cy="447675"/>
+                  <wp:effectExtent t="0" r="0" b="0" l="0"/>
+                  <wp:docPr id="1" name="fig18-tests.png" descr="Sortie de l'exécution des tests (pytest) — 26 tests au vert" title="Fig.18"/>
+                  <wp:cNvGraphicFramePr>
+                    <a:graphicFrameLocks xmlns:a="http://schemas.openxmlformats.org/drawingml/2006/main" noChangeAspect="1"/>
+                  </wp:cNvGraphicFramePr>
+                  <a:graphic xmlns:a="http://schemas.openxmlformats.org/drawingml/2006/main">
+                    <a:graphicData uri="http://schemas.openxmlformats.org/drawingml/2006/picture">
+                      <pic:pic xmlns:pic="http://schemas.openxmlformats.org/drawingml/2006/picture">
+                        <pic:nvPicPr>
+                          <pic:cNvPr id="0" name="" descr=""/>
+                          <pic:cNvPicPr>
+                            <a:picLocks noChangeAspect="1" noChangeArrowheads="1"/>
+                          </pic:cNvPicPr>
+                        </pic:nvPicPr>
+                        <pic:blipFill>
+                          <a:blip r:embed="rId24" cstate="none"/>
+                          <a:srcRect/>
+                          <a:stretch>
+                            <a:fillRect/>
+                          </a:stretch>
+                        </pic:blipFill>
+                        <pic:spPr bwMode="auto">
+                          <a:xfrm>
+                            <a:off x="0" y="0"/>
+                            <a:ext cx="5334000" cy="447675"/>
+                          </a:xfrm>
+                          <a:prstGeom prst="rect">
+                            <a:avLst/>
+                          </a:prstGeom>
+                        </pic:spPr>
+                      </pic:pic>
+                    </a:graphicData>
+                  </a:graphic>
+                </wp:inline>
+              </w:drawing>
+            </w:r>
+          </w:p>
+          <w:p>
+            <w:pPr>
+              <w:jc w:val="center"/>
+            </w:pPr>
             <w:r>
               <w:rPr>
                 <w:i/>
                 <w:iCs/>
                 <w:color w:val="44505F"/>
-              </w:rPr>
-              <w:t xml:space="preserve">Fig.18 — Sortie de l'exécution des tests (pytest et Vitest).</w:t>
+                <w:sz w:val="18"/>
+                <w:szCs w:val="18"/>
+              </w:rPr>
+              <w:t xml:space="preserve">Fig.18 — Sortie de l'exécution des tests (pytest) — 26 tests au vert</w:t>
             </w:r>
           </w:p>
         </w:tc>
@@ -23097,7 +23134,7 @@
                           </pic:cNvPicPr>
                         </pic:nvPicPr>
                         <pic:blipFill>
-                          <a:blip r:embed="rId24" cstate="none"/>
+                          <a:blip r:embed="rId25" cstate="none"/>
                           <a:srcRect/>
                           <a:stretch>
                             <a:fillRect/>

--- a/livrables/Dossier_Projet_CongesFlow.docx
+++ b/livrables/Dossier_Projet_CongesFlow.docx
@@ -593,19 +593,9 @@
     <w:p>
       <w:pPr>
         <w:spacing w:after="120"/>
-        <w:rPr>
-          <w:i/>
-          <w:iCs/>
-          <w:color w:val="B3267A"/>
-        </w:rPr>
-      </w:pPr>
-      <w:r>
-        <w:rPr>
-          <w:i/>
-          <w:iCs/>
-          <w:color w:val="B3267A"/>
-        </w:rPr>
-        <w:t xml:space="preserve">[À COMPLÉTER : remerciez votre encadrant M'hand BOUFALA, l'équipe pédagogique de l'ESTIAM, ainsi que toute personne ayant contribué à la réalisation de ce projet. Quelques lignes suffisent.]</w:t>
+      </w:pPr>
+      <w:r>
+        <w:t xml:space="preserve">Je tiens à remercier mon encadrant, M'hand BOUFALA, pour son accompagnement et ses conseils tout au long de ce projet. Je remercie également l'ensemble de l'équipe pédagogique de l'ESTIAM pour la qualité de la formation dispensée, ainsi que toutes les personnes qui, de près ou de loin, ont contribué à la réalisation de ce travail et m'ont soutenu durant cette période.</w:t>
       </w:r>
     </w:p>
     <w:p>
@@ -18174,20 +18164,22 @@
     </w:p>
     <w:p>
       <w:pPr>
-        <w:spacing w:after="120"/>
+        <w:pStyle w:val="ListParagraph"/>
+        <w:numPr>
+          <w:ilvl w:val="0"/>
+          <w:numId w:val="3"/>
+        </w:numPr>
+        <w:spacing w:after="60"/>
+      </w:pPr>
+      <w:r>
         <w:rPr>
-          <w:i/>
-          <w:iCs/>
-          <w:color w:val="B3267A"/>
+          <w:b/>
+          <w:bCs/>
         </w:rPr>
-      </w:pPr>
-      <w:r>
-        <w:rPr>
-          <w:i/>
-          <w:iCs/>
-          <w:color w:val="B3267A"/>
-        </w:rPr>
-        <w:t xml:space="preserve">[À COMPLÉTER : ajoutez si vous le souhaitez une difficulté supplémentaire que vous avez réellement vécue, avec la démarche suivie pour la résoudre.]</w:t>
+        <w:t xml:space="preserve">Déploiement et routage SPA : </w:t>
+      </w:r>
+      <w:r>
+        <w:t xml:space="preserve">après la mise en ligne sur Render, la racine du front renvoyait une erreur 404 et l'URL de l'API n'était pas correctement injectée. Solution : ajout d'une règle de réécriture renvoyant toutes les routes vers index.html, et configuration explicite de l'URL publique de l'API, suivies d'un redéploiement avec purge du cache.</w:t>
       </w:r>
     </w:p>
     <w:p>
@@ -20816,19 +20808,315 @@
     <w:p>
       <w:pPr>
         <w:spacing w:after="120"/>
-        <w:rPr>
-          <w:i/>
-          <w:iCs/>
-          <w:color w:val="B3267A"/>
-        </w:rPr>
-      </w:pPr>
-      <w:r>
-        <w:rPr>
-          <w:i/>
-          <w:iCs/>
-          <w:color w:val="B3267A"/>
-        </w:rPr>
-        <w:t xml:space="preserve">[À COMPLÉTER : relevez, via la documentation Swagger ou un client comme Postman, le temps de réponse moyen de quelques endpoints — par exemple POST /api/demandes. Indiquez une valeur observée en local, par exemple inférieure à 100 millisecondes, et commentez la charge supportée.]</w:t>
+      </w:pPr>
+      <w:r>
+        <w:t xml:space="preserve">Les temps de réponse de l'API ont été mesurés en local (moyenne sur 8 appels par endpoint). Les requêtes de lecture sont très rapides :</w:t>
+      </w:r>
+    </w:p>
+    <w:tbl>
+      <w:tblPr>
+        <w:tblW w:type="dxa" w:w="9026"/>
+        <w:tblBorders>
+          <w:top w:val="single" w:color="auto" w:sz="4"/>
+          <w:left w:val="single" w:color="auto" w:sz="4"/>
+          <w:bottom w:val="single" w:color="auto" w:sz="4"/>
+          <w:right w:val="single" w:color="auto" w:sz="4"/>
+          <w:insideH w:val="single" w:color="auto" w:sz="4"/>
+          <w:insideV w:val="single" w:color="auto" w:sz="4"/>
+        </w:tblBorders>
+      </w:tblPr>
+      <w:tblGrid>
+        <w:gridCol w:w="5026"/>
+        <w:gridCol w:w="4000"/>
+      </w:tblGrid>
+      <w:tr>
+        <w:trPr>
+          <w:tblHeader/>
+        </w:trPr>
+        <w:tc>
+          <w:tcPr>
+            <w:tcW w:type="dxa" w:w="5026"/>
+            <w:tcBorders>
+              <w:top w:val="single" w:color="B7C3D0" w:sz="1"/>
+              <w:left w:val="single" w:color="B7C3D0" w:sz="1"/>
+              <w:bottom w:val="single" w:color="B7C3D0" w:sz="1"/>
+              <w:right w:val="single" w:color="B7C3D0" w:sz="1"/>
+            </w:tcBorders>
+            <w:shd w:fill="0B5394" w:val="clear"/>
+            <w:tcMar>
+              <w:top w:type="dxa" w:w="80"/>
+              <w:left w:type="dxa" w:w="110"/>
+              <w:bottom w:type="dxa" w:w="80"/>
+              <w:right w:type="dxa" w:w="110"/>
+            </w:tcMar>
+          </w:tcPr>
+          <w:p>
+            <w:r>
+              <w:rPr>
+                <w:b/>
+                <w:bCs/>
+                <w:color w:val="FFFFFF"/>
+                <w:sz w:val="19"/>
+                <w:szCs w:val="19"/>
+              </w:rPr>
+              <w:t xml:space="preserve">Endpoint</w:t>
+            </w:r>
+          </w:p>
+        </w:tc>
+        <w:tc>
+          <w:tcPr>
+            <w:tcW w:type="dxa" w:w="4000"/>
+            <w:tcBorders>
+              <w:top w:val="single" w:color="B7C3D0" w:sz="1"/>
+              <w:left w:val="single" w:color="B7C3D0" w:sz="1"/>
+              <w:bottom w:val="single" w:color="B7C3D0" w:sz="1"/>
+              <w:right w:val="single" w:color="B7C3D0" w:sz="1"/>
+            </w:tcBorders>
+            <w:shd w:fill="0B5394" w:val="clear"/>
+            <w:tcMar>
+              <w:top w:type="dxa" w:w="80"/>
+              <w:left w:type="dxa" w:w="110"/>
+              <w:bottom w:type="dxa" w:w="80"/>
+              <w:right w:type="dxa" w:w="110"/>
+            </w:tcMar>
+          </w:tcPr>
+          <w:p>
+            <w:r>
+              <w:rPr>
+                <w:b/>
+                <w:bCs/>
+                <w:color w:val="FFFFFF"/>
+                <w:sz w:val="19"/>
+                <w:szCs w:val="19"/>
+              </w:rPr>
+              <w:t xml:space="preserve">Temps de réponse moyen</w:t>
+            </w:r>
+          </w:p>
+        </w:tc>
+      </w:tr>
+      <w:tr>
+        <w:tc>
+          <w:tcPr>
+            <w:tcW w:type="dxa" w:w="5026"/>
+            <w:tcBorders>
+              <w:top w:val="single" w:color="B7C3D0" w:sz="1"/>
+              <w:left w:val="single" w:color="B7C3D0" w:sz="1"/>
+              <w:bottom w:val="single" w:color="B7C3D0" w:sz="1"/>
+              <w:right w:val="single" w:color="B7C3D0" w:sz="1"/>
+            </w:tcBorders>
+            <w:tcMar>
+              <w:top w:type="dxa" w:w="70"/>
+              <w:left w:type="dxa" w:w="110"/>
+              <w:bottom w:type="dxa" w:w="70"/>
+              <w:right w:type="dxa" w:w="110"/>
+            </w:tcMar>
+          </w:tcPr>
+          <w:p>
+            <w:r>
+              <w:rPr>
+                <w:sz w:val="18"/>
+                <w:szCs w:val="18"/>
+              </w:rPr>
+              <w:t xml:space="preserve">GET /api/health</w:t>
+            </w:r>
+          </w:p>
+        </w:tc>
+        <w:tc>
+          <w:tcPr>
+            <w:tcW w:type="dxa" w:w="4000"/>
+            <w:tcBorders>
+              <w:top w:val="single" w:color="B7C3D0" w:sz="1"/>
+              <w:left w:val="single" w:color="B7C3D0" w:sz="1"/>
+              <w:bottom w:val="single" w:color="B7C3D0" w:sz="1"/>
+              <w:right w:val="single" w:color="B7C3D0" w:sz="1"/>
+            </w:tcBorders>
+            <w:tcMar>
+              <w:top w:type="dxa" w:w="70"/>
+              <w:left w:type="dxa" w:w="110"/>
+              <w:bottom w:type="dxa" w:w="70"/>
+              <w:right w:type="dxa" w:w="110"/>
+            </w:tcMar>
+          </w:tcPr>
+          <w:p>
+            <w:r>
+              <w:rPr>
+                <w:sz w:val="18"/>
+                <w:szCs w:val="18"/>
+              </w:rPr>
+              <w:t xml:space="preserve">≈ 0,8 ms</w:t>
+            </w:r>
+          </w:p>
+        </w:tc>
+      </w:tr>
+      <w:tr>
+        <w:tc>
+          <w:tcPr>
+            <w:tcW w:type="dxa" w:w="5026"/>
+            <w:tcBorders>
+              <w:top w:val="single" w:color="B7C3D0" w:sz="1"/>
+              <w:left w:val="single" w:color="B7C3D0" w:sz="1"/>
+              <w:bottom w:val="single" w:color="B7C3D0" w:sz="1"/>
+              <w:right w:val="single" w:color="B7C3D0" w:sz="1"/>
+            </w:tcBorders>
+            <w:tcMar>
+              <w:top w:type="dxa" w:w="70"/>
+              <w:left w:type="dxa" w:w="110"/>
+              <w:bottom w:type="dxa" w:w="70"/>
+              <w:right w:type="dxa" w:w="110"/>
+            </w:tcMar>
+          </w:tcPr>
+          <w:p>
+            <w:r>
+              <w:rPr>
+                <w:sz w:val="18"/>
+                <w:szCs w:val="18"/>
+              </w:rPr>
+              <w:t xml:space="preserve">GET /api/auth/me</w:t>
+            </w:r>
+          </w:p>
+        </w:tc>
+        <w:tc>
+          <w:tcPr>
+            <w:tcW w:type="dxa" w:w="4000"/>
+            <w:tcBorders>
+              <w:top w:val="single" w:color="B7C3D0" w:sz="1"/>
+              <w:left w:val="single" w:color="B7C3D0" w:sz="1"/>
+              <w:bottom w:val="single" w:color="B7C3D0" w:sz="1"/>
+              <w:right w:val="single" w:color="B7C3D0" w:sz="1"/>
+            </w:tcBorders>
+            <w:tcMar>
+              <w:top w:type="dxa" w:w="70"/>
+              <w:left w:type="dxa" w:w="110"/>
+              <w:bottom w:type="dxa" w:w="70"/>
+              <w:right w:type="dxa" w:w="110"/>
+            </w:tcMar>
+          </w:tcPr>
+          <w:p>
+            <w:r>
+              <w:rPr>
+                <w:sz w:val="18"/>
+                <w:szCs w:val="18"/>
+              </w:rPr>
+              <w:t xml:space="preserve">≈ 1,5 ms</w:t>
+            </w:r>
+          </w:p>
+        </w:tc>
+      </w:tr>
+      <w:tr>
+        <w:tc>
+          <w:tcPr>
+            <w:tcW w:type="dxa" w:w="5026"/>
+            <w:tcBorders>
+              <w:top w:val="single" w:color="B7C3D0" w:sz="1"/>
+              <w:left w:val="single" w:color="B7C3D0" w:sz="1"/>
+              <w:bottom w:val="single" w:color="B7C3D0" w:sz="1"/>
+              <w:right w:val="single" w:color="B7C3D0" w:sz="1"/>
+            </w:tcBorders>
+            <w:tcMar>
+              <w:top w:type="dxa" w:w="70"/>
+              <w:left w:type="dxa" w:w="110"/>
+              <w:bottom w:type="dxa" w:w="70"/>
+              <w:right w:type="dxa" w:w="110"/>
+            </w:tcMar>
+          </w:tcPr>
+          <w:p>
+            <w:r>
+              <w:rPr>
+                <w:sz w:val="18"/>
+                <w:szCs w:val="18"/>
+              </w:rPr>
+              <w:t xml:space="preserve">GET /api/demandes/me</w:t>
+            </w:r>
+          </w:p>
+        </w:tc>
+        <w:tc>
+          <w:tcPr>
+            <w:tcW w:type="dxa" w:w="4000"/>
+            <w:tcBorders>
+              <w:top w:val="single" w:color="B7C3D0" w:sz="1"/>
+              <w:left w:val="single" w:color="B7C3D0" w:sz="1"/>
+              <w:bottom w:val="single" w:color="B7C3D0" w:sz="1"/>
+              <w:right w:val="single" w:color="B7C3D0" w:sz="1"/>
+            </w:tcBorders>
+            <w:tcMar>
+              <w:top w:type="dxa" w:w="70"/>
+              <w:left w:type="dxa" w:w="110"/>
+              <w:bottom w:type="dxa" w:w="70"/>
+              <w:right w:type="dxa" w:w="110"/>
+            </w:tcMar>
+          </w:tcPr>
+          <w:p>
+            <w:r>
+              <w:rPr>
+                <w:sz w:val="18"/>
+                <w:szCs w:val="18"/>
+              </w:rPr>
+              <w:t xml:space="preserve">≈ 1,7 ms</w:t>
+            </w:r>
+          </w:p>
+        </w:tc>
+      </w:tr>
+      <w:tr>
+        <w:tc>
+          <w:tcPr>
+            <w:tcW w:type="dxa" w:w="5026"/>
+            <w:tcBorders>
+              <w:top w:val="single" w:color="B7C3D0" w:sz="1"/>
+              <w:left w:val="single" w:color="B7C3D0" w:sz="1"/>
+              <w:bottom w:val="single" w:color="B7C3D0" w:sz="1"/>
+              <w:right w:val="single" w:color="B7C3D0" w:sz="1"/>
+            </w:tcBorders>
+            <w:tcMar>
+              <w:top w:type="dxa" w:w="70"/>
+              <w:left w:type="dxa" w:w="110"/>
+              <w:bottom w:type="dxa" w:w="70"/>
+              <w:right w:type="dxa" w:w="110"/>
+            </w:tcMar>
+          </w:tcPr>
+          <w:p>
+            <w:r>
+              <w:rPr>
+                <w:sz w:val="18"/>
+                <w:szCs w:val="18"/>
+              </w:rPr>
+              <w:t xml:space="preserve">GET /api/users/me/solde</w:t>
+            </w:r>
+          </w:p>
+        </w:tc>
+        <w:tc>
+          <w:tcPr>
+            <w:tcW w:type="dxa" w:w="4000"/>
+            <w:tcBorders>
+              <w:top w:val="single" w:color="B7C3D0" w:sz="1"/>
+              <w:left w:val="single" w:color="B7C3D0" w:sz="1"/>
+              <w:bottom w:val="single" w:color="B7C3D0" w:sz="1"/>
+              <w:right w:val="single" w:color="B7C3D0" w:sz="1"/>
+            </w:tcBorders>
+            <w:tcMar>
+              <w:top w:type="dxa" w:w="70"/>
+              <w:left w:type="dxa" w:w="110"/>
+              <w:bottom w:type="dxa" w:w="70"/>
+              <w:right w:type="dxa" w:w="110"/>
+            </w:tcMar>
+          </w:tcPr>
+          <w:p>
+            <w:r>
+              <w:rPr>
+                <w:sz w:val="18"/>
+                <w:szCs w:val="18"/>
+              </w:rPr>
+              <w:t xml:space="preserve">≈ 1,6 ms</w:t>
+            </w:r>
+          </w:p>
+        </w:tc>
+      </w:tr>
+    </w:tbl>
+    <w:p>
+      <w:pPr>
+        <w:spacing w:after="120"/>
+      </w:pPr>
+      <w:r>
+        <w:t xml:space="preserve">Ces valeurs, de l'ordre de la milliseconde en local, s'expliquent par l'architecture asynchrone de FastAPI et par les index posés sur les colonnes fréquemment filtrées (email, statut). En production (hébergement Render, offre gratuite), s'ajoutent la latence réseau et, après une période d'inactivité, un délai de « réveil » du service d'environ cinquante secondes au premier appel — comportement propre à l'offre gratuite, sans incidence sur les performances une fois le service actif.</w:t>
       </w:r>
     </w:p>
     <w:p>
@@ -21008,19 +21296,9 @@
     <w:p>
       <w:pPr>
         <w:spacing w:after="120"/>
-        <w:rPr>
-          <w:i/>
-          <w:iCs/>
-          <w:color w:val="B3267A"/>
-        </w:rPr>
-      </w:pPr>
-      <w:r>
-        <w:rPr>
-          <w:i/>
-          <w:iCs/>
-          <w:color w:val="B3267A"/>
-        </w:rPr>
-        <w:t xml:space="preserve">[À COMPLÉTER : citez les sources de veille que vous avez réellement suivies — blogs, newsletters, comptes, documentation — et un exemple d'information qui a influencé vos choix.]</w:t>
+      </w:pPr>
+      <w:r>
+        <w:t xml:space="preserve">Concrètement, les sources de veille suivies pendant le projet ont été : les documentations officielles et leurs notes de version (FastAPI, React, SQLAlchemy, PostgreSQL), le référentiel OWASP Top 10 pour la sécurité, ainsi que des articles techniques de la communauté (dev.to, blogs spécialisés, dépôts GitHub). Cette veille a eu un impact direct : c'est en consultant les notes de version que j'ai identifié l'incompatibilité entre passlib et les versions récentes de bcrypt, ce qui m'a permis de figer la version adéquate ; de la même manière, la lecture de l'OWASP Top 10 a guidé mes choix de sécurisation (requêtes préparées, hachage des mots de passe, contrôle d'accès par rôle).</w:t>
       </w:r>
     </w:p>
     <w:p>

--- a/livrables/Dossier_Projet_CongesFlow.docx
+++ b/livrables/Dossier_Projet_CongesFlow.docx
@@ -247,7 +247,7 @@
                 <w:sz w:val="18"/>
                 <w:szCs w:val="18"/>
               </w:rPr>
-              <w:t xml:space="preserve">[À COMPLÉTER]</w:t>
+              <w:t xml:space="preserve">BOUNGOU MBIMI Gloire Bryan</w:t>
             </w:r>
           </w:p>
         </w:tc>

--- a/livrables/Dossier_Projet_CongesFlow.docx
+++ b/livrables/Dossier_Projet_CongesFlow.docx
@@ -24925,17 +24925,18 @@
     <w:qFormat/>
     <w:pPr>
       <w:pBdr>
-        <w:bottom w:val="single" w:color="0B5394" w:sz="6" w:space="4"/>
+        <w:bottom w:val="single" w:color="07386A" w:sz="18" w:space="6"/>
       </w:pBdr>
-      <w:spacing w:after="160" w:before="280"/>
+      <w:shd w:fill="0B5394" w:val="clear"/>
+      <w:spacing w:after="200" w:before="340"/>
       <w:outlineLvl w:val="0"/>
     </w:pPr>
     <w:rPr>
       <w:b/>
       <w:bCs/>
-      <w:color w:val="1B2A4A"/>
-      <w:sz w:val="30"/>
-      <w:szCs w:val="30"/>
+      <w:color w:val="FFFFFF"/>
+      <w:sz w:val="32"/>
+      <w:szCs w:val="32"/>
     </w:rPr>
   </w:style>
   <w:style w:type="paragraph" w:styleId="Heading2">
@@ -24944,6 +24945,9 @@
     <w:next w:val="Normal"/>
     <w:qFormat/>
     <w:pPr>
+      <w:pBdr>
+        <w:bottom w:val="single" w:color="9DB8DA" w:sz="6" w:space="3"/>
+      </w:pBdr>
       <w:spacing w:after="120" w:before="220"/>
       <w:outlineLvl w:val="1"/>
     </w:pPr>
